--- a/downloads/student/ai-6-week-03.docx
+++ b/downloads/student/ai-6-week-03.docx
@@ -803,6 +803,16 @@
     <w:p>
       <w:r>
         <w:t>Valid structure does not establish that the reported count is accurate.</w:t>
+      </w:r>
+    </w:p>
+    <w:p>
+      <w:r>
+        <w:t>Read the labelled picture: Compare A’s count 4 with B’s count "4". Which record passes, which gate rejects B, and why does changing A’s count to -1 create a different failure?</w:t>
+      </w:r>
+    </w:p>
+    <w:p>
+      <w:r>
+        <w:t>Change one thing: Change A count to -1. Predict the result before checking the explanation. What remains the same?</w:t>
       </w:r>
     </w:p>
     <w:p>
@@ -1932,6 +1942,187 @@
         <w:t>Attempt the independent case before hints. Record whether you worked alone, used a hint or followed a model. After feedback, fix the first unsupported step and explain why it changed. A later check uses a changed case, not a copied answer.</w:t>
       </w:r>
     </w:p>
+    <w:p>
+      <w:pPr>
+        <w:pStyle w:val="Heading1"/>
+      </w:pPr>
+      <w:r>
+        <w:t>15. Your lesson route</w:t>
+      </w:r>
+    </w:p>
+    <w:p>
+      <w:r>
+        <w:t>Start with this question: A labelled sample record. A lab tool accepts a string sample_id and an integer count of at least zero.</w:t>
+      </w:r>
+    </w:p>
+    <w:tbl>
+      <w:tblPr>
+        <w:tblStyle w:val="LightShading-Accent1"/>
+        <w:tblW w:type="auto" w:w="0"/>
+        <w:tblLook w:firstColumn="1" w:firstRow="1" w:lastColumn="0" w:lastRow="0" w:noHBand="0" w:noVBand="1" w:val="04A0"/>
+      </w:tblPr>
+      <w:tblGrid>
+        <w:gridCol w:w="5112"/>
+        <w:gridCol w:w="5112"/>
+      </w:tblGrid>
+      <w:tr>
+        <w:trPr>
+          <w:tblHeader/>
+        </w:trPr>
+        <w:tc>
+          <w:tcPr>
+            <w:tcW w:type="dxa" w:w="5112"/>
+          </w:tcPr>
+          <w:p>
+            <w:r>
+              <w:t>By the end, I can</w:t>
+            </w:r>
+          </w:p>
+        </w:tc>
+        <w:tc>
+          <w:tcPr>
+            <w:tcW w:type="dxa" w:w="5112"/>
+          </w:tcPr>
+          <w:p>
+            <w:r>
+              <w:t>How I will show it</w:t>
+            </w:r>
+          </w:p>
+        </w:tc>
+      </w:tr>
+      <w:tr>
+        <w:tc>
+          <w:tcPr>
+            <w:tcW w:type="dxa" w:w="5112"/>
+          </w:tcPr>
+          <w:p>
+            <w:r>
+              <w:t>Explain the mechanism and terminology of typed contracts and schemas</w:t>
+            </w:r>
+          </w:p>
+        </w:tc>
+        <w:tc>
+          <w:tcPr>
+            <w:tcW w:type="dxa" w:w="5112"/>
+          </w:tcPr>
+          <w:p>
+            <w:r>
+              <w:t>Explain the deciding step, show a trace or test, and state one limit.</w:t>
+            </w:r>
+          </w:p>
+        </w:tc>
+      </w:tr>
+      <w:tr>
+        <w:tc>
+          <w:tcPr>
+            <w:tcW w:type="dxa" w:w="5112"/>
+          </w:tcPr>
+          <w:p>
+            <w:r>
+              <w:t>Apply the stated procedure to a new case with a traceable result</w:t>
+            </w:r>
+          </w:p>
+        </w:tc>
+        <w:tc>
+          <w:tcPr>
+            <w:tcW w:type="dxa" w:w="5112"/>
+          </w:tcPr>
+          <w:p>
+            <w:r>
+              <w:t>Explain the deciding step, show a trace or test, and state one limit.</w:t>
+            </w:r>
+          </w:p>
+        </w:tc>
+      </w:tr>
+      <w:tr>
+        <w:tc>
+          <w:tcPr>
+            <w:tcW w:type="dxa" w:w="5112"/>
+          </w:tcPr>
+          <w:p>
+            <w:r>
+              <w:t>Identify an assumption or limitation and design a revealing follow-up</w:t>
+            </w:r>
+          </w:p>
+        </w:tc>
+        <w:tc>
+          <w:tcPr>
+            <w:tcW w:type="dxa" w:w="5112"/>
+          </w:tcPr>
+          <w:p>
+            <w:r>
+              <w:t>Explain the deciding step, show a trace or test, and state one limit.</w:t>
+            </w:r>
+          </w:p>
+        </w:tc>
+      </w:tr>
+    </w:tbl>
+    <w:p>
+      <w:r>
+        <w:t>Remember → watch and explain → try with help → investigate → try independently → keep project evidence. Your teacher may spread this lesson across several classes.</w:t>
+      </w:r>
+    </w:p>
+    <w:p>
+      <w:r>
+        <w:t>Keep your first prediction. Compare it with what the evidence shows and explain any change.</w:t>
+      </w:r>
+    </w:p>
+    <w:p>
+      <w:pPr>
+        <w:pStyle w:val="Heading1"/>
+      </w:pPr>
+      <w:r>
+        <w:t>16. Finish and return</w:t>
+      </w:r>
+    </w:p>
+    <w:p>
+      <w:r>
+        <w:t>Close your notes. Explain this goal in your own words: Explain the mechanism and terminology of typed contracts and schemas</w:t>
+      </w:r>
+    </w:p>
+    <w:p>
+      <w:pPr>
+        <w:pStyle w:val="Heading3"/>
+      </w:pPr>
+      <w:r>
+        <w:t>My deciding step, evidence and one remaining question</w:t>
+      </w:r>
+    </w:p>
+    <w:p>
+      <w:r>
+        <w:t>________________________________________________________________</w:t>
+      </w:r>
+    </w:p>
+    <w:p>
+      <w:r>
+        <w:t>________________________________________________________________</w:t>
+      </w:r>
+    </w:p>
+    <w:p>
+      <w:r>
+        <w:t>________________________________________________________________</w:t>
+      </w:r>
+    </w:p>
+    <w:p>
+      <w:r>
+        <w:t>________________________________________________________________</w:t>
+      </w:r>
+    </w:p>
+    <w:p>
+      <w:r>
+        <w:t>________________________________________________________________</w:t>
+      </w:r>
+    </w:p>
+    <w:p>
+      <w:r>
+        <w:t>If you are unsure, return to the worked picture and explain one arrow. If you are ready, change an input or assumption and justify your prediction.</w:t>
+      </w:r>
+    </w:p>
+    <w:p>
+      <w:r>
+        <w:t>Save your workbook evidence. At the next review, try a different case before opening your old answer.</w:t>
+      </w:r>
+    </w:p>
     <w:sectPr>
       <w:pgSz w:w="12240" w:h="15840"/>
       <w:pgMar w:top="936" w:right="1008" w:bottom="936" w:left="1008" w:header="720" w:footer="720" w:gutter="0"/>

--- a/downloads/student/ai-6-week-03.docx
+++ b/downloads/student/ai-6-week-03.docx
@@ -2123,6 +2123,205 @@
         <w:t>Save your workbook evidence. At the next review, try a different case before opening your old answer.</w:t>
       </w:r>
     </w:p>
+    <w:p>
+      <w:pPr>
+        <w:pStyle w:val="Heading1"/>
+      </w:pPr>
+      <w:r>
+        <w:t>17. Supported practice, repair and portfolio</w:t>
+      </w:r>
+    </w:p>
+    <w:p>
+      <w:r>
+        <w:t>Use this supported practice once, in the browser or on paper. Keep the reserved independent assessment for a separate first attempt before teacher feedback.</w:t>
+      </w:r>
+    </w:p>
+    <w:p>
+      <w:r>
+        <w:t>A labelled sample record. A lab tool accepts a string sample_id and an integer count of at least zero.</w:t>
+      </w:r>
+    </w:p>
+    <w:p>
+      <w:pPr>
+        <w:pStyle w:val="Heading3"/>
+      </w:pPr>
+      <w:r>
+        <w:t>Practice 1: explain the deciding evidence</w:t>
+      </w:r>
+    </w:p>
+    <w:p>
+      <w:r>
+        <w:t>Which labelled step matches this detail? Accept A; reject B before running the lab operation.</w:t>
+      </w:r>
+    </w:p>
+    <w:p>
+      <w:r>
+        <w:t>1. Inspect A</w:t>
+      </w:r>
+    </w:p>
+    <w:p>
+      <w:r>
+        <w:t>2. Inspect B</w:t>
+      </w:r>
+    </w:p>
+    <w:p>
+      <w:r>
+        <w:t>3. Return status</w:t>
+      </w:r>
+    </w:p>
+    <w:p>
+      <w:pPr>
+        <w:pStyle w:val="Heading3"/>
+      </w:pPr>
+      <w:r>
+        <w:t>My selected conclusion, deciding fact and explanation</w:t>
+      </w:r>
+    </w:p>
+    <w:p>
+      <w:r>
+        <w:t>________________________________________________________________</w:t>
+      </w:r>
+    </w:p>
+    <w:p>
+      <w:r>
+        <w:t>________________________________________________________________</w:t>
+      </w:r>
+    </w:p>
+    <w:p>
+      <w:r>
+        <w:t>________________________________________________________________</w:t>
+      </w:r>
+    </w:p>
+    <w:p>
+      <w:r>
+        <w:t>________________________________________________________________</w:t>
+      </w:r>
+    </w:p>
+    <w:p>
+      <w:r>
+        <w:t>________________________________________________________________</w:t>
+      </w:r>
+    </w:p>
+    <w:p>
+      <w:r>
+        <w:t>Hint if needed: Read the steps in the pictorial case. Match the supplied detail to the stage that performs or records it.</w:t>
+      </w:r>
+    </w:p>
+    <w:p>
+      <w:r>
+        <w:t>After your attempt, compare with the supported explanation: Return status Accept A; reject B before running the lab operation. A schema checks declared structure. Looking like a number is different from having the required numeric type.</w:t>
+      </w:r>
+    </w:p>
+    <w:p>
+      <w:pPr>
+        <w:pStyle w:val="Heading3"/>
+      </w:pPr>
+      <w:r>
+        <w:t>Practice 2: explain the deciding evidence</w:t>
+      </w:r>
+    </w:p>
+    <w:p>
+      <w:r>
+        <w:t>Changed-case practice: Change A count to -1. Which conclusion is supported by the supplied facts?</w:t>
+      </w:r>
+    </w:p>
+    <w:p>
+      <w:r>
+        <w:t>1. This one example guarantees correct results for every future input.</w:t>
+      </w:r>
+    </w:p>
+    <w:p>
+      <w:r>
+        <w:t>2. Reject A on the non-negative value rule.</w:t>
+      </w:r>
+    </w:p>
+    <w:p>
+      <w:r>
+        <w:t>3. We can decide the result without examining the changed input or the procedure.</w:t>
+      </w:r>
+    </w:p>
+    <w:p>
+      <w:pPr>
+        <w:pStyle w:val="Heading3"/>
+      </w:pPr>
+      <w:r>
+        <w:t>My selected conclusion, deciding fact and explanation</w:t>
+      </w:r>
+    </w:p>
+    <w:p>
+      <w:r>
+        <w:t>________________________________________________________________</w:t>
+      </w:r>
+    </w:p>
+    <w:p>
+      <w:r>
+        <w:t>________________________________________________________________</w:t>
+      </w:r>
+    </w:p>
+    <w:p>
+      <w:r>
+        <w:t>________________________________________________________________</w:t>
+      </w:r>
+    </w:p>
+    <w:p>
+      <w:r>
+        <w:t>________________________________________________________________</w:t>
+      </w:r>
+    </w:p>
+    <w:p>
+      <w:r>
+        <w:t>________________________________________________________________</w:t>
+      </w:r>
+    </w:p>
+    <w:p>
+      <w:r>
+        <w:t>Hint if needed: Use the changed condition and the deciding step in the pictorial trace. The answer must say what follows from those facts.</w:t>
+      </w:r>
+    </w:p>
+    <w:p>
+      <w:r>
+        <w:t>After your attempt, compare with the supported explanation: Reject A on the non-negative value rule. The type is correct but the value is outside its accepted range.</w:t>
+      </w:r>
+    </w:p>
+    <w:p>
+      <w:pPr>
+        <w:pStyle w:val="Heading3"/>
+      </w:pPr>
+      <w:r>
+        <w:t>Repair a missing building block</w:t>
+      </w:r>
+    </w:p>
+    <w:p>
+      <w:r>
+        <w:t>Review Architecture and data flow (ai-6/2). Goal: Explain the mechanism and terminology of architecture and data flow. Short practice: Label what moves along the library request, retrieval and drafting arrows. Where does 17:30 come from, and why must the service stop if the retrieval arrow is disconnected?. Return to this week and explain what you changed.</w:t>
+      </w:r>
+    </w:p>
+    <w:p>
+      <w:pPr>
+        <w:pStyle w:val="Heading3"/>
+      </w:pPr>
+      <w:r>
+        <w:t>Predict, run and debug</w:t>
+      </w:r>
+    </w:p>
+    <w:p>
+      <w:r>
+        <w:t>The browser lab lets you edit the supported Python examples already included in this lesson. Predict first, run, inspect the actual output or error, change one input, then run again. Keep code, predictions, actual results and a reasoned revision together. On paper, label your result as a trace rather than an execution.</w:t>
+      </w:r>
+    </w:p>
+    <w:p>
+      <w:pPr>
+        <w:pStyle w:val="Heading3"/>
+      </w:pPr>
+      <w:r>
+        <w:t>Keep your completed work</w:t>
+      </w:r>
+    </w:p>
+    <w:p>
+      <w:r>
+        <w:t>Use Download completed work in the hosted lesson to export your answers, reflections, practice feedback and code-run evidence. Open the HTML copy to read or print it. Drafts stay in this browser when storage is available; clear drafts on a shared device.</w:t>
+      </w:r>
+    </w:p>
     <w:sectPr>
       <w:pgSz w:w="12240" w:h="15840"/>
       <w:pgMar w:top="936" w:right="1008" w:bottom="936" w:left="1008" w:header="720" w:footer="720" w:gutter="0"/>

--- a/downloads/student/ai-6-week-03.docx
+++ b/downloads/student/ai-6-week-03.docx
@@ -42,6 +42,11 @@
       </w:r>
     </w:p>
     <w:p>
+      <w:r>
+        <w:t>Start with the target: Explain the mechanism and terminology of typed contracts and schemas. Try the recall before opening notes.</w:t>
+      </w:r>
+    </w:p>
+    <w:p>
       <w:pPr>
         <w:pStyle w:val="Heading3"/>
       </w:pPr>
@@ -50,17 +55,59 @@
       </w:r>
     </w:p>
     <w:p>
-      <w:r>
-        <w:t>I can explain the mechanism and terminology of typed contracts and schemas.</w:t>
-      </w:r>
-    </w:p>
-    <w:p>
-      <w:r>
+      <w:pPr>
+        <w:spacing w:line="336" w:lineRule="auto" w:after="180"/>
+      </w:pPr>
+      <w:r>
+        <w:rPr>
+          <w:b w:val="0"/>
+        </w:rPr>
+        <w:t xml:space="preserve">I can explain the </w:t>
+      </w:r>
+      <w:r>
+        <w:rPr>
+          <w:b/>
+        </w:rPr>
+        <w:t>mechanism</w:t>
+      </w:r>
+      <w:r>
+        <w:rPr>
+          <w:b w:val="0"/>
+        </w:rPr>
+        <w:t xml:space="preserve"> and terminology of typed contracts and </w:t>
+      </w:r>
+      <w:r>
+        <w:rPr>
+          <w:b/>
+        </w:rPr>
+        <w:t>schema</w:t>
+      </w:r>
+      <w:r>
+        <w:rPr>
+          <w:b w:val="0"/>
+        </w:rPr>
+        <w:t>s.</w:t>
+      </w:r>
+    </w:p>
+    <w:p>
+      <w:pPr>
+        <w:spacing w:line="336" w:lineRule="auto" w:after="180"/>
+      </w:pPr>
+      <w:r>
+        <w:rPr>
+          <w:b w:val="0"/>
+        </w:rPr>
         <w:t>I can apply the stated procedure to a new case with a traceable result.</w:t>
       </w:r>
     </w:p>
     <w:p>
-      <w:r>
+      <w:pPr>
+        <w:spacing w:line="336" w:lineRule="auto" w:after="180"/>
+      </w:pPr>
+      <w:r>
+        <w:rPr>
+          <w:b w:val="0"/>
+        </w:rPr>
         <w:t>I can identify an assumption or limitation and design a revealing follow-up.</w:t>
       </w:r>
     </w:p>
@@ -73,37 +120,115 @@
       </w:r>
     </w:p>
     <w:p>
-      <w:r>
+      <w:pPr>
+        <w:spacing w:line="336" w:lineRule="auto" w:after="180"/>
+      </w:pPr>
+      <w:r>
+        <w:rPr>
+          <w:b w:val="0"/>
+        </w:rPr>
         <w:t>Close your notes first. A rough first answer helps us choose the right starting point; it is not a score for your ability.</w:t>
       </w:r>
     </w:p>
     <w:p>
-      <w:r>
+      <w:pPr>
+        <w:spacing w:line="336" w:lineRule="auto" w:after="180"/>
+      </w:pPr>
+      <w:r>
+        <w:rPr>
+          <w:b w:val="0"/>
+        </w:rPr>
         <w:t>Without opening the old lesson, explain one key idea from Architecture and data flow. Give an example and a mistake that the idea helps you avoid.</w:t>
       </w:r>
     </w:p>
     <w:p>
-      <w:r>
-        <w:t>After trying, check the relevant lesson or ask your teacher. Change the part of your explanation that the evidence shows was wrong.</w:t>
-      </w:r>
-    </w:p>
-    <w:p>
-      <w:r>
+      <w:pPr>
+        <w:spacing w:line="336" w:lineRule="auto" w:after="180"/>
+      </w:pPr>
+      <w:r>
+        <w:rPr>
+          <w:b w:val="0"/>
+        </w:rPr>
+        <w:t xml:space="preserve">After trying, check the relevant lesson or ask your teacher. Change the part of your explanation that the </w:t>
+      </w:r>
+      <w:r>
+        <w:rPr>
+          <w:b/>
+        </w:rPr>
+        <w:t>evidence</w:t>
+      </w:r>
+      <w:r>
+        <w:rPr>
+          <w:b w:val="0"/>
+        </w:rPr>
+        <w:t xml:space="preserve"> shows was wrong.</w:t>
+      </w:r>
+    </w:p>
+    <w:p>
+      <w:pPr>
+        <w:spacing w:line="336" w:lineRule="auto" w:after="180"/>
+      </w:pPr>
+      <w:r>
+        <w:rPr>
+          <w:b w:val="0"/>
+        </w:rPr>
         <w:t>This week you will practise:</w:t>
       </w:r>
     </w:p>
     <w:p>
-      <w:r>
-        <w:t>Explain the mechanism and terminology of typed contracts and schemas</w:t>
-      </w:r>
-    </w:p>
-    <w:p>
-      <w:r>
+      <w:pPr>
+        <w:spacing w:line="336" w:lineRule="auto" w:after="180"/>
+      </w:pPr>
+      <w:r>
+        <w:rPr>
+          <w:b w:val="0"/>
+        </w:rPr>
+        <w:t xml:space="preserve">Explain the </w:t>
+      </w:r>
+      <w:r>
+        <w:rPr>
+          <w:b/>
+        </w:rPr>
+        <w:t>mechanism</w:t>
+      </w:r>
+      <w:r>
+        <w:rPr>
+          <w:b w:val="0"/>
+        </w:rPr>
+        <w:t xml:space="preserve"> and terminology of typed contracts and </w:t>
+      </w:r>
+      <w:r>
+        <w:rPr>
+          <w:b/>
+        </w:rPr>
+        <w:t>schema</w:t>
+      </w:r>
+      <w:r>
+        <w:rPr>
+          <w:b w:val="0"/>
+        </w:rPr>
+        <w:t>s</w:t>
+      </w:r>
+    </w:p>
+    <w:p>
+      <w:pPr>
+        <w:spacing w:line="336" w:lineRule="auto" w:after="180"/>
+      </w:pPr>
+      <w:r>
+        <w:rPr>
+          <w:b w:val="0"/>
+        </w:rPr>
         <w:t>Apply the stated procedure to a new case with a traceable result</w:t>
       </w:r>
     </w:p>
     <w:p>
-      <w:r>
+      <w:pPr>
+        <w:spacing w:line="336" w:lineRule="auto" w:after="180"/>
+      </w:pPr>
+      <w:r>
+        <w:rPr>
+          <w:b w:val="0"/>
+        </w:rPr>
         <w:t>Identify an assumption or limitation and design a revealing follow-up</w:t>
       </w:r>
     </w:p>
@@ -116,8 +241,38 @@
       </w:r>
     </w:p>
     <w:p>
-      <w:r>
-        <w:t>Recall Architecture and data flow. Explain why a recorded result needs its input conditions and evidence source before it can support a claim.</w:t>
+      <w:pPr>
+        <w:spacing w:line="336" w:lineRule="auto" w:after="180"/>
+      </w:pPr>
+      <w:r>
+        <w:rPr>
+          <w:b w:val="0"/>
+        </w:rPr>
+        <w:t xml:space="preserve">Recall Architecture and data flow. Explain why a recorded result needs its </w:t>
+      </w:r>
+      <w:r>
+        <w:rPr>
+          <w:b/>
+        </w:rPr>
+        <w:t>input</w:t>
+      </w:r>
+      <w:r>
+        <w:rPr>
+          <w:b w:val="0"/>
+        </w:rPr>
+        <w:t xml:space="preserve"> conditions and </w:t>
+      </w:r>
+      <w:r>
+        <w:rPr>
+          <w:b/>
+        </w:rPr>
+        <w:t>evidence</w:t>
+      </w:r>
+      <w:r>
+        <w:rPr>
+          <w:b w:val="0"/>
+        </w:rPr>
+        <w:t xml:space="preserve"> source before it can support a claim.</w:t>
       </w:r>
     </w:p>
     <w:p>
@@ -152,8 +307,26 @@
       </w:r>
     </w:p>
     <w:p>
-      <w:r>
-        <w:t>Explain typed contracts and schemas using the deciding step in this fictional service.</w:t>
+      <w:pPr>
+        <w:spacing w:line="336" w:lineRule="auto" w:after="180"/>
+      </w:pPr>
+      <w:r>
+        <w:rPr>
+          <w:b w:val="0"/>
+        </w:rPr>
+        <w:t xml:space="preserve">Explain typed contracts and </w:t>
+      </w:r>
+      <w:r>
+        <w:rPr>
+          <w:b/>
+        </w:rPr>
+        <w:t>schema</w:t>
+      </w:r>
+      <w:r>
+        <w:rPr>
+          <w:b w:val="0"/>
+        </w:rPr>
+        <w:t>s using the deciding step in this fictional service.</w:t>
       </w:r>
     </w:p>
     <w:p>
@@ -166,12 +339,52 @@
     </w:p>
     <w:p>
       <w:r>
-        <w:t>Typed contracts define values, required fields and failure outcomes. Runtime input still needs validation even when program annotations exist.</w:t>
-      </w:r>
-    </w:p>
-    <w:p>
-      <w:r>
-        <w:t>Begin by writing the question the procedure is intended to answer. Identify the information already supplied, the information it will produce and the information still missing. These are constructed classroom examples; they do not require live accounts, private records or an external service. Do not treat a plausible explanation as a measured outcome.</w:t>
+        <w:t>Investigate the supplied Typed contracts and schemas case. Separate observations, given facts and assumptions before choosing an explanation.</w:t>
+      </w:r>
+    </w:p>
+    <w:p>
+      <w:pPr>
+        <w:spacing w:line="336" w:lineRule="auto" w:after="180"/>
+      </w:pPr>
+      <w:r>
+        <w:rPr>
+          <w:b w:val="0"/>
+        </w:rPr>
+        <w:t xml:space="preserve">Typed contracts define values, required fields and failure outcomes. Runtime </w:t>
+      </w:r>
+      <w:r>
+        <w:rPr>
+          <w:b/>
+        </w:rPr>
+        <w:t>input</w:t>
+      </w:r>
+      <w:r>
+        <w:rPr>
+          <w:b w:val="0"/>
+        </w:rPr>
+        <w:t xml:space="preserve"> still needs validation even when program annotations exist.</w:t>
+      </w:r>
+    </w:p>
+    <w:p>
+      <w:pPr>
+        <w:spacing w:line="336" w:lineRule="auto" w:after="180"/>
+      </w:pPr>
+      <w:r>
+        <w:rPr>
+          <w:b w:val="0"/>
+        </w:rPr>
+        <w:t>Begin by writing the question the procedure is intended to answer. Identify the information already supplied, the information it will produce and the information still missing.</w:t>
+      </w:r>
+    </w:p>
+    <w:p>
+      <w:pPr>
+        <w:spacing w:line="336" w:lineRule="auto" w:after="180"/>
+      </w:pPr>
+      <w:r>
+        <w:rPr>
+          <w:b w:val="0"/>
+        </w:rPr>
+        <w:t>These are constructed classroom examples; they do not require live accounts, private records or an external service. Do not treat a plausible explanation as a measured outcome.</w:t>
       </w:r>
     </w:p>
     <w:p>
@@ -207,7 +420,30 @@
     </w:p>
     <w:p>
       <w:r>
-        <w:t>Accept exactly room_id as a nonempty string and requested_count as a nonnegative integer excluding bool. Reject extra fields, missing fields and wrong types before processing.</w:t>
+        <w:t>Follow the mechanism for Typed contracts and schemas. Connect each labelled input, deciding step and result.</w:t>
+      </w:r>
+    </w:p>
+    <w:p>
+      <w:pPr>
+        <w:spacing w:line="336" w:lineRule="auto" w:after="180"/>
+      </w:pPr>
+      <w:r>
+        <w:rPr>
+          <w:b w:val="0"/>
+        </w:rPr>
+        <w:t xml:space="preserve">Accept exactly room_id as a nonempty string and requested_count as a nonnegative integer excluding bool. Reject extra fields, missing fields and wrong types before </w:t>
+      </w:r>
+      <w:r>
+        <w:rPr>
+          <w:b/>
+        </w:rPr>
+        <w:t>process</w:t>
+      </w:r>
+      <w:r>
+        <w:rPr>
+          <w:b w:val="0"/>
+        </w:rPr>
+        <w:t>ing.</w:t>
       </w:r>
     </w:p>
     <w:p>
@@ -303,8 +539,49 @@
       </w:r>
     </w:p>
     <w:p>
-      <w:r>
-        <w:t>Before applying the procedure, write its units, denominator or decision boundary where relevant. A partner should be able to repeat each step using the same inputs. If a required input is absent or violates the stated contract, record that condition explicitly instead of quietly replacing it with a convenient value.</w:t>
+      <w:pPr>
+        <w:spacing w:line="336" w:lineRule="auto" w:after="180"/>
+      </w:pPr>
+      <w:r>
+        <w:rPr>
+          <w:b w:val="0"/>
+        </w:rPr>
+        <w:t xml:space="preserve">Before applying the procedure, write its units, denominator or decision boundary where relevant. A partner should be able to repeat each step using the same </w:t>
+      </w:r>
+      <w:r>
+        <w:rPr>
+          <w:b/>
+        </w:rPr>
+        <w:t>input</w:t>
+      </w:r>
+      <w:r>
+        <w:rPr>
+          <w:b w:val="0"/>
+        </w:rPr>
+        <w:t>s.</w:t>
+      </w:r>
+    </w:p>
+    <w:p>
+      <w:pPr>
+        <w:spacing w:line="336" w:lineRule="auto" w:after="180"/>
+      </w:pPr>
+      <w:r>
+        <w:rPr>
+          <w:b w:val="0"/>
+        </w:rPr>
+        <w:t xml:space="preserve">If a required </w:t>
+      </w:r>
+      <w:r>
+        <w:rPr>
+          <w:b/>
+        </w:rPr>
+        <w:t>input</w:t>
+      </w:r>
+      <w:r>
+        <w:rPr>
+          <w:b w:val="0"/>
+        </w:rPr>
+        <w:t xml:space="preserve"> is absent or violates the stated contract, record that condition explicitly instead of quietly replacing it with a convenient value.</w:t>
       </w:r>
     </w:p>
     <w:p>
@@ -316,8 +593,26 @@
       </w:r>
     </w:p>
     <w:p>
-      <w:r>
-        <w:t>Point to the input, the deciding step and the result in this week’s visual. Explain the same step in ordinary words. A picture helps when you can say what each part represents.</w:t>
+      <w:pPr>
+        <w:spacing w:line="336" w:lineRule="auto" w:after="180"/>
+      </w:pPr>
+      <w:r>
+        <w:rPr>
+          <w:b w:val="0"/>
+        </w:rPr>
+        <w:t xml:space="preserve">Point to the </w:t>
+      </w:r>
+      <w:r>
+        <w:rPr>
+          <w:b/>
+        </w:rPr>
+        <w:t>input</w:t>
+      </w:r>
+      <w:r>
+        <w:rPr>
+          <w:b w:val="0"/>
+        </w:rPr>
+        <w:t>, the deciding step and the result in this week’s visual. Explain the same step in ordinary words. A picture helps when you can say what each part represents.</w:t>
       </w:r>
     </w:p>
     <w:p>
@@ -329,6 +624,11 @@
       </w:r>
     </w:p>
     <w:p>
+      <w:r>
+        <w:t>Compare the supplied cases for Typed contracts and schemas. Identify the detail that changes the conclusion.</w:t>
+      </w:r>
+    </w:p>
+    <w:p>
       <w:pPr>
         <w:pStyle w:val="Heading3"/>
       </w:pPr>
@@ -337,8 +637,20 @@
       </w:r>
     </w:p>
     <w:p>
-      <w:r>
-        <w:t>Input room_id=B, requested_count=true passes a naive isinstance(value, int) check in Python. Show the intermediate steps and give the conclusion with its scope.</w:t>
+      <w:pPr>
+        <w:spacing w:line="336" w:lineRule="auto" w:after="180"/>
+      </w:pPr>
+      <w:r>
+        <w:rPr>
+          <w:b/>
+        </w:rPr>
+        <w:t>Input</w:t>
+      </w:r>
+      <w:r>
+        <w:rPr>
+          <w:b w:val="0"/>
+        </w:rPr>
+        <w:t xml:space="preserve"> room_id=B, requested_count=true passes a naive isinstance(value, int) check in Python. Show the intermediate steps and give the conclusion with its scope.</w:t>
       </w:r>
     </w:p>
     <w:p>
@@ -383,17 +695,68 @@
       </w:r>
     </w:p>
     <w:p>
-      <w:r>
+      <w:pPr>
+        <w:pStyle w:val="Heading3"/>
+      </w:pPr>
+      <w:r>
+        <w:t>Change one thing</w:t>
+      </w:r>
+    </w:p>
+    <w:p>
+      <w:pPr>
+        <w:spacing w:line="336" w:lineRule="auto" w:after="180"/>
+        <w:shd w:fill="F5F1FB"/>
+      </w:pPr>
+      <w:r>
+        <w:rPr>
+          <w:b w:val="0"/>
+        </w:rPr>
         <w:t>Change: Change A count to -1.</w:t>
       </w:r>
     </w:p>
     <w:p>
-      <w:r>
-        <w:t>Prediction: Reject A on the non-negative value rule.</w:t>
-      </w:r>
-    </w:p>
-    <w:p>
-      <w:r>
+      <w:pPr>
+        <w:pStyle w:val="Heading3"/>
+      </w:pPr>
+      <w:r>
+        <w:t>Predicted result</w:t>
+      </w:r>
+    </w:p>
+    <w:p>
+      <w:pPr>
+        <w:spacing w:line="336" w:lineRule="auto" w:after="180"/>
+        <w:shd w:fill="F1F6FC"/>
+      </w:pPr>
+      <w:r>
+        <w:rPr>
+          <w:b/>
+        </w:rPr>
+        <w:t>Prediction</w:t>
+      </w:r>
+      <w:r>
+        <w:rPr>
+          <w:b w:val="0"/>
+        </w:rPr>
+        <w:t>: Reject A on the non-negative value rule.</w:t>
+      </w:r>
+    </w:p>
+    <w:p>
+      <w:pPr>
+        <w:pStyle w:val="Heading3"/>
+      </w:pPr>
+      <w:r>
+        <w:t>Why the result follows</w:t>
+      </w:r>
+    </w:p>
+    <w:p>
+      <w:pPr>
+        <w:spacing w:line="336" w:lineRule="auto" w:after="180"/>
+        <w:shd w:fill="F1F6FC"/>
+      </w:pPr>
+      <w:r>
+        <w:rPr>
+          <w:b w:val="0"/>
+        </w:rPr>
         <w:t>Reason: The type is correct but the value is outside its accepted range.</w:t>
       </w:r>
     </w:p>
@@ -403,6 +766,11 @@
       </w:pPr>
       <w:r>
         <w:t>05. Words that unlock the idea</w:t>
+      </w:r>
+    </w:p>
+    <w:p>
+      <w:r>
+        <w:t>Use the vocabulary of Typed contracts and schemas to explain a concrete decision, rather than only memorising definitions.</w:t>
       </w:r>
     </w:p>
     <w:tbl>
@@ -540,22 +908,147 @@
     </w:p>
     <w:p>
       <w:r>
-        <w:t>Input room_id=B, requested_count=true passes a naive isinstance(value, int) check in Python.</w:t>
-      </w:r>
-    </w:p>
-    <w:p>
-      <w:r>
+        <w:t>Follow the worked trace for Typed contracts and schemas, predict a step, then compare with its explanation.</w:t>
+      </w:r>
+    </w:p>
+    <w:p>
+      <w:pPr>
+        <w:spacing w:line="336" w:lineRule="auto" w:after="180"/>
+      </w:pPr>
+      <w:r>
+        <w:rPr>
+          <w:b/>
+        </w:rPr>
+        <w:t>Input</w:t>
+      </w:r>
+      <w:r>
+        <w:rPr>
+          <w:b w:val="0"/>
+        </w:rPr>
+        <w:t xml:space="preserve"> room_id=B, requested_count=true passes a naive isinstance(value, int) check in Python.</w:t>
+      </w:r>
+    </w:p>
+    <w:p>
+      <w:pPr>
+        <w:spacing w:line="336" w:lineRule="auto" w:after="180"/>
+      </w:pPr>
+      <w:r>
+        <w:rPr>
+          <w:b w:val="0"/>
+        </w:rPr>
         <w:t>Boolean is an int subclass in Python but excluded by this contract; use type(value) is int and validate nonnegative range.</w:t>
       </w:r>
     </w:p>
     <w:p>
-      <w:r>
-        <w:t>Compare the intermediate evidence with the final statement. Explain why each number or decision follows from the stated inputs. The conclusion belongs to this scenario and procedure; changing the inputs, evaluation population or authority can change what it establishes. Retain the raw record so a later revision can be compared honestly.</w:t>
-      </w:r>
-    </w:p>
-    <w:p>
-      <w:r>
-        <w:t>Optional local lab: predict the printed result before running this standalone Python 3 example. Change one relevant boundary input, record the outcome and state the contract or statistical assumptions. The program uses fictional values and the Python standard library; it performs no external operations.</w:t>
+      <w:pPr>
+        <w:pStyle w:val="Heading3"/>
+      </w:pPr>
+      <w:r>
+        <w:t>Worked explanation · Typed contracts and schemas</w:t>
+      </w:r>
+    </w:p>
+    <w:p>
+      <w:pPr>
+        <w:spacing w:line="336" w:lineRule="auto" w:after="180"/>
+        <w:shd w:fill="F1F6FC"/>
+      </w:pPr>
+      <w:r>
+        <w:rPr>
+          <w:b w:val="0"/>
+        </w:rPr>
+        <w:t xml:space="preserve">Compare the intermediate </w:t>
+      </w:r>
+      <w:r>
+        <w:rPr>
+          <w:b/>
+        </w:rPr>
+        <w:t>evidence</w:t>
+      </w:r>
+      <w:r>
+        <w:rPr>
+          <w:b w:val="0"/>
+        </w:rPr>
+        <w:t xml:space="preserve"> with the final statement. Explain why each number or decision follows from the stated </w:t>
+      </w:r>
+      <w:r>
+        <w:rPr>
+          <w:b/>
+        </w:rPr>
+        <w:t>input</w:t>
+      </w:r>
+      <w:r>
+        <w:rPr>
+          <w:b w:val="0"/>
+        </w:rPr>
+        <w:t>s.</w:t>
+      </w:r>
+    </w:p>
+    <w:p>
+      <w:pPr>
+        <w:spacing w:line="336" w:lineRule="auto" w:after="180"/>
+        <w:shd w:fill="F1F6FC"/>
+      </w:pPr>
+      <w:r>
+        <w:rPr>
+          <w:b w:val="0"/>
+        </w:rPr>
+        <w:t xml:space="preserve">The conclusion belongs to this scenario and procedure; changing the </w:t>
+      </w:r>
+      <w:r>
+        <w:rPr>
+          <w:b/>
+        </w:rPr>
+        <w:t>input</w:t>
+      </w:r>
+      <w:r>
+        <w:rPr>
+          <w:b w:val="0"/>
+        </w:rPr>
+        <w:t>s, evaluation population or authority can change what it establishes. Retain the raw record so a later revision can be compared honestly.</w:t>
+      </w:r>
+    </w:p>
+    <w:p>
+      <w:pPr>
+        <w:pStyle w:val="Heading3"/>
+      </w:pPr>
+      <w:r>
+        <w:t>Worked explanation · Typed contracts and schemas</w:t>
+      </w:r>
+    </w:p>
+    <w:p>
+      <w:pPr>
+        <w:spacing w:line="336" w:lineRule="auto" w:after="180"/>
+        <w:shd w:fill="F1F6FC"/>
+      </w:pPr>
+      <w:r>
+        <w:rPr>
+          <w:b w:val="0"/>
+        </w:rPr>
+        <w:t xml:space="preserve">Optional local lab: predict the printed result before running this standalone Python 3 example. Change one relevant boundary </w:t>
+      </w:r>
+      <w:r>
+        <w:rPr>
+          <w:b/>
+        </w:rPr>
+        <w:t>input</w:t>
+      </w:r>
+      <w:r>
+        <w:rPr>
+          <w:b w:val="0"/>
+        </w:rPr>
+        <w:t>, record the outcome and state the contract or statistical assumptions.</w:t>
+      </w:r>
+    </w:p>
+    <w:p>
+      <w:pPr>
+        <w:spacing w:line="336" w:lineRule="auto" w:after="180"/>
+        <w:shd w:fill="F1F6FC"/>
+      </w:pPr>
+      <w:r>
+        <w:rPr>
+          <w:b w:val="0"/>
+        </w:rPr>
+        <w:t>The program uses fictional values and the Python standard library; it performs no external operations.</w:t>
       </w:r>
     </w:p>
     <w:p>
@@ -598,7 +1091,13 @@
       </w:r>
     </w:p>
     <w:p>
-      <w:r>
+      <w:pPr>
+        <w:spacing w:line="336" w:lineRule="auto" w:after="180"/>
+      </w:pPr>
+      <w:r>
+        <w:rPr>
+          <w:b w:val="0"/>
+        </w:rPr>
         <w:t>Cover the result before checking it. Say what is given, choose the procedure, and follow one step at a time. Then uncover the result and explain your first mismatch. Ask why a step is allowed, not only what number it produces.</w:t>
       </w:r>
     </w:p>
@@ -611,7 +1110,13 @@
       </w:r>
     </w:p>
     <w:p>
-      <w:r>
+      <w:pPr>
+        <w:spacing w:line="336" w:lineRule="auto" w:after="180"/>
+      </w:pPr>
+      <w:r>
+        <w:rPr>
+          <w:b w:val="0"/>
+        </w:rPr>
         <w:t>A labelled sample record. A lab tool accepts a string sample_id and an integer count of at least zero.</w:t>
       </w:r>
     </w:p>
@@ -624,7 +1129,22 @@
       </w:r>
     </w:p>
     <w:p>
-      <w:r>
+      <w:pPr>
+        <w:pStyle w:val="Heading3"/>
+      </w:pPr>
+      <w:r>
+        <w:t>Supplied facts</w:t>
+      </w:r>
+    </w:p>
+    <w:p>
+      <w:pPr>
+        <w:spacing w:line="336" w:lineRule="auto" w:after="180"/>
+        <w:shd w:fill="F1F6FC"/>
+      </w:pPr>
+      <w:r>
+        <w:rPr>
+          <w:b w:val="0"/>
+        </w:rPr>
         <w:t>A={sample_id:"jar-8",count:4}; B={sample_id:"jar-9",count:"4"}. No type conversion is allowed.</w:t>
       </w:r>
     </w:p>
@@ -788,30 +1308,102 @@
       </w:r>
     </w:p>
     <w:p>
-      <w:r>
-        <w:t>A schema checks declared structure. Looking like a number is different from having the required numeric type.</w:t>
-      </w:r>
-    </w:p>
-    <w:p>
       <w:pPr>
         <w:pStyle w:val="Heading3"/>
       </w:pPr>
       <w:r>
+        <w:t>Why the result follows</w:t>
+      </w:r>
+    </w:p>
+    <w:p>
+      <w:pPr>
+        <w:spacing w:line="336" w:lineRule="auto" w:after="180"/>
+        <w:shd w:fill="F1F6FC"/>
+      </w:pPr>
+      <w:r>
+        <w:rPr>
+          <w:b w:val="0"/>
+        </w:rPr>
+        <w:t xml:space="preserve">A </w:t>
+      </w:r>
+      <w:r>
+        <w:rPr>
+          <w:b/>
+        </w:rPr>
+        <w:t>schema</w:t>
+      </w:r>
+      <w:r>
+        <w:rPr>
+          <w:b w:val="0"/>
+        </w:rPr>
+        <w:t xml:space="preserve"> checks declared structure. Looking like a number is different from having the required numeric type.</w:t>
+      </w:r>
+    </w:p>
+    <w:p>
+      <w:pPr>
+        <w:pStyle w:val="Heading3"/>
+      </w:pPr>
+      <w:r>
         <w:t>What this example does not establish</w:t>
       </w:r>
     </w:p>
     <w:p>
-      <w:r>
+      <w:pPr>
+        <w:pStyle w:val="Heading3"/>
+      </w:pPr>
+      <w:r>
+        <w:t>Keep the stated limit</w:t>
+      </w:r>
+    </w:p>
+    <w:p>
+      <w:pPr>
+        <w:spacing w:line="336" w:lineRule="auto" w:after="180"/>
+        <w:shd w:fill="FFF5E6"/>
+      </w:pPr>
+      <w:r>
+        <w:rPr>
+          <w:b w:val="0"/>
+        </w:rPr>
         <w:t>Valid structure does not establish that the reported count is accurate.</w:t>
       </w:r>
     </w:p>
     <w:p>
-      <w:r>
+      <w:pPr>
+        <w:pStyle w:val="Heading3"/>
+      </w:pPr>
+      <w:r>
+        <w:t>Keep the stated limit</w:t>
+      </w:r>
+    </w:p>
+    <w:p>
+      <w:pPr>
+        <w:spacing w:line="336" w:lineRule="auto" w:after="180"/>
+        <w:shd w:fill="FFF5E6"/>
+      </w:pPr>
+      <w:r>
+        <w:rPr>
+          <w:b w:val="0"/>
+        </w:rPr>
         <w:t>Read the labelled picture: Compare A’s count 4 with B’s count "4". Which record passes, which gate rejects B, and why does changing A’s count to -1 create a different failure?</w:t>
       </w:r>
     </w:p>
     <w:p>
-      <w:r>
+      <w:pPr>
+        <w:pStyle w:val="Heading3"/>
+      </w:pPr>
+      <w:r>
+        <w:t>Keep the stated limit</w:t>
+      </w:r>
+    </w:p>
+    <w:p>
+      <w:pPr>
+        <w:spacing w:line="336" w:lineRule="auto" w:after="180"/>
+        <w:shd w:fill="FFF5E6"/>
+      </w:pPr>
+      <w:r>
+        <w:rPr>
+          <w:b w:val="0"/>
+        </w:rPr>
         <w:t>Change one thing: Change A count to -1. Predict the result before checking the explanation. What remains the same?</w:t>
       </w:r>
     </w:p>
@@ -825,12 +1417,36 @@
     </w:p>
     <w:p>
       <w:r>
-        <w:t>Schema-valid input can still be unauthorised or semantically unsuitable; subsequent checks remain necessary.</w:t>
-      </w:r>
-    </w:p>
-    <w:p>
-      <w:r>
-        <w:t>A useful check asks what would make the reasoning fail. Distinguish a failure to execute the declared procedure from a weakness in the procedure itself. The first may require a correction; the second requires an explicitly revised method and new evidence. Preserve unsuccessful cases so an improved result cannot hide the original problem.</w:t>
+        <w:t>Find the unsupported step in the Typed contracts and schemas claim and explain a repair using the supplied evidence.</w:t>
+      </w:r>
+    </w:p>
+    <w:p>
+      <w:pPr>
+        <w:spacing w:line="336" w:lineRule="auto" w:after="180"/>
+      </w:pPr>
+      <w:r>
+        <w:rPr>
+          <w:b/>
+        </w:rPr>
+        <w:t>Schema</w:t>
+      </w:r>
+      <w:r>
+        <w:rPr>
+          <w:b w:val="0"/>
+        </w:rPr>
+        <w:t xml:space="preserve">-valid </w:t>
+      </w:r>
+      <w:r>
+        <w:rPr>
+          <w:b/>
+        </w:rPr>
+        <w:t>input</w:t>
+      </w:r>
+      <w:r>
+        <w:rPr>
+          <w:b w:val="0"/>
+        </w:rPr>
+        <w:t xml:space="preserve"> can still be unauthorised or semantically unsuitable; subsequent checks remain necessary.</w:t>
       </w:r>
     </w:p>
     <w:p>
@@ -838,6 +1454,50 @@
         <w:pStyle w:val="Heading3"/>
       </w:pPr>
       <w:r>
+        <w:t>Check the claim against the facts</w:t>
+      </w:r>
+    </w:p>
+    <w:p>
+      <w:pPr>
+        <w:spacing w:line="336" w:lineRule="auto" w:after="180"/>
+        <w:shd w:fill="FFF5E6"/>
+      </w:pPr>
+      <w:r>
+        <w:rPr>
+          <w:b w:val="0"/>
+        </w:rPr>
+        <w:t>A useful check asks what would make the reasoning fail. Distinguish a failure to execute the declared procedure from a weakness in the procedure itself.</w:t>
+      </w:r>
+    </w:p>
+    <w:p>
+      <w:pPr>
+        <w:spacing w:line="336" w:lineRule="auto" w:after="180"/>
+        <w:shd w:fill="FFF5E6"/>
+      </w:pPr>
+      <w:r>
+        <w:rPr>
+          <w:b w:val="0"/>
+        </w:rPr>
+        <w:t xml:space="preserve">The first may require a correction; the second requires an explicitly revised method and new </w:t>
+      </w:r>
+      <w:r>
+        <w:rPr>
+          <w:b/>
+        </w:rPr>
+        <w:t>evidence</w:t>
+      </w:r>
+      <w:r>
+        <w:rPr>
+          <w:b w:val="0"/>
+        </w:rPr>
+        <w:t>. Preserve unsuccessful cases so an improved result cannot hide the original problem.</w:t>
+      </w:r>
+    </w:p>
+    <w:p>
+      <w:pPr>
+        <w:pStyle w:val="Heading3"/>
+      </w:pPr>
+      <w:r>
         <w:t>Guided: restate the worked result, then name the assumption or limitation that prevents a broader conclusion.</w:t>
       </w:r>
     </w:p>
@@ -875,8 +1535,49 @@
       </w:r>
     </w:p>
     <w:p>
-      <w:r>
-        <w:t>A report omits this qualification: Schema-valid input can still be unauthorised or semantically unsuitable; subsequent checks remain necessary. Explain how omitting it could change a reader's interpretation, and write an accurate replacement.</w:t>
+      <w:pPr>
+        <w:spacing w:line="336" w:lineRule="auto" w:after="180"/>
+      </w:pPr>
+      <w:r>
+        <w:rPr>
+          <w:b w:val="0"/>
+        </w:rPr>
+        <w:t xml:space="preserve">A report omits this qualification: </w:t>
+      </w:r>
+      <w:r>
+        <w:rPr>
+          <w:b/>
+        </w:rPr>
+        <w:t>Schema</w:t>
+      </w:r>
+      <w:r>
+        <w:rPr>
+          <w:b w:val="0"/>
+        </w:rPr>
+        <w:t xml:space="preserve">-valid </w:t>
+      </w:r>
+      <w:r>
+        <w:rPr>
+          <w:b/>
+        </w:rPr>
+        <w:t>input</w:t>
+      </w:r>
+      <w:r>
+        <w:rPr>
+          <w:b w:val="0"/>
+        </w:rPr>
+        <w:t xml:space="preserve"> can still be unauthorised or semantically unsuitable; subsequent checks remain necessary.</w:t>
+      </w:r>
+    </w:p>
+    <w:p>
+      <w:pPr>
+        <w:spacing w:line="336" w:lineRule="auto" w:after="180"/>
+      </w:pPr>
+      <w:r>
+        <w:rPr>
+          <w:b w:val="0"/>
+        </w:rPr>
+        <w:t>Explain how omitting it could change a reader's interpretation, and write an accurate replacement.</w:t>
       </w:r>
     </w:p>
     <w:p>
@@ -927,7 +1628,54 @@
     </w:p>
     <w:p>
       <w:r>
-        <w:t>Explain the weekly mechanism in your own words. Use the worked scenario to name its input, decision rule and output.</w:t>
+        <w:t>Practise Typed contracts and schemas with support, then explain the deciding step in your own words.</w:t>
+      </w:r>
+    </w:p>
+    <w:p>
+      <w:pPr>
+        <w:spacing w:line="336" w:lineRule="auto" w:after="180"/>
+      </w:pPr>
+      <w:r>
+        <w:rPr>
+          <w:b w:val="0"/>
+        </w:rPr>
+        <w:t xml:space="preserve">Explain the weekly </w:t>
+      </w:r>
+      <w:r>
+        <w:rPr>
+          <w:b/>
+        </w:rPr>
+        <w:t>mechanism</w:t>
+      </w:r>
+      <w:r>
+        <w:rPr>
+          <w:b w:val="0"/>
+        </w:rPr>
+        <w:t xml:space="preserve"> in your own words. Use the worked scenario to name its </w:t>
+      </w:r>
+      <w:r>
+        <w:rPr>
+          <w:b/>
+        </w:rPr>
+        <w:t>input</w:t>
+      </w:r>
+      <w:r>
+        <w:rPr>
+          <w:b w:val="0"/>
+        </w:rPr>
+        <w:t xml:space="preserve">, decision rule and </w:t>
+      </w:r>
+      <w:r>
+        <w:rPr>
+          <w:b/>
+        </w:rPr>
+        <w:t>output</w:t>
+      </w:r>
+      <w:r>
+        <w:rPr>
+          <w:b w:val="0"/>
+        </w:rPr>
+        <w:t>.</w:t>
       </w:r>
     </w:p>
     <w:p>
@@ -1000,8 +1748,38 @@
       </w:r>
     </w:p>
     <w:p>
-      <w:r>
-        <w:t>Use workbook W2 for the connected example “Typed contracts and schemas”. First fill the input and rule boxes. Try the middle steps before asking for a hint. After a hint, try the next step yourself.</w:t>
+      <w:pPr>
+        <w:spacing w:line="336" w:lineRule="auto" w:after="180"/>
+      </w:pPr>
+      <w:r>
+        <w:rPr>
+          <w:b w:val="0"/>
+        </w:rPr>
+        <w:t xml:space="preserve">Use workbook W2 for the connected example “Typed contracts and </w:t>
+      </w:r>
+      <w:r>
+        <w:rPr>
+          <w:b/>
+        </w:rPr>
+        <w:t>schema</w:t>
+      </w:r>
+      <w:r>
+        <w:rPr>
+          <w:b w:val="0"/>
+        </w:rPr>
+        <w:t xml:space="preserve">s”. First fill the </w:t>
+      </w:r>
+      <w:r>
+        <w:rPr>
+          <w:b/>
+        </w:rPr>
+        <w:t>input</w:t>
+      </w:r>
+      <w:r>
+        <w:rPr>
+          <w:b w:val="0"/>
+        </w:rPr>
+        <w:t xml:space="preserve"> and rule boxes. Try the middle steps before asking for a hint. After a hint, try the next step yourself.</w:t>
       </w:r>
     </w:p>
     <w:tbl>
@@ -1084,7 +1862,13 @@
       </w:tr>
     </w:tbl>
     <w:p>
-      <w:r>
+      <w:pPr>
+        <w:spacing w:line="336" w:lineRule="auto" w:after="180"/>
+      </w:pPr>
+      <w:r>
+        <w:rPr>
+          <w:b w:val="0"/>
+        </w:rPr>
         <w:t>Explain your trace to a partner. Your partner points to one step to check. Swap roles on the next case. Each person writes their own explanation.</w:t>
       </w:r>
     </w:p>
@@ -1097,12 +1881,47 @@
       </w:r>
     </w:p>
     <w:p>
-      <w:r>
-        <w:t>Use the worked case for Typed contracts and schemas. Proposed explanation: “The worked result establishes every future case”. Decide whether this explanation is supported. Point to the step or supplied fact that decides; explain your repair if needed.</w:t>
-      </w:r>
-    </w:p>
-    <w:p>
-      <w:r>
+      <w:pPr>
+        <w:spacing w:line="336" w:lineRule="auto" w:after="180"/>
+      </w:pPr>
+      <w:r>
+        <w:rPr>
+          <w:b w:val="0"/>
+        </w:rPr>
+        <w:t xml:space="preserve">Use the worked case for Typed contracts and </w:t>
+      </w:r>
+      <w:r>
+        <w:rPr>
+          <w:b/>
+        </w:rPr>
+        <w:t>schema</w:t>
+      </w:r>
+      <w:r>
+        <w:rPr>
+          <w:b w:val="0"/>
+        </w:rPr>
+        <w:t>s. Proposed explanation: “The worked result establishes every future case”. Decide whether this explanation is supported.</w:t>
+      </w:r>
+    </w:p>
+    <w:p>
+      <w:pPr>
+        <w:spacing w:line="336" w:lineRule="auto" w:after="180"/>
+      </w:pPr>
+      <w:r>
+        <w:rPr>
+          <w:b w:val="0"/>
+        </w:rPr>
+        <w:t>Point to the step or supplied fact that decides; explain your repair if needed.</w:t>
+      </w:r>
+    </w:p>
+    <w:p>
+      <w:pPr>
+        <w:spacing w:line="336" w:lineRule="auto" w:after="180"/>
+      </w:pPr>
+      <w:r>
+        <w:rPr>
+          <w:b w:val="0"/>
+        </w:rPr>
         <w:t>Answer on your own before discussion. If you are unsure, say which step you need help with.</w:t>
       </w:r>
     </w:p>
@@ -1115,7 +1934,14 @@
       </w:r>
     </w:p>
     <w:p>
-      <w:r>
+      <w:pPr>
+        <w:spacing w:line="336" w:lineRule="auto" w:after="180"/>
+        <w:shd w:fill="F5F1FB"/>
+      </w:pPr>
+      <w:r>
+        <w:rPr>
+          <w:b w:val="0"/>
+        </w:rPr>
         <w:t>Compare A’s count 4 with B’s count "4". Which record passes, which gate rejects B, and why does changing A’s count to -1 create a different failure?</w:t>
       </w:r>
     </w:p>
@@ -1148,7 +1974,13 @@
       </w:r>
     </w:p>
     <w:p>
-      <w:r>
+      <w:pPr>
+        <w:spacing w:line="336" w:lineRule="auto" w:after="180"/>
+      </w:pPr>
+      <w:r>
+        <w:rPr>
+          <w:b w:val="0"/>
+        </w:rPr>
         <w:t>This is supported practice. Keep the separately named independent case for an attempt before feedback.</w:t>
       </w:r>
     </w:p>
@@ -1161,6 +1993,11 @@
       </w:r>
     </w:p>
     <w:p>
+      <w:r>
+        <w:t>Investigate Typed contracts and schemas. Record the prediction, actual observation or labelled paper trace, explanation and next test separately.</w:t>
+      </w:r>
+    </w:p>
+    <w:p>
       <w:pPr>
         <w:pStyle w:val="Heading3"/>
       </w:pPr>
@@ -1169,8 +2006,20 @@
       </w:r>
     </w:p>
     <w:p>
-      <w:r>
-        <w:t>Input room_id=B, requested_count=true passes a naive isinstance(value, int) check in Python. Show the intermediate steps and give the conclusion with its scope.</w:t>
+      <w:pPr>
+        <w:spacing w:line="336" w:lineRule="auto" w:after="180"/>
+      </w:pPr>
+      <w:r>
+        <w:rPr>
+          <w:b/>
+        </w:rPr>
+        <w:t>Input</w:t>
+      </w:r>
+      <w:r>
+        <w:rPr>
+          <w:b w:val="0"/>
+        </w:rPr>
+        <w:t xml:space="preserve"> room_id=B, requested_count=true passes a naive isinstance(value, int) check in Python. Show the intermediate steps and give the conclusion with its scope.</w:t>
       </w:r>
     </w:p>
     <w:p>
@@ -1341,7 +2190,13 @@
       </w:tr>
     </w:tbl>
     <w:p>
-      <w:r>
+      <w:pPr>
+        <w:spacing w:line="336" w:lineRule="auto" w:after="180"/>
+      </w:pPr>
+      <w:r>
+        <w:rPr>
+          <w:b w:val="0"/>
+        </w:rPr>
         <w:t>On paper, trace the supplied procedure. If code is provided, predict before running it in a local practice file. Never write an expected answer as though it were an observed run.</w:t>
       </w:r>
     </w:p>
@@ -1354,7 +2209,13 @@
       </w:r>
     </w:p>
     <w:p>
-      <w:r>
+      <w:pPr>
+        <w:spacing w:line="336" w:lineRule="auto" w:after="180"/>
+      </w:pPr>
+      <w:r>
+        <w:rPr>
+          <w:b w:val="0"/>
+        </w:rPr>
         <w:t>Before trying: what do I expect, and why? While trying: which step could first go wrong? Afterwards: what did I actually observe, and what should change? Keep “not run” if you only traced the procedure.</w:t>
       </w:r>
     </w:p>
@@ -1367,6 +2228,11 @@
       </w:r>
     </w:p>
     <w:p>
+      <w:r>
+        <w:t>Move from recall to tracing, diagnosis and transfer in Typed contracts and schemas. Explain why each step is justified.</w:t>
+      </w:r>
+    </w:p>
+    <w:p>
       <w:pPr>
         <w:pStyle w:val="Heading3"/>
       </w:pPr>
@@ -1375,18 +2241,118 @@
       </w:r>
     </w:p>
     <w:p>
-      <w:r>
-        <w:t>Explain the weekly mechanism in your own words. Use the worked scenario to name its input, decision rule and output.</w:t>
-      </w:r>
-    </w:p>
-    <w:p>
-      <w:r>
-        <w:t>A report omits this qualification: Schema-valid input can still be unauthorised or semantically unsuitable; subsequent checks remain necessary. Explain how omitting it could change a reader's interpretation, and write an accurate replacement.</w:t>
-      </w:r>
-    </w:p>
-    <w:p>
-      <w:r>
-        <w:t>For the worked scenario, propose one additional case that could reveal a failure, describe its expected outcome before running it, and explain what would need to remain fixed for a fair comparison. Do not reuse W4 as a new final test after receiving feedback.</w:t>
+      <w:pPr>
+        <w:spacing w:line="336" w:lineRule="auto" w:after="180"/>
+      </w:pPr>
+      <w:r>
+        <w:rPr>
+          <w:b w:val="0"/>
+        </w:rPr>
+        <w:t xml:space="preserve">Explain the weekly </w:t>
+      </w:r>
+      <w:r>
+        <w:rPr>
+          <w:b/>
+        </w:rPr>
+        <w:t>mechanism</w:t>
+      </w:r>
+      <w:r>
+        <w:rPr>
+          <w:b w:val="0"/>
+        </w:rPr>
+        <w:t xml:space="preserve"> in your own words. Use the worked scenario to name its </w:t>
+      </w:r>
+      <w:r>
+        <w:rPr>
+          <w:b/>
+        </w:rPr>
+        <w:t>input</w:t>
+      </w:r>
+      <w:r>
+        <w:rPr>
+          <w:b w:val="0"/>
+        </w:rPr>
+        <w:t xml:space="preserve">, decision rule and </w:t>
+      </w:r>
+      <w:r>
+        <w:rPr>
+          <w:b/>
+        </w:rPr>
+        <w:t>output</w:t>
+      </w:r>
+      <w:r>
+        <w:rPr>
+          <w:b w:val="0"/>
+        </w:rPr>
+        <w:t>.</w:t>
+      </w:r>
+    </w:p>
+    <w:p>
+      <w:pPr>
+        <w:spacing w:line="336" w:lineRule="auto" w:after="180"/>
+      </w:pPr>
+      <w:r>
+        <w:rPr>
+          <w:b w:val="0"/>
+        </w:rPr>
+        <w:t xml:space="preserve">A report omits this qualification: </w:t>
+      </w:r>
+      <w:r>
+        <w:rPr>
+          <w:b/>
+        </w:rPr>
+        <w:t>Schema</w:t>
+      </w:r>
+      <w:r>
+        <w:rPr>
+          <w:b w:val="0"/>
+        </w:rPr>
+        <w:t xml:space="preserve">-valid </w:t>
+      </w:r>
+      <w:r>
+        <w:rPr>
+          <w:b/>
+        </w:rPr>
+        <w:t>input</w:t>
+      </w:r>
+      <w:r>
+        <w:rPr>
+          <w:b w:val="0"/>
+        </w:rPr>
+        <w:t xml:space="preserve"> can still be unauthorised or semantically unsuitable; subsequent checks remain necessary.</w:t>
+      </w:r>
+    </w:p>
+    <w:p>
+      <w:pPr>
+        <w:spacing w:line="336" w:lineRule="auto" w:after="180"/>
+      </w:pPr>
+      <w:r>
+        <w:rPr>
+          <w:b w:val="0"/>
+        </w:rPr>
+        <w:t>Explain how omitting it could change a reader's interpretation, and write an accurate replacement.</w:t>
+      </w:r>
+    </w:p>
+    <w:p>
+      <w:pPr>
+        <w:spacing w:line="336" w:lineRule="auto" w:after="180"/>
+      </w:pPr>
+      <w:r>
+        <w:rPr>
+          <w:b w:val="0"/>
+        </w:rPr>
+        <w:t>For the worked scenario, propose one additional case that could reveal a failure, describe its expected outcome before running it, and explain what would need to remain fixed for a fair comparison.</w:t>
+      </w:r>
+    </w:p>
+    <w:p>
+      <w:pPr>
+        <w:spacing w:line="336" w:lineRule="auto" w:after="180"/>
+      </w:pPr>
+      <w:r>
+        <w:rPr>
+          <w:b w:val="0"/>
+        </w:rPr>
+        <w:t>Do not reuse W4 as a new final test after receiving feedback.</w:t>
       </w:r>
     </w:p>
     <w:p>
@@ -1432,7 +2398,101 @@
     </w:p>
     <w:p>
       <w:r>
-        <w:t>Add a labelled typed contracts and schemas evidence sheet to Grounded Learning Service. Show how you can explain the mechanism and terminology of typed contracts and schemas. Use the supplied fictional case and keep its inputs, intermediate steps, calculation or prediction, and limitation. Connect this record to last week’s record; a matching answer without a trace is insufficient.</w:t>
+        <w:t>Apply this week’s idea to Grounded Learning Service. Keep an annotated decision and the evidence supporting it.</w:t>
+      </w:r>
+    </w:p>
+    <w:p>
+      <w:pPr>
+        <w:spacing w:line="336" w:lineRule="auto" w:after="180"/>
+      </w:pPr>
+      <w:r>
+        <w:rPr>
+          <w:b w:val="0"/>
+        </w:rPr>
+        <w:t xml:space="preserve">Add a labelled typed contracts and </w:t>
+      </w:r>
+      <w:r>
+        <w:rPr>
+          <w:b/>
+        </w:rPr>
+        <w:t>schema</w:t>
+      </w:r>
+      <w:r>
+        <w:rPr>
+          <w:b w:val="0"/>
+        </w:rPr>
+        <w:t xml:space="preserve">s </w:t>
+      </w:r>
+      <w:r>
+        <w:rPr>
+          <w:b/>
+        </w:rPr>
+        <w:t>evidence</w:t>
+      </w:r>
+      <w:r>
+        <w:rPr>
+          <w:b w:val="0"/>
+        </w:rPr>
+        <w:t xml:space="preserve"> sheet to Grounded Learning Service. Show how you can explain the </w:t>
+      </w:r>
+      <w:r>
+        <w:rPr>
+          <w:b/>
+        </w:rPr>
+        <w:t>mechanism</w:t>
+      </w:r>
+      <w:r>
+        <w:rPr>
+          <w:b w:val="0"/>
+        </w:rPr>
+        <w:t xml:space="preserve"> and terminology of typed contracts and </w:t>
+      </w:r>
+      <w:r>
+        <w:rPr>
+          <w:b/>
+        </w:rPr>
+        <w:t>schema</w:t>
+      </w:r>
+      <w:r>
+        <w:rPr>
+          <w:b w:val="0"/>
+        </w:rPr>
+        <w:t>s.</w:t>
+      </w:r>
+    </w:p>
+    <w:p>
+      <w:pPr>
+        <w:spacing w:line="336" w:lineRule="auto" w:after="180"/>
+      </w:pPr>
+      <w:r>
+        <w:rPr>
+          <w:b w:val="0"/>
+        </w:rPr>
+        <w:t xml:space="preserve">Use the supplied fictional case and keep its </w:t>
+      </w:r>
+      <w:r>
+        <w:rPr>
+          <w:b/>
+        </w:rPr>
+        <w:t>input</w:t>
+      </w:r>
+      <w:r>
+        <w:rPr>
+          <w:b w:val="0"/>
+        </w:rPr>
+        <w:t xml:space="preserve">s, intermediate steps, calculation or </w:t>
+      </w:r>
+      <w:r>
+        <w:rPr>
+          <w:b/>
+        </w:rPr>
+        <w:t>prediction</w:t>
+      </w:r>
+      <w:r>
+        <w:rPr>
+          <w:b w:val="0"/>
+        </w:rPr>
+        <w:t>, and limitation. Connect this record to last week’s record; a matching answer without a trace is insufficient.</w:t>
       </w:r>
     </w:p>
     <w:tbl>
@@ -1560,8 +2620,26 @@
       </w:r>
     </w:p>
     <w:p>
-      <w:r>
-        <w:t>For the Grounded Learning Service, retain an annotated trace and the changed-case result. Name the contract or evidence that makes the deciding step valid, so another team can review it.</w:t>
+      <w:pPr>
+        <w:spacing w:line="336" w:lineRule="auto" w:after="180"/>
+      </w:pPr>
+      <w:r>
+        <w:rPr>
+          <w:b w:val="0"/>
+        </w:rPr>
+        <w:t xml:space="preserve">For the Grounded Learning Service, retain an annotated trace and the changed-case result. Name the contract or </w:t>
+      </w:r>
+      <w:r>
+        <w:rPr>
+          <w:b/>
+        </w:rPr>
+        <w:t>evidence</w:t>
+      </w:r>
+      <w:r>
+        <w:rPr>
+          <w:b w:val="0"/>
+        </w:rPr>
+        <w:t xml:space="preserve"> that makes the deciding step valid, so another team can review it.</w:t>
       </w:r>
     </w:p>
     <w:p>
@@ -1574,7 +2652,29 @@
     </w:p>
     <w:p>
       <w:r>
-        <w:t>Complete the supported workbook tasks before attempting W4 independently. Record any hints or help used. After feedback, use the teacher's fresh retry rather than copying the earlier answer. For a project, select a relevant new case, predict the outcome from the declared rule and preserve the result alongside any revision.</w:t>
+        <w:t>Use a genuinely new case for independent evidence. Previously discussed examples remain practice; use the separately named independent case before feedback.</w:t>
+      </w:r>
+    </w:p>
+    <w:p>
+      <w:pPr>
+        <w:spacing w:line="336" w:lineRule="auto" w:after="180"/>
+      </w:pPr>
+      <w:r>
+        <w:rPr>
+          <w:b w:val="0"/>
+        </w:rPr>
+        <w:t>Complete the supported workbook tasks before attempting W4 independently. Record any hints or help used. After feedback, use the teacher's fresh retry rather than copying the earlier answer.</w:t>
+      </w:r>
+    </w:p>
+    <w:p>
+      <w:pPr>
+        <w:spacing w:line="336" w:lineRule="auto" w:after="180"/>
+      </w:pPr>
+      <w:r>
+        <w:rPr>
+          <w:b w:val="0"/>
+        </w:rPr>
+        <w:t>For a project, select a relevant new case, predict the outcome from the declared rule and preserve the result alongside any revision.</w:t>
       </w:r>
     </w:p>
     <w:p>
@@ -1611,8 +2711,25 @@
       </w:r>
     </w:p>
     <w:p>
-      <w:r>
-        <w:t>For the worked scenario, propose one additional case that could reveal a failure, describe its expected outcome before running it, and explain what would need to remain fixed for a fair comparison. Do not reuse W4 as a new final test after receiving feedback.</w:t>
+      <w:pPr>
+        <w:spacing w:line="336" w:lineRule="auto" w:after="180"/>
+      </w:pPr>
+      <w:r>
+        <w:rPr>
+          <w:b w:val="0"/>
+        </w:rPr>
+        <w:t>For the worked scenario, propose one additional case that could reveal a failure, describe its expected outcome before running it, and explain what would need to remain fixed for a fair comparison.</w:t>
+      </w:r>
+    </w:p>
+    <w:p>
+      <w:pPr>
+        <w:spacing w:line="336" w:lineRule="auto" w:after="180"/>
+      </w:pPr>
+      <w:r>
+        <w:rPr>
+          <w:b w:val="0"/>
+        </w:rPr>
+        <w:t>Do not reuse W4 as a new final test after receiving feedback.</w:t>
       </w:r>
     </w:p>
     <w:p>
@@ -1649,6 +2766,11 @@
       </w:pPr>
       <w:r>
         <w:t>13. Study a complete case</w:t>
+      </w:r>
+    </w:p>
+    <w:p>
+      <w:r>
+        <w:t>Revisit the complete Typed contracts and schemas case for supported practice. Repeated examples do not become fresh assessments.</w:t>
       </w:r>
     </w:p>
     <w:p>
@@ -1752,8 +2874,26 @@
       </w:r>
     </w:p>
     <w:p>
-      <w:r>
-        <w:t>Follow the input through the stated procedure to its result. Cover the result first, predict it, then explain every intermediate step. The text/table accompanies the figure so the example can be read without colour.</w:t>
+      <w:pPr>
+        <w:spacing w:line="336" w:lineRule="auto" w:after="180"/>
+      </w:pPr>
+      <w:r>
+        <w:rPr>
+          <w:b w:val="0"/>
+        </w:rPr>
+        <w:t xml:space="preserve">Follow the </w:t>
+      </w:r>
+      <w:r>
+        <w:rPr>
+          <w:b/>
+        </w:rPr>
+        <w:t>input</w:t>
+      </w:r>
+      <w:r>
+        <w:rPr>
+          <w:b w:val="0"/>
+        </w:rPr>
+        <w:t xml:space="preserve"> through the stated procedure to its result. Cover the result first, predict it, then explain every intermediate step. The text/table accompanies the figure so the example can be read without colour.</w:t>
       </w:r>
     </w:p>
     <w:p>
@@ -1803,6 +2943,11 @@
       </w:r>
     </w:p>
     <w:p>
+      <w:r>
+        <w:t>Attempt the reserved new case before feedback. Record support; the earlier examples below remain additional practice.</w:t>
+      </w:r>
+    </w:p>
+    <w:p>
       <w:pPr>
         <w:pStyle w:val="Heading3"/>
       </w:pPr>
@@ -1811,7 +2956,13 @@
       </w:r>
     </w:p>
     <w:p>
-      <w:r>
+      <w:pPr>
+        <w:spacing w:line="336" w:lineRule="auto" w:after="180"/>
+      </w:pPr>
+      <w:r>
+        <w:rPr>
+          <w:b w:val="0"/>
+        </w:rPr>
         <w:t>Classify counts 0, -1, "3", False under the stated contract.</w:t>
       </w:r>
     </w:p>
@@ -1859,7 +3010,13 @@
       </w:r>
     </w:p>
     <w:p>
-      <w:r>
+      <w:pPr>
+        <w:spacing w:line="336" w:lineRule="auto" w:after="180"/>
+      </w:pPr>
+      <w:r>
+        <w:rPr>
+          <w:b w:val="0"/>
+        </w:rPr>
         <w:t>Attempt this case before feedback. Record any help. Earlier examples below are further practice; a case already practised with feedback cannot establish fresh transfer.</w:t>
       </w:r>
     </w:p>
@@ -1872,7 +3029,13 @@
       </w:r>
     </w:p>
     <w:p>
-      <w:r>
+      <w:pPr>
+        <w:spacing w:line="336" w:lineRule="auto" w:after="180"/>
+      </w:pPr>
+      <w:r>
+        <w:rPr>
+          <w:b w:val="0"/>
+        </w:rPr>
         <w:t>Classify counts 0, -1, "3", False under the stated contract.</w:t>
       </w:r>
     </w:p>
@@ -1925,7 +3088,13 @@
       </w:r>
     </w:p>
     <w:p>
-      <w:r>
+      <w:pPr>
+        <w:spacing w:line="336" w:lineRule="auto" w:after="180"/>
+      </w:pPr>
+      <w:r>
+        <w:rPr>
+          <w:b w:val="0"/>
+        </w:rPr>
         <w:t>Record support used: none, hint or teacher explanation. After feedback, a different case is needed to demonstrate independence.</w:t>
       </w:r>
     </w:p>
@@ -1938,8 +3107,25 @@
       </w:r>
     </w:p>
     <w:p>
-      <w:r>
-        <w:t>Attempt the independent case before hints. Record whether you worked alone, used a hint or followed a model. After feedback, fix the first unsupported step and explain why it changed. A later check uses a changed case, not a copied answer.</w:t>
+      <w:pPr>
+        <w:spacing w:line="336" w:lineRule="auto" w:after="180"/>
+      </w:pPr>
+      <w:r>
+        <w:rPr>
+          <w:b w:val="0"/>
+        </w:rPr>
+        <w:t>Attempt the independent case before hints. Record whether you worked alone, used a hint or followed a model. After feedback, fix the first unsupported step and explain why it changed.</w:t>
+      </w:r>
+    </w:p>
+    <w:p>
+      <w:pPr>
+        <w:spacing w:line="336" w:lineRule="auto" w:after="180"/>
+      </w:pPr>
+      <w:r>
+        <w:rPr>
+          <w:b w:val="0"/>
+        </w:rPr>
+        <w:t>A later check uses a changed case, not a copied answer.</w:t>
       </w:r>
     </w:p>
     <w:p>
@@ -1952,6 +3138,17 @@
     </w:p>
     <w:p>
       <w:r>
+        <w:t>Use this map to navigate Typed contracts and schemas, connect the goals to tasks and keep one evidence record for each attempt.</w:t>
+      </w:r>
+    </w:p>
+    <w:p>
+      <w:pPr>
+        <w:spacing w:line="336" w:lineRule="auto" w:after="180"/>
+      </w:pPr>
+      <w:r>
+        <w:rPr>
+          <w:b w:val="0"/>
+        </w:rPr>
         <w:t>Start with this question: A labelled sample record. A lab tool accepts a string sample_id and an integer count of at least zero.</w:t>
       </w:r>
     </w:p>
@@ -2058,13 +3255,61 @@
       </w:tr>
     </w:tbl>
     <w:p>
-      <w:r>
-        <w:t>Remember → watch and explain → try with help → investigate → try independently → keep project evidence. Your teacher may spread this lesson across several classes.</w:t>
-      </w:r>
-    </w:p>
-    <w:p>
-      <w:r>
-        <w:t>Keep your first prediction. Compare it with what the evidence shows and explain any change.</w:t>
+      <w:pPr>
+        <w:spacing w:line="336" w:lineRule="auto" w:after="180"/>
+      </w:pPr>
+      <w:r>
+        <w:rPr>
+          <w:b w:val="0"/>
+        </w:rPr>
+        <w:t xml:space="preserve">Remember → watch and explain → try with help → investigate → try independently → keep project </w:t>
+      </w:r>
+      <w:r>
+        <w:rPr>
+          <w:b/>
+        </w:rPr>
+        <w:t>evidence</w:t>
+      </w:r>
+      <w:r>
+        <w:rPr>
+          <w:b w:val="0"/>
+        </w:rPr>
+        <w:t>. Your teacher may spread this lesson across several classes.</w:t>
+      </w:r>
+    </w:p>
+    <w:p>
+      <w:pPr>
+        <w:spacing w:line="336" w:lineRule="auto" w:after="180"/>
+      </w:pPr>
+      <w:r>
+        <w:rPr>
+          <w:b w:val="0"/>
+        </w:rPr>
+        <w:t xml:space="preserve">Keep your first </w:t>
+      </w:r>
+      <w:r>
+        <w:rPr>
+          <w:b/>
+        </w:rPr>
+        <w:t>prediction</w:t>
+      </w:r>
+      <w:r>
+        <w:rPr>
+          <w:b w:val="0"/>
+        </w:rPr>
+        <w:t xml:space="preserve">. Compare it with what the </w:t>
+      </w:r>
+      <w:r>
+        <w:rPr>
+          <w:b/>
+        </w:rPr>
+        <w:t>evidence</w:t>
+      </w:r>
+      <w:r>
+        <w:rPr>
+          <w:b w:val="0"/>
+        </w:rPr>
+        <w:t xml:space="preserve"> shows and explain any change.</w:t>
       </w:r>
     </w:p>
     <w:p>
@@ -2077,7 +3322,42 @@
     </w:p>
     <w:p>
       <w:r>
-        <w:t>Close your notes. Explain this goal in your own words: Explain the mechanism and terminology of typed contracts and schemas</w:t>
+        <w:t>Explain Typed contracts and schemas without notes, identify a remaining question and plan a later check with a changed case.</w:t>
+      </w:r>
+    </w:p>
+    <w:p>
+      <w:pPr>
+        <w:spacing w:line="336" w:lineRule="auto" w:after="180"/>
+      </w:pPr>
+      <w:r>
+        <w:rPr>
+          <w:b w:val="0"/>
+        </w:rPr>
+        <w:t xml:space="preserve">Close your notes. Explain this goal in your own words: Explain the </w:t>
+      </w:r>
+      <w:r>
+        <w:rPr>
+          <w:b/>
+        </w:rPr>
+        <w:t>mechanism</w:t>
+      </w:r>
+      <w:r>
+        <w:rPr>
+          <w:b w:val="0"/>
+        </w:rPr>
+        <w:t xml:space="preserve"> and terminology of typed contracts and </w:t>
+      </w:r>
+      <w:r>
+        <w:rPr>
+          <w:b/>
+        </w:rPr>
+        <w:t>schema</w:t>
+      </w:r>
+      <w:r>
+        <w:rPr>
+          <w:b w:val="0"/>
+        </w:rPr>
+        <w:t>s</w:t>
       </w:r>
     </w:p>
     <w:p>
@@ -2114,13 +3394,61 @@
       </w:r>
     </w:p>
     <w:p>
-      <w:r>
-        <w:t>If you are unsure, return to the worked picture and explain one arrow. If you are ready, change an input or assumption and justify your prediction.</w:t>
-      </w:r>
-    </w:p>
-    <w:p>
-      <w:r>
-        <w:t>Save your workbook evidence. At the next review, try a different case before opening your old answer.</w:t>
+      <w:pPr>
+        <w:spacing w:line="336" w:lineRule="auto" w:after="180"/>
+      </w:pPr>
+      <w:r>
+        <w:rPr>
+          <w:b w:val="0"/>
+        </w:rPr>
+        <w:t xml:space="preserve">If you are unsure, return to the worked picture and explain one arrow. If you are ready, change an </w:t>
+      </w:r>
+      <w:r>
+        <w:rPr>
+          <w:b/>
+        </w:rPr>
+        <w:t>input</w:t>
+      </w:r>
+      <w:r>
+        <w:rPr>
+          <w:b w:val="0"/>
+        </w:rPr>
+        <w:t xml:space="preserve"> or assumption and justify your </w:t>
+      </w:r>
+      <w:r>
+        <w:rPr>
+          <w:b/>
+        </w:rPr>
+        <w:t>prediction</w:t>
+      </w:r>
+      <w:r>
+        <w:rPr>
+          <w:b w:val="0"/>
+        </w:rPr>
+        <w:t>.</w:t>
+      </w:r>
+    </w:p>
+    <w:p>
+      <w:pPr>
+        <w:spacing w:line="336" w:lineRule="auto" w:after="180"/>
+      </w:pPr>
+      <w:r>
+        <w:rPr>
+          <w:b w:val="0"/>
+        </w:rPr>
+        <w:t xml:space="preserve">Save your workbook </w:t>
+      </w:r>
+      <w:r>
+        <w:rPr>
+          <w:b/>
+        </w:rPr>
+        <w:t>evidence</w:t>
+      </w:r>
+      <w:r>
+        <w:rPr>
+          <w:b w:val="0"/>
+        </w:rPr>
+        <w:t>. At the next review, try a different case before opening your old answer.</w:t>
       </w:r>
     </w:p>
     <w:p>
@@ -2133,11 +3461,28 @@
     </w:p>
     <w:p>
       <w:r>
+        <w:t>Attempt supported questions before using hints or feedback. Review a missing building block, then keep the completed work.</w:t>
+      </w:r>
+    </w:p>
+    <w:p>
+      <w:pPr>
+        <w:spacing w:line="336" w:lineRule="auto" w:after="180"/>
+      </w:pPr>
+      <w:r>
+        <w:rPr>
+          <w:b w:val="0"/>
+        </w:rPr>
         <w:t>Use this supported practice once, in the browser or on paper. Keep the reserved independent assessment for a separate first attempt before teacher feedback.</w:t>
       </w:r>
     </w:p>
     <w:p>
-      <w:r>
+      <w:pPr>
+        <w:spacing w:line="336" w:lineRule="auto" w:after="180"/>
+      </w:pPr>
+      <w:r>
+        <w:rPr>
+          <w:b w:val="0"/>
+        </w:rPr>
         <w:t>A labelled sample record. A lab tool accepts a string sample_id and an integer count of at least zero.</w:t>
       </w:r>
     </w:p>
@@ -2150,22 +3495,49 @@
       </w:r>
     </w:p>
     <w:p>
-      <w:r>
+      <w:pPr>
+        <w:spacing w:line="336" w:lineRule="auto" w:after="180"/>
+      </w:pPr>
+      <w:r>
+        <w:rPr>
+          <w:b w:val="0"/>
+        </w:rPr>
         <w:t>Which labelled step matches this detail? Accept A; reject B before running the lab operation.</w:t>
       </w:r>
     </w:p>
     <w:p>
-      <w:r>
+      <w:pPr>
+        <w:spacing w:line="336" w:lineRule="auto" w:after="180"/>
+        <w:shd w:fill="F4F9FC"/>
+      </w:pPr>
+      <w:r>
+        <w:rPr>
+          <w:b w:val="0"/>
+        </w:rPr>
         <w:t>1. Inspect A</w:t>
       </w:r>
     </w:p>
     <w:p>
-      <w:r>
+      <w:pPr>
+        <w:spacing w:line="336" w:lineRule="auto" w:after="180"/>
+        <w:shd w:fill="F4F9FC"/>
+      </w:pPr>
+      <w:r>
+        <w:rPr>
+          <w:b w:val="0"/>
+        </w:rPr>
         <w:t>2. Inspect B</w:t>
       </w:r>
     </w:p>
     <w:p>
-      <w:r>
+      <w:pPr>
+        <w:spacing w:line="336" w:lineRule="auto" w:after="180"/>
+        <w:shd w:fill="F4F9FC"/>
+      </w:pPr>
+      <w:r>
+        <w:rPr>
+          <w:b w:val="0"/>
+        </w:rPr>
         <w:t>3. Return status</w:t>
       </w:r>
     </w:p>
@@ -2203,41 +3575,155 @@
       </w:r>
     </w:p>
     <w:p>
-      <w:r>
+      <w:pPr>
+        <w:pStyle w:val="Heading3"/>
+      </w:pPr>
+      <w:r>
+        <w:t>Hint · try first</w:t>
+      </w:r>
+    </w:p>
+    <w:p>
+      <w:pPr>
+        <w:spacing w:line="336" w:lineRule="auto" w:after="180"/>
+        <w:shd w:fill="F1F6F8"/>
+      </w:pPr>
+      <w:r>
+        <w:rPr>
+          <w:b w:val="0"/>
+        </w:rPr>
         <w:t>Hint if needed: Read the steps in the pictorial case. Match the supplied detail to the stage that performs or records it.</w:t>
       </w:r>
     </w:p>
     <w:p>
-      <w:r>
-        <w:t>After your attempt, compare with the supported explanation: Return status Accept A; reject B before running the lab operation. A schema checks declared structure. Looking like a number is different from having the required numeric type.</w:t>
-      </w:r>
-    </w:p>
-    <w:p>
       <w:pPr>
         <w:pStyle w:val="Heading3"/>
       </w:pPr>
       <w:r>
+        <w:t>Feedback · compare after trying</w:t>
+      </w:r>
+    </w:p>
+    <w:p>
+      <w:pPr>
+        <w:spacing w:line="336" w:lineRule="auto" w:after="180"/>
+        <w:shd w:fill="F1F6FC"/>
+      </w:pPr>
+      <w:r>
+        <w:rPr>
+          <w:b w:val="0"/>
+        </w:rPr>
+        <w:t xml:space="preserve">After your attempt, compare with the supported explanation: Return status Accept A; reject B before running the lab operation. A </w:t>
+      </w:r>
+      <w:r>
+        <w:rPr>
+          <w:b/>
+        </w:rPr>
+        <w:t>schema</w:t>
+      </w:r>
+      <w:r>
+        <w:rPr>
+          <w:b w:val="0"/>
+        </w:rPr>
+        <w:t xml:space="preserve"> checks declared structure.</w:t>
+      </w:r>
+    </w:p>
+    <w:p>
+      <w:pPr>
+        <w:spacing w:line="336" w:lineRule="auto" w:after="180"/>
+        <w:shd w:fill="F1F6FC"/>
+      </w:pPr>
+      <w:r>
+        <w:rPr>
+          <w:b w:val="0"/>
+        </w:rPr>
+        <w:t>Looking like a number is different from having the required numeric type.</w:t>
+      </w:r>
+    </w:p>
+    <w:p>
+      <w:pPr>
+        <w:pStyle w:val="Heading3"/>
+      </w:pPr>
+      <w:r>
         <w:t>Practice 2: explain the deciding evidence</w:t>
       </w:r>
     </w:p>
     <w:p>
-      <w:r>
+      <w:pPr>
+        <w:pStyle w:val="Heading3"/>
+      </w:pPr>
+      <w:r>
+        <w:t>Changed case · predict first</w:t>
+      </w:r>
+    </w:p>
+    <w:p>
+      <w:pPr>
+        <w:spacing w:line="336" w:lineRule="auto" w:after="180"/>
+        <w:shd w:fill="F5F1FB"/>
+      </w:pPr>
+      <w:r>
+        <w:rPr>
+          <w:b w:val="0"/>
+        </w:rPr>
         <w:t>Changed-case practice: Change A count to -1. Which conclusion is supported by the supplied facts?</w:t>
       </w:r>
     </w:p>
     <w:p>
-      <w:r>
-        <w:t>1. This one example guarantees correct results for every future input.</w:t>
-      </w:r>
-    </w:p>
-    <w:p>
-      <w:r>
+      <w:pPr>
+        <w:spacing w:line="336" w:lineRule="auto" w:after="180"/>
+        <w:shd w:fill="F4F9FC"/>
+      </w:pPr>
+      <w:r>
+        <w:rPr>
+          <w:b w:val="0"/>
+        </w:rPr>
+        <w:t xml:space="preserve">1. This one example guarantees correct results for every future </w:t>
+      </w:r>
+      <w:r>
+        <w:rPr>
+          <w:b/>
+        </w:rPr>
+        <w:t>input</w:t>
+      </w:r>
+      <w:r>
+        <w:rPr>
+          <w:b w:val="0"/>
+        </w:rPr>
+        <w:t>.</w:t>
+      </w:r>
+    </w:p>
+    <w:p>
+      <w:pPr>
+        <w:spacing w:line="336" w:lineRule="auto" w:after="180"/>
+        <w:shd w:fill="F4F9FC"/>
+      </w:pPr>
+      <w:r>
+        <w:rPr>
+          <w:b w:val="0"/>
+        </w:rPr>
         <w:t>2. Reject A on the non-negative value rule.</w:t>
       </w:r>
     </w:p>
     <w:p>
-      <w:r>
-        <w:t>3. We can decide the result without examining the changed input or the procedure.</w:t>
+      <w:pPr>
+        <w:spacing w:line="336" w:lineRule="auto" w:after="180"/>
+        <w:shd w:fill="F4F9FC"/>
+      </w:pPr>
+      <w:r>
+        <w:rPr>
+          <w:b w:val="0"/>
+        </w:rPr>
+        <w:t xml:space="preserve">3. We can decide the result without examining the changed </w:t>
+      </w:r>
+      <w:r>
+        <w:rPr>
+          <w:b/>
+        </w:rPr>
+        <w:t>input</w:t>
+      </w:r>
+      <w:r>
+        <w:rPr>
+          <w:b w:val="0"/>
+        </w:rPr>
+        <w:t xml:space="preserve"> or the procedure.</w:t>
       </w:r>
     </w:p>
     <w:p>
@@ -2274,12 +3760,42 @@
       </w:r>
     </w:p>
     <w:p>
-      <w:r>
+      <w:pPr>
+        <w:pStyle w:val="Heading3"/>
+      </w:pPr>
+      <w:r>
+        <w:t>Hint · try first</w:t>
+      </w:r>
+    </w:p>
+    <w:p>
+      <w:pPr>
+        <w:spacing w:line="336" w:lineRule="auto" w:after="180"/>
+        <w:shd w:fill="F1F6F8"/>
+      </w:pPr>
+      <w:r>
+        <w:rPr>
+          <w:b w:val="0"/>
+        </w:rPr>
         <w:t>Hint if needed: Use the changed condition and the deciding step in the pictorial trace. The answer must say what follows from those facts.</w:t>
       </w:r>
     </w:p>
     <w:p>
-      <w:r>
+      <w:pPr>
+        <w:pStyle w:val="Heading3"/>
+      </w:pPr>
+      <w:r>
+        <w:t>Feedback · compare after trying</w:t>
+      </w:r>
+    </w:p>
+    <w:p>
+      <w:pPr>
+        <w:spacing w:line="336" w:lineRule="auto" w:after="180"/>
+        <w:shd w:fill="F1F6FC"/>
+      </w:pPr>
+      <w:r>
+        <w:rPr>
+          <w:b w:val="0"/>
+        </w:rPr>
         <w:t>After your attempt, compare with the supported explanation: Reject A on the non-negative value rule. The type is correct but the value is outside its accepted range.</w:t>
       </w:r>
     </w:p>
@@ -2292,8 +3808,37 @@
       </w:r>
     </w:p>
     <w:p>
-      <w:r>
-        <w:t>Review Architecture and data flow (ai-6/2). Goal: Explain the mechanism and terminology of architecture and data flow. Short practice: Label what moves along the library request, retrieval and drafting arrows. Where does 17:30 come from, and why must the service stop if the retrieval arrow is disconnected?. Return to this week and explain what you changed.</w:t>
+      <w:pPr>
+        <w:spacing w:line="336" w:lineRule="auto" w:after="180"/>
+      </w:pPr>
+      <w:r>
+        <w:rPr>
+          <w:b w:val="0"/>
+        </w:rPr>
+        <w:t xml:space="preserve">Review Architecture and data flow (ai-6/2). Goal: Explain the </w:t>
+      </w:r>
+      <w:r>
+        <w:rPr>
+          <w:b/>
+        </w:rPr>
+        <w:t>mechanism</w:t>
+      </w:r>
+      <w:r>
+        <w:rPr>
+          <w:b w:val="0"/>
+        </w:rPr>
+        <w:t xml:space="preserve"> and terminology of architecture and data flow. Short practice: Label what moves along the library request, retrieval and drafting arrows.</w:t>
+      </w:r>
+    </w:p>
+    <w:p>
+      <w:pPr>
+        <w:spacing w:line="336" w:lineRule="auto" w:after="180"/>
+      </w:pPr>
+      <w:r>
+        <w:rPr>
+          <w:b w:val="0"/>
+        </w:rPr>
+        <w:t>Where does 17:30 come from, and why must the service stop if the retrieval arrow is disconnected?. Return to this week and explain what you changed.</w:t>
       </w:r>
     </w:p>
     <w:p>
@@ -2305,8 +3850,61 @@
       </w:r>
     </w:p>
     <w:p>
-      <w:r>
-        <w:t>The browser lab lets you edit the supported Python examples already included in this lesson. Predict first, run, inspect the actual output or error, change one input, then run again. Keep code, predictions, actual results and a reasoned revision together. On paper, label your result as a trace rather than an execution.</w:t>
+      <w:pPr>
+        <w:spacing w:line="336" w:lineRule="auto" w:after="180"/>
+      </w:pPr>
+      <w:r>
+        <w:rPr>
+          <w:b w:val="0"/>
+        </w:rPr>
+        <w:t xml:space="preserve">The browser lab lets you edit the supported Python examples already included in this lesson. Predict first, run, inspect the actual </w:t>
+      </w:r>
+      <w:r>
+        <w:rPr>
+          <w:b/>
+        </w:rPr>
+        <w:t>output</w:t>
+      </w:r>
+      <w:r>
+        <w:rPr>
+          <w:b w:val="0"/>
+        </w:rPr>
+        <w:t xml:space="preserve"> or error, change one </w:t>
+      </w:r>
+      <w:r>
+        <w:rPr>
+          <w:b/>
+        </w:rPr>
+        <w:t>input</w:t>
+      </w:r>
+      <w:r>
+        <w:rPr>
+          <w:b w:val="0"/>
+        </w:rPr>
+        <w:t>, then run again.</w:t>
+      </w:r>
+    </w:p>
+    <w:p>
+      <w:pPr>
+        <w:spacing w:line="336" w:lineRule="auto" w:after="180"/>
+      </w:pPr>
+      <w:r>
+        <w:rPr>
+          <w:b w:val="0"/>
+        </w:rPr>
+        <w:t xml:space="preserve">Keep code, </w:t>
+      </w:r>
+      <w:r>
+        <w:rPr>
+          <w:b/>
+        </w:rPr>
+        <w:t>prediction</w:t>
+      </w:r>
+      <w:r>
+        <w:rPr>
+          <w:b w:val="0"/>
+        </w:rPr>
+        <w:t>s, actual results and a reasoned revision together. On paper, label your result as a trace rather than an execution.</w:t>
       </w:r>
     </w:p>
     <w:p>
@@ -2318,8 +3916,598 @@
       </w:r>
     </w:p>
     <w:p>
-      <w:r>
-        <w:t>Use Download completed work in the hosted lesson to export your answers, reflections, practice feedback and code-run evidence. Open the HTML copy to read or print it. Drafts stay in this browser when storage is available; clear drafts on a shared device.</w:t>
+      <w:pPr>
+        <w:spacing w:line="336" w:lineRule="auto" w:after="180"/>
+      </w:pPr>
+      <w:r>
+        <w:rPr>
+          <w:b w:val="0"/>
+        </w:rPr>
+        <w:t xml:space="preserve">Use Download completed work in the hosted lesson to export your answers, reflections, practice feedback and code-run </w:t>
+      </w:r>
+      <w:r>
+        <w:rPr>
+          <w:b/>
+        </w:rPr>
+        <w:t>evidence</w:t>
+      </w:r>
+      <w:r>
+        <w:rPr>
+          <w:b w:val="0"/>
+        </w:rPr>
+        <w:t>. Open the HTML copy to read or print it.</w:t>
+      </w:r>
+    </w:p>
+    <w:p>
+      <w:pPr>
+        <w:spacing w:line="336" w:lineRule="auto" w:after="180"/>
+      </w:pPr>
+      <w:r>
+        <w:rPr>
+          <w:b w:val="0"/>
+        </w:rPr>
+        <w:t>Drafts stay in this browser when storage is available; clear drafts on a shared device.</w:t>
+      </w:r>
+    </w:p>
+    <w:p>
+      <w:pPr>
+        <w:pStyle w:val="Heading1"/>
+      </w:pPr>
+      <w:r>
+        <w:t>18. Visual concept journey</w:t>
+      </w:r>
+    </w:p>
+    <w:p>
+      <w:r>
+        <w:t>Explain each Typed contracts and schemas graphic using its labels, deciding evidence and relevant limitation.</w:t>
+      </w:r>
+    </w:p>
+    <w:p>
+      <w:pPr>
+        <w:pStyle w:val="Heading3"/>
+      </w:pPr>
+      <w:r>
+        <w:t>01. Typed contracts and schemas: the case</w:t>
+      </w:r>
+    </w:p>
+    <w:p>
+      <w:r>
+        <w:drawing>
+          <wp:inline xmlns:a="http://schemas.openxmlformats.org/drawingml/2006/main" xmlns:pic="http://schemas.openxmlformats.org/drawingml/2006/picture">
+            <wp:extent cx="5486400" cy="2834640"/>
+            <wp:docPr id="2" name="Picture 2" descr="A labelled sample record. A lab tool accepts a string sample_id and an integer count of at least zero. Supplied facts: A={sample_id:&quot;jar-8&quot;,count:4}; B={sample_id:&quot;jar-9&quot;,count:&quot;4&quot;}. No type conversion is allowed."/>
+            <wp:cNvGraphicFramePr>
+              <a:graphicFrameLocks noChangeAspect="1"/>
+            </wp:cNvGraphicFramePr>
+            <a:graphic>
+              <a:graphicData uri="http://schemas.openxmlformats.org/drawingml/2006/picture">
+                <pic:pic>
+                  <pic:nvPicPr>
+                    <pic:cNvPr id="0" name="academy-story-ai-6-3-01.png"/>
+                    <pic:cNvPicPr/>
+                  </pic:nvPicPr>
+                  <pic:blipFill>
+                    <a:blip r:embed="rId10"/>
+                    <a:stretch>
+                      <a:fillRect/>
+                    </a:stretch>
+                  </pic:blipFill>
+                  <pic:spPr>
+                    <a:xfrm>
+                      <a:off x="0" y="0"/>
+                      <a:ext cx="5486400" cy="2834640"/>
+                    </a:xfrm>
+                    <a:prstGeom prst="rect"/>
+                  </pic:spPr>
+                </pic:pic>
+              </a:graphicData>
+            </a:graphic>
+          </wp:inline>
+        </w:drawing>
+      </w:r>
+    </w:p>
+    <w:p>
+      <w:pPr>
+        <w:spacing w:line="336" w:lineRule="auto" w:after="180"/>
+      </w:pPr>
+      <w:r>
+        <w:rPr>
+          <w:b w:val="0"/>
+        </w:rPr>
+        <w:t>A labelled sample record. A lab tool accepts a string sample_id and an integer count of at least zero. Supplied facts: A={sample_id:"jar-8",count:4}; B={sample_id:"jar-9",count:"4"}. No type conversion is allowed.</w:t>
+      </w:r>
+    </w:p>
+    <w:p>
+      <w:pPr>
+        <w:spacing w:line="336" w:lineRule="auto" w:after="180"/>
+        <w:shd w:fill="F5F1FB"/>
+      </w:pPr>
+      <w:r>
+        <w:rPr>
+          <w:b w:val="0"/>
+        </w:rPr>
+        <w:t>Point to the given fact that matters most. Explain why it matters.</w:t>
+      </w:r>
+    </w:p>
+    <w:p>
+      <w:pPr>
+        <w:pStyle w:val="Heading3"/>
+      </w:pPr>
+      <w:r>
+        <w:t>02. Follow the deciding steps</w:t>
+      </w:r>
+    </w:p>
+    <w:p>
+      <w:r>
+        <w:drawing>
+          <wp:inline xmlns:a="http://schemas.openxmlformats.org/drawingml/2006/main" xmlns:pic="http://schemas.openxmlformats.org/drawingml/2006/picture">
+            <wp:extent cx="5486400" cy="3182112"/>
+            <wp:docPr id="3" name="Picture 3" descr="Inspect A: The fields and integer count satisfy the contract. → Inspect B: The quoted count is a string, so B fails the type check. → Return status: Accept A; reject B before running the lab operation."/>
+            <wp:cNvGraphicFramePr>
+              <a:graphicFrameLocks noChangeAspect="1"/>
+            </wp:cNvGraphicFramePr>
+            <a:graphic>
+              <a:graphicData uri="http://schemas.openxmlformats.org/drawingml/2006/picture">
+                <pic:pic>
+                  <pic:nvPicPr>
+                    <pic:cNvPr id="0" name="academy-story-ai-6-3-02.png"/>
+                    <pic:cNvPicPr/>
+                  </pic:nvPicPr>
+                  <pic:blipFill>
+                    <a:blip r:embed="rId11"/>
+                    <a:stretch>
+                      <a:fillRect/>
+                    </a:stretch>
+                  </pic:blipFill>
+                  <pic:spPr>
+                    <a:xfrm>
+                      <a:off x="0" y="0"/>
+                      <a:ext cx="5486400" cy="3182112"/>
+                    </a:xfrm>
+                    <a:prstGeom prst="rect"/>
+                  </pic:spPr>
+                </pic:pic>
+              </a:graphicData>
+            </a:graphic>
+          </wp:inline>
+        </w:drawing>
+      </w:r>
+    </w:p>
+    <w:p>
+      <w:pPr>
+        <w:spacing w:line="336" w:lineRule="auto" w:after="180"/>
+      </w:pPr>
+      <w:r>
+        <w:rPr>
+          <w:b w:val="0"/>
+        </w:rPr>
+        <w:t>Inspect A: The fields and integer count satisfy the contract. → Inspect B: The quoted count is a string, so B fails the type check. → Return status: Accept A; reject B before running the lab operation.</w:t>
+      </w:r>
+    </w:p>
+    <w:p>
+      <w:pPr>
+        <w:spacing w:line="336" w:lineRule="auto" w:after="180"/>
+        <w:shd w:fill="F5F1FB"/>
+      </w:pPr>
+      <w:r>
+        <w:rPr>
+          <w:b w:val="0"/>
+        </w:rPr>
+        <w:t xml:space="preserve">Point to each numbered stage and explain which recorded </w:t>
+      </w:r>
+      <w:r>
+        <w:rPr>
+          <w:b/>
+        </w:rPr>
+        <w:t>input</w:t>
+      </w:r>
+      <w:r>
+        <w:rPr>
+          <w:b w:val="0"/>
+        </w:rPr>
+        <w:t xml:space="preserve"> it uses.</w:t>
+      </w:r>
+    </w:p>
+    <w:p>
+      <w:pPr>
+        <w:pStyle w:val="Heading3"/>
+      </w:pPr>
+      <w:r>
+        <w:t>03. Typed contracts and schemas — evidence trace</w:t>
+      </w:r>
+    </w:p>
+    <w:p>
+      <w:r>
+        <w:drawing>
+          <wp:inline xmlns:a="http://schemas.openxmlformats.org/drawingml/2006/main" xmlns:pic="http://schemas.openxmlformats.org/drawingml/2006/picture">
+            <wp:extent cx="5486400" cy="2996184"/>
+            <wp:docPr id="4" name="Picture 4" descr="Typed contracts and schemas — evidence trace. Input room_id=B, requested_count=true passes a naive isinstance(value, int) check in Python. | Accept exactly room_id as a nonempty string and requested_count as a nonnegative integer excluding bool. Reject extra fields, missing fields and wrong types before processing. | Boolean is an int subclass in Python but excluded by this contract; use type(value) is int and validate nonnegative range."/>
+            <wp:cNvGraphicFramePr>
+              <a:graphicFrameLocks noChangeAspect="1"/>
+            </wp:cNvGraphicFramePr>
+            <a:graphic>
+              <a:graphicData uri="http://schemas.openxmlformats.org/drawingml/2006/picture">
+                <pic:pic>
+                  <pic:nvPicPr>
+                    <pic:cNvPr id="0" name="academy-story-ai-6-3-03.png"/>
+                    <pic:cNvPicPr/>
+                  </pic:nvPicPr>
+                  <pic:blipFill>
+                    <a:blip r:embed="rId12"/>
+                    <a:stretch>
+                      <a:fillRect/>
+                    </a:stretch>
+                  </pic:blipFill>
+                  <pic:spPr>
+                    <a:xfrm>
+                      <a:off x="0" y="0"/>
+                      <a:ext cx="5486400" cy="2996184"/>
+                    </a:xfrm>
+                    <a:prstGeom prst="rect"/>
+                  </pic:spPr>
+                </pic:pic>
+              </a:graphicData>
+            </a:graphic>
+          </wp:inline>
+        </w:drawing>
+      </w:r>
+    </w:p>
+    <w:p>
+      <w:pPr>
+        <w:spacing w:line="336" w:lineRule="auto" w:after="180"/>
+      </w:pPr>
+      <w:r>
+        <w:rPr>
+          <w:b w:val="0"/>
+        </w:rPr>
+        <w:t xml:space="preserve">Typed contracts and </w:t>
+      </w:r>
+      <w:r>
+        <w:rPr>
+          <w:b/>
+        </w:rPr>
+        <w:t>schema</w:t>
+      </w:r>
+      <w:r>
+        <w:rPr>
+          <w:b w:val="0"/>
+        </w:rPr>
+        <w:t xml:space="preserve">s — </w:t>
+      </w:r>
+      <w:r>
+        <w:rPr>
+          <w:b/>
+        </w:rPr>
+        <w:t>evidence</w:t>
+      </w:r>
+      <w:r>
+        <w:rPr>
+          <w:b w:val="0"/>
+        </w:rPr>
+        <w:t xml:space="preserve"> trace.</w:t>
+      </w:r>
+    </w:p>
+    <w:p>
+      <w:pPr>
+        <w:spacing w:line="336" w:lineRule="auto" w:after="180"/>
+      </w:pPr>
+      <w:r>
+        <w:rPr>
+          <w:b/>
+        </w:rPr>
+        <w:t>Input</w:t>
+      </w:r>
+      <w:r>
+        <w:rPr>
+          <w:b w:val="0"/>
+        </w:rPr>
+        <w:t xml:space="preserve"> room_id=B, requested_count=true passes a naive isinstance(value, int) check in Python. | Accept exactly room_id as a nonempty string and requested_count as a nonnegative integer excluding bool.</w:t>
+      </w:r>
+    </w:p>
+    <w:p>
+      <w:pPr>
+        <w:spacing w:line="336" w:lineRule="auto" w:after="180"/>
+      </w:pPr>
+      <w:r>
+        <w:rPr>
+          <w:b w:val="0"/>
+        </w:rPr>
+        <w:t xml:space="preserve">Reject extra fields, missing fields and wrong types before </w:t>
+      </w:r>
+      <w:r>
+        <w:rPr>
+          <w:b/>
+        </w:rPr>
+        <w:t>process</w:t>
+      </w:r>
+      <w:r>
+        <w:rPr>
+          <w:b w:val="0"/>
+        </w:rPr>
+        <w:t>ing. | Boolean is an int subclass in Python but excluded by this contract; use type(value) is int and validate nonnegative range.</w:t>
+      </w:r>
+    </w:p>
+    <w:p>
+      <w:pPr>
+        <w:spacing w:line="336" w:lineRule="auto" w:after="180"/>
+        <w:shd w:fill="F5F1FB"/>
+      </w:pPr>
+      <w:r>
+        <w:rPr>
+          <w:b w:val="0"/>
+        </w:rPr>
+        <w:t>Read the labels and values. Explain the relationship the model shows.</w:t>
+      </w:r>
+    </w:p>
+    <w:p>
+      <w:pPr>
+        <w:pStyle w:val="Heading3"/>
+      </w:pPr>
+      <w:r>
+        <w:t>04. Change one thing. Trace what follows.</w:t>
+      </w:r>
+    </w:p>
+    <w:p>
+      <w:r>
+        <w:drawing>
+          <wp:inline xmlns:a="http://schemas.openxmlformats.org/drawingml/2006/main" xmlns:pic="http://schemas.openxmlformats.org/drawingml/2006/picture">
+            <wp:extent cx="5486400" cy="3026664"/>
+            <wp:docPr id="5" name="Picture 5" descr="Original case: Accept A; reject B before running the lab operation. Changed condition: Change A count to -1. Expected result: Reject A on the non-negative value rule. Reason: The type is correct but the value is outside its accepted range."/>
+            <wp:cNvGraphicFramePr>
+              <a:graphicFrameLocks noChangeAspect="1"/>
+            </wp:cNvGraphicFramePr>
+            <a:graphic>
+              <a:graphicData uri="http://schemas.openxmlformats.org/drawingml/2006/picture">
+                <pic:pic>
+                  <pic:nvPicPr>
+                    <pic:cNvPr id="0" name="academy-story-ai-6-3-04.png"/>
+                    <pic:cNvPicPr/>
+                  </pic:nvPicPr>
+                  <pic:blipFill>
+                    <a:blip r:embed="rId13"/>
+                    <a:stretch>
+                      <a:fillRect/>
+                    </a:stretch>
+                  </pic:blipFill>
+                  <pic:spPr>
+                    <a:xfrm>
+                      <a:off x="0" y="0"/>
+                      <a:ext cx="5486400" cy="3026664"/>
+                    </a:xfrm>
+                    <a:prstGeom prst="rect"/>
+                  </pic:spPr>
+                </pic:pic>
+              </a:graphicData>
+            </a:graphic>
+          </wp:inline>
+        </w:drawing>
+      </w:r>
+    </w:p>
+    <w:p>
+      <w:pPr>
+        <w:spacing w:line="336" w:lineRule="auto" w:after="180"/>
+      </w:pPr>
+      <w:r>
+        <w:rPr>
+          <w:b w:val="0"/>
+        </w:rPr>
+        <w:t>Original case: Accept A; reject B before running the lab operation. Changed condition: Change A count to -1. Expected result: Reject A on the non-negative value rule.</w:t>
+      </w:r>
+    </w:p>
+    <w:p>
+      <w:pPr>
+        <w:spacing w:line="336" w:lineRule="auto" w:after="180"/>
+      </w:pPr>
+      <w:r>
+        <w:rPr>
+          <w:b w:val="0"/>
+        </w:rPr>
+        <w:t>Reason: The type is correct but the value is outside its accepted range.</w:t>
+      </w:r>
+    </w:p>
+    <w:p>
+      <w:pPr>
+        <w:spacing w:line="336" w:lineRule="auto" w:after="180"/>
+        <w:shd w:fill="F5F1FB"/>
+      </w:pPr>
+      <w:r>
+        <w:rPr>
+          <w:b w:val="0"/>
+        </w:rPr>
+        <w:t>Predict before checking the worked changed-case result. Name what changed and what the supplied facts allow you to conclude.</w:t>
+      </w:r>
+    </w:p>
+    <w:p>
+      <w:pPr>
+        <w:pStyle w:val="Heading3"/>
+      </w:pPr>
+      <w:r>
+        <w:t>05. Connect the explanation to its limit</w:t>
+      </w:r>
+    </w:p>
+    <w:p>
+      <w:r>
+        <w:drawing>
+          <wp:inline xmlns:a="http://schemas.openxmlformats.org/drawingml/2006/main" xmlns:pic="http://schemas.openxmlformats.org/drawingml/2006/picture">
+            <wp:extent cx="5486400" cy="2834640"/>
+            <wp:docPr id="6" name="Picture 6" descr="A schema checks declared structure. Looking like a number is different from having the required numeric type. Limit: Valid structure does not establish that the reported count is accurate."/>
+            <wp:cNvGraphicFramePr>
+              <a:graphicFrameLocks noChangeAspect="1"/>
+            </wp:cNvGraphicFramePr>
+            <a:graphic>
+              <a:graphicData uri="http://schemas.openxmlformats.org/drawingml/2006/picture">
+                <pic:pic>
+                  <pic:nvPicPr>
+                    <pic:cNvPr id="0" name="academy-story-ai-6-3-05.png"/>
+                    <pic:cNvPicPr/>
+                  </pic:nvPicPr>
+                  <pic:blipFill>
+                    <a:blip r:embed="rId14"/>
+                    <a:stretch>
+                      <a:fillRect/>
+                    </a:stretch>
+                  </pic:blipFill>
+                  <pic:spPr>
+                    <a:xfrm>
+                      <a:off x="0" y="0"/>
+                      <a:ext cx="5486400" cy="2834640"/>
+                    </a:xfrm>
+                    <a:prstGeom prst="rect"/>
+                  </pic:spPr>
+                </pic:pic>
+              </a:graphicData>
+            </a:graphic>
+          </wp:inline>
+        </w:drawing>
+      </w:r>
+    </w:p>
+    <w:p>
+      <w:pPr>
+        <w:spacing w:line="336" w:lineRule="auto" w:after="180"/>
+      </w:pPr>
+      <w:r>
+        <w:rPr>
+          <w:b w:val="0"/>
+        </w:rPr>
+        <w:t xml:space="preserve">A </w:t>
+      </w:r>
+      <w:r>
+        <w:rPr>
+          <w:b/>
+        </w:rPr>
+        <w:t>schema</w:t>
+      </w:r>
+      <w:r>
+        <w:rPr>
+          <w:b w:val="0"/>
+        </w:rPr>
+        <w:t xml:space="preserve"> checks declared structure. Looking like a number is different from having the required numeric type. Limit: Valid structure does not establish that the reported count is accurate.</w:t>
+      </w:r>
+    </w:p>
+    <w:p>
+      <w:pPr>
+        <w:spacing w:line="336" w:lineRule="auto" w:after="180"/>
+        <w:shd w:fill="F5F1FB"/>
+      </w:pPr>
+      <w:r>
+        <w:rPr>
+          <w:b w:val="0"/>
+        </w:rPr>
+        <w:t>Explain the case, then point to a limit on the claim.</w:t>
+      </w:r>
+    </w:p>
+    <w:p>
+      <w:pPr>
+        <w:pStyle w:val="Heading3"/>
+      </w:pPr>
+      <w:r>
+        <w:t>06. Make the idea visible in your project</w:t>
+      </w:r>
+    </w:p>
+    <w:p>
+      <w:r>
+        <w:drawing>
+          <wp:inline xmlns:a="http://schemas.openxmlformats.org/drawingml/2006/main" xmlns:pic="http://schemas.openxmlformats.org/drawingml/2006/picture">
+            <wp:extent cx="5486400" cy="3529584"/>
+            <wp:docPr id="7" name="Picture 7" descr="For the Grounded Learning Service, retain an annotated trace and the changed-case result. Name the contract or evidence that makes the deciding step valid, so another team can review it. Draw your input, deciding step, result and limit. Supported question: Compare A’s count 4 with B’s count &quot;4&quot;. Which record passes, which gate rejects B, and why does changing A’s count to -1 create a different failure?"/>
+            <wp:cNvGraphicFramePr>
+              <a:graphicFrameLocks noChangeAspect="1"/>
+            </wp:cNvGraphicFramePr>
+            <a:graphic>
+              <a:graphicData uri="http://schemas.openxmlformats.org/drawingml/2006/picture">
+                <pic:pic>
+                  <pic:nvPicPr>
+                    <pic:cNvPr id="0" name="academy-story-ai-6-3-06.png"/>
+                    <pic:cNvPicPr/>
+                  </pic:nvPicPr>
+                  <pic:blipFill>
+                    <a:blip r:embed="rId15"/>
+                    <a:stretch>
+                      <a:fillRect/>
+                    </a:stretch>
+                  </pic:blipFill>
+                  <pic:spPr>
+                    <a:xfrm>
+                      <a:off x="0" y="0"/>
+                      <a:ext cx="5486400" cy="3529584"/>
+                    </a:xfrm>
+                    <a:prstGeom prst="rect"/>
+                  </pic:spPr>
+                </pic:pic>
+              </a:graphicData>
+            </a:graphic>
+          </wp:inline>
+        </w:drawing>
+      </w:r>
+    </w:p>
+    <w:p>
+      <w:pPr>
+        <w:spacing w:line="336" w:lineRule="auto" w:after="180"/>
+      </w:pPr>
+      <w:r>
+        <w:rPr>
+          <w:b w:val="0"/>
+        </w:rPr>
+        <w:t xml:space="preserve">For the Grounded Learning Service, retain an annotated trace and the changed-case result. Name the contract or </w:t>
+      </w:r>
+      <w:r>
+        <w:rPr>
+          <w:b/>
+        </w:rPr>
+        <w:t>evidence</w:t>
+      </w:r>
+      <w:r>
+        <w:rPr>
+          <w:b w:val="0"/>
+        </w:rPr>
+        <w:t xml:space="preserve"> that makes the deciding step valid, so another team can review it.</w:t>
+      </w:r>
+    </w:p>
+    <w:p>
+      <w:pPr>
+        <w:spacing w:line="336" w:lineRule="auto" w:after="180"/>
+      </w:pPr>
+      <w:r>
+        <w:rPr>
+          <w:b w:val="0"/>
+        </w:rPr>
+        <w:t xml:space="preserve">Draw your </w:t>
+      </w:r>
+      <w:r>
+        <w:rPr>
+          <w:b/>
+        </w:rPr>
+        <w:t>input</w:t>
+      </w:r>
+      <w:r>
+        <w:rPr>
+          <w:b w:val="0"/>
+        </w:rPr>
+        <w:t>, deciding step, result and limit. Supported question: Compare A’s count 4 with B’s count "4". Which record passes, which gate rejects B, and why does changing A’s count to -1 create a different failure?</w:t>
+      </w:r>
+    </w:p>
+    <w:p>
+      <w:pPr>
+        <w:spacing w:line="336" w:lineRule="auto" w:after="180"/>
+        <w:shd w:fill="F5F1FB"/>
+      </w:pPr>
+      <w:r>
+        <w:rPr>
+          <w:b w:val="0"/>
+        </w:rPr>
+        <w:t xml:space="preserve">Draw your project trace and justify the deciding step using </w:t>
+      </w:r>
+      <w:r>
+        <w:rPr>
+          <w:b/>
+        </w:rPr>
+        <w:t>evidence</w:t>
+      </w:r>
+      <w:r>
+        <w:rPr>
+          <w:b w:val="0"/>
+        </w:rPr>
+        <w:t>.</w:t>
       </w:r>
     </w:p>
     <w:sectPr>

--- a/downloads/student/ai-6-week-03.docx
+++ b/downloads/student/ai-6-week-03.docx
@@ -1145,7 +1145,7 @@
         <w:rPr>
           <w:b w:val="0"/>
         </w:rPr>
-        <w:t>A={sample_id:"jar-8",count:4}; B={sample_id:"jar-9",count:"4"}. No type conversion is allowed.</w:t>
+        <w:t>A={sample_id:"jar -8",count:4}; B={sample_id:"jar -9",count:"4"}. No type conversion is allowed.</w:t>
       </w:r>
     </w:p>
     <w:p>
@@ -3975,7 +3975,7 @@
         <w:drawing>
           <wp:inline xmlns:a="http://schemas.openxmlformats.org/drawingml/2006/main" xmlns:pic="http://schemas.openxmlformats.org/drawingml/2006/picture">
             <wp:extent cx="5486400" cy="2834640"/>
-            <wp:docPr id="2" name="Picture 2" descr="A labelled sample record. A lab tool accepts a string sample_id and an integer count of at least zero. Supplied facts: A={sample_id:&quot;jar-8&quot;,count:4}; B={sample_id:&quot;jar-9&quot;,count:&quot;4&quot;}. No type conversion is allowed."/>
+            <wp:docPr id="2" name="Picture 2" descr="A labelled sample record. A lab tool accepts a string sample_id and an integer count of at least zero. Supplied facts: A={sample_id:&quot;jar -8&quot;,count:4}; B={sample_id:&quot;jar -9&quot;,count:&quot;4&quot;}. No type conversion is allowed."/>
             <wp:cNvGraphicFramePr>
               <a:graphicFrameLocks noChangeAspect="1"/>
             </wp:cNvGraphicFramePr>
@@ -4014,7 +4014,7 @@
         <w:rPr>
           <w:b w:val="0"/>
         </w:rPr>
-        <w:t>A labelled sample record. A lab tool accepts a string sample_id and an integer count of at least zero. Supplied facts: A={sample_id:"jar-8",count:4}; B={sample_id:"jar-9",count:"4"}. No type conversion is allowed.</w:t>
+        <w:t>A labelled sample record. A lab tool accepts a string sample_id and an integer count of at least zero. Supplied facts: A={sample_id:"jar -8",count:4}; B={sample_id:"jar -9",count:"4"}. No type conversion is allowed.</w:t>
       </w:r>
     </w:p>
     <w:p>

--- a/downloads/student/ai-6-week-03.docx
+++ b/downloads/student/ai-6-week-03.docx
@@ -25,12 +25,17 @@
         <w:pStyle w:val="Heading1"/>
       </w:pPr>
       <w:r>
-        <w:t>Before you start</w:t>
-      </w:r>
-    </w:p>
-    <w:p>
-      <w:r>
-        <w:t>Recall Architecture and data flow. Explain why a recorded result needs its input conditions and evidence source before it can support a claim.</w:t>
+        <w:t>Check the fields. Check the type. Check the value.</w:t>
+      </w:r>
+    </w:p>
+    <w:p>
+      <w:r>
+        <w:t>Validate incoming records without coercing them and explain the limits of a schema-valid result.</w:t>
+      </w:r>
+    </w:p>
+    <w:p>
+      <w:r>
+        <w:t>Closed-object contract → ordered gates → Boolean trap → sample picture → domain limits → executable probes → mixed independent explanation.</w:t>
       </w:r>
     </w:p>
     <w:p>
@@ -38,20 +43,20 @@
         <w:pStyle w:val="Heading1"/>
       </w:pPr>
       <w:r>
-        <w:t>01. Your mission</w:t>
-      </w:r>
-    </w:p>
-    <w:p>
-      <w:r>
-        <w:t>Start with the target: Explain the mechanism and terminology of typed contracts and schemas. Try the recall before opening notes.</w:t>
-      </w:r>
-    </w:p>
-    <w:p>
-      <w:pPr>
-        <w:pStyle w:val="Heading3"/>
-      </w:pPr>
-      <w:r>
-        <w:t>Your learning target</w:t>
+        <w:t>01. Check what a record contains before processing it</w:t>
+      </w:r>
+    </w:p>
+    <w:p>
+      <w:r>
+        <w:t>A value can look right while having the wrong type or structure.</w:t>
+      </w:r>
+    </w:p>
+    <w:p>
+      <w:pPr>
+        <w:pStyle w:val="Heading2"/>
+      </w:pPr>
+      <w:r>
+        <w:t>Learning goals</w:t>
       </w:r>
     </w:p>
     <w:p>
@@ -113,10 +118,10 @@
     </w:p>
     <w:p>
       <w:pPr>
-        <w:pStyle w:val="Heading3"/>
-      </w:pPr>
-      <w:r>
-        <w:t>Remember before reading</w:t>
+        <w:pStyle w:val="Heading2"/>
+      </w:pPr>
+      <w:r>
+        <w:t>Retrieve input-validation boundaries</w:t>
       </w:r>
     </w:p>
     <w:p>
@@ -166,6 +171,100 @@
     </w:p>
     <w:p>
       <w:pPr>
+        <w:pStyle w:val="Heading2"/>
+      </w:pPr>
+      <w:r>
+        <w:t>Prerequisite and starting response</w:t>
+      </w:r>
+    </w:p>
+    <w:p>
+      <w:pPr>
+        <w:pStyle w:val="ListBullet"/>
+      </w:pPr>
+      <w:r>
+        <w:t>Recall Architecture and data flow. Explain why a recorded result needs its input conditions and evidence source before it can support a claim.</w:t>
+      </w:r>
+    </w:p>
+    <w:p>
+      <w:pPr>
+        <w:pStyle w:val="Heading3"/>
+      </w:pPr>
+      <w:r>
+        <w:t>My starting explanation</w:t>
+      </w:r>
+    </w:p>
+    <w:p>
+      <w:r>
+        <w:t>________________________________________________________________</w:t>
+      </w:r>
+    </w:p>
+    <w:p>
+      <w:r>
+        <w:t>________________________________________________________________</w:t>
+      </w:r>
+    </w:p>
+    <w:p>
+      <w:r>
+        <w:t>________________________________________________________________</w:t>
+      </w:r>
+    </w:p>
+    <w:p>
+      <w:pPr>
+        <w:pStyle w:val="Heading2"/>
+      </w:pPr>
+      <w:r>
+        <w:t>End goal</w:t>
+      </w:r>
+    </w:p>
+    <w:p>
+      <w:pPr>
+        <w:spacing w:line="336" w:lineRule="auto" w:after="180"/>
+      </w:pPr>
+      <w:r>
+        <w:rPr>
+          <w:b w:val="0"/>
+        </w:rPr>
+        <w:t xml:space="preserve">Explain typed contracts and </w:t>
+      </w:r>
+      <w:r>
+        <w:rPr>
+          <w:b/>
+        </w:rPr>
+        <w:t>schema</w:t>
+      </w:r>
+      <w:r>
+        <w:rPr>
+          <w:b w:val="0"/>
+        </w:rPr>
+        <w:t>s using the deciding step in this fictional service.</w:t>
+      </w:r>
+    </w:p>
+    <w:p>
+      <w:pPr>
+        <w:pStyle w:val="Heading2"/>
+      </w:pPr>
+      <w:r>
+        <w:t>Earlier wording, alternatives and picture transcripts · reference / check after trying</w:t>
+      </w:r>
+    </w:p>
+    <w:p>
+      <w:pPr>
+        <w:pStyle w:val="Heading3"/>
+      </w:pPr>
+      <w:r>
+        <w:t>Your learning target</w:t>
+      </w:r>
+    </w:p>
+    <w:p>
+      <w:pPr>
+        <w:pStyle w:val="Heading3"/>
+      </w:pPr>
+      <w:r>
+        <w:t>Remember before reading</w:t>
+      </w:r>
+    </w:p>
+    <w:p>
+      <w:pPr>
         <w:spacing w:line="336" w:lineRule="auto" w:after="180"/>
       </w:pPr>
       <w:r>
@@ -242,13 +341,61 @@
     </w:p>
     <w:p>
       <w:pPr>
+        <w:pStyle w:val="Heading3"/>
+      </w:pPr>
+      <w:r>
+        <w:t>This week’s end goal</w:t>
+      </w:r>
+    </w:p>
+    <w:p>
+      <w:pPr>
+        <w:pStyle w:val="Heading1"/>
+      </w:pPr>
+      <w:r>
+        <w:t>02. Write the schema as a sequence of observable checks</w:t>
+      </w:r>
+    </w:p>
+    <w:p>
+      <w:r>
+        <w:t>Structure, type and allowed value range are separate conditions.</w:t>
+      </w:r>
+    </w:p>
+    <w:p>
+      <w:pPr>
+        <w:pStyle w:val="Heading2"/>
+      </w:pPr>
+      <w:r>
+        <w:t>Start with the form analogy</w:t>
+      </w:r>
+    </w:p>
+    <w:p>
+      <w:pPr>
         <w:spacing w:line="336" w:lineRule="auto" w:after="180"/>
       </w:pPr>
       <w:r>
         <w:rPr>
           <w:b w:val="0"/>
         </w:rPr>
-        <w:t xml:space="preserve">Recall Architecture and data flow. Explain why a recorded result needs its </w:t>
+        <w:t>Imagine a room-request form with two labelled boxes. The room identifier must be text, and the requested count must be an actual nonnegative integer. A quoted number is still text. A Boolean answers yes/no rather than supplying a count. The service checks the complete form before it looks up rooms or performs any action. A type annotation in code documents an expectation; it does not itself check incoming values.</w:t>
+      </w:r>
+    </w:p>
+    <w:p>
+      <w:pPr>
+        <w:pStyle w:val="Heading2"/>
+      </w:pPr>
+      <w:r>
+        <w:t>Define typed contracts and runtime validation</w:t>
+      </w:r>
+    </w:p>
+    <w:p>
+      <w:pPr>
+        <w:spacing w:line="336" w:lineRule="auto" w:after="180"/>
+      </w:pPr>
+      <w:r>
+        <w:rPr>
+          <w:b w:val="0"/>
+        </w:rPr>
+        <w:t xml:space="preserve">Typed contracts define values, required fields and failure outcomes. Runtime </w:t>
       </w:r>
       <w:r>
         <w:rPr>
@@ -260,19 +407,318 @@
         <w:rPr>
           <w:b w:val="0"/>
         </w:rPr>
-        <w:t xml:space="preserve"> conditions and </w:t>
+        <w:t xml:space="preserve"> still needs validation even when program annotations exist.</w:t>
+      </w:r>
+    </w:p>
+    <w:p>
+      <w:pPr>
+        <w:pStyle w:val="Heading2"/>
+      </w:pPr>
+      <w:r>
+        <w:t>Complete closed-object schema</w:t>
+      </w:r>
+    </w:p>
+    <w:tbl>
+      <w:tblPr>
+        <w:tblStyle w:val="LightShading-Accent1"/>
+        <w:tblW w:type="auto" w:w="0"/>
+        <w:tblLook w:firstColumn="1" w:firstRow="1" w:lastColumn="0" w:lastRow="0" w:noHBand="0" w:noVBand="1" w:val="04A0"/>
+      </w:tblPr>
+      <w:tblGrid>
+        <w:gridCol w:w="5112"/>
+        <w:gridCol w:w="5112"/>
+      </w:tblGrid>
+      <w:tr>
+        <w:trPr>
+          <w:tblHeader/>
+        </w:trPr>
+        <w:tc>
+          <w:tcPr>
+            <w:tcW w:type="dxa" w:w="5112"/>
+          </w:tcPr>
+          <w:p>
+            <w:r>
+              <w:t>Contract part</w:t>
+            </w:r>
+          </w:p>
+        </w:tc>
+        <w:tc>
+          <w:tcPr>
+            <w:tcW w:type="dxa" w:w="5112"/>
+          </w:tcPr>
+          <w:p>
+            <w:r>
+              <w:t>Exact rule in this exercise</w:t>
+            </w:r>
+          </w:p>
+        </w:tc>
+      </w:tr>
+      <w:tr>
+        <w:tc>
+          <w:tcPr>
+            <w:tcW w:type="dxa" w:w="5112"/>
+          </w:tcPr>
+          <w:p>
+            <w:r>
+              <w:t>Whole request</w:t>
+            </w:r>
+          </w:p>
+        </w:tc>
+        <w:tc>
+          <w:tcPr>
+            <w:tcW w:type="dxa" w:w="5112"/>
+          </w:tcPr>
+          <w:p>
+            <w:r>
+              <w:t>A Python dict with exactly room_id and requested_count</w:t>
+            </w:r>
+          </w:p>
+        </w:tc>
+      </w:tr>
+      <w:tr>
+        <w:tc>
+          <w:tcPr>
+            <w:tcW w:type="dxa" w:w="5112"/>
+          </w:tcPr>
+          <w:p>
+            <w:r>
+              <w:t>room_id</w:t>
+            </w:r>
+          </w:p>
+        </w:tc>
+        <w:tc>
+          <w:tcPr>
+            <w:tcW w:type="dxa" w:w="5112"/>
+          </w:tcPr>
+          <w:p>
+            <w:r>
+              <w:t>A nonempty Python string; no room existence or format check yet</w:t>
+            </w:r>
+          </w:p>
+        </w:tc>
+      </w:tr>
+      <w:tr>
+        <w:tc>
+          <w:tcPr>
+            <w:tcW w:type="dxa" w:w="5112"/>
+          </w:tcPr>
+          <w:p>
+            <w:r>
+              <w:t>requested_count</w:t>
+            </w:r>
+          </w:p>
+        </w:tc>
+        <w:tc>
+          <w:tcPr>
+            <w:tcW w:type="dxa" w:w="5112"/>
+          </w:tcPr>
+          <w:p>
+            <w:r>
+              <w:t>Exact Python int type and value at least zero; bool excluded</w:t>
+            </w:r>
+          </w:p>
+        </w:tc>
+      </w:tr>
+      <w:tr>
+        <w:tc>
+          <w:tcPr>
+            <w:tcW w:type="dxa" w:w="5112"/>
+          </w:tcPr>
+          <w:p>
+            <w:r>
+              <w:t>Unexpected or missing fields</w:t>
+            </w:r>
+          </w:p>
+        </w:tc>
+        <w:tc>
+          <w:tcPr>
+            <w:tcW w:type="dxa" w:w="5112"/>
+          </w:tcPr>
+          <w:p>
+            <w:r>
+              <w:t>Reject the request before processing</w:t>
+            </w:r>
+          </w:p>
+        </w:tc>
+      </w:tr>
+      <w:tr>
+        <w:tc>
+          <w:tcPr>
+            <w:tcW w:type="dxa" w:w="5112"/>
+          </w:tcPr>
+          <w:p>
+            <w:r>
+              <w:t>Type conversion</w:t>
+            </w:r>
+          </w:p>
+        </w:tc>
+        <w:tc>
+          <w:tcPr>
+            <w:tcW w:type="dxa" w:w="5112"/>
+          </w:tcPr>
+          <w:p>
+            <w:r>
+              <w:t>None: do not turn quoted digits or floats into integers</w:t>
+            </w:r>
+          </w:p>
+        </w:tc>
+      </w:tr>
+      <w:tr>
+        <w:tc>
+          <w:tcPr>
+            <w:tcW w:type="dxa" w:w="5112"/>
+          </w:tcPr>
+          <w:p>
+            <w:r>
+              <w:t>Failure outcome</w:t>
+            </w:r>
+          </w:p>
+        </w:tc>
+        <w:tc>
+          <w:tcPr>
+            <w:tcW w:type="dxa" w:w="5112"/>
+          </w:tcPr>
+          <w:p>
+            <w:r>
+              <w:t>ValueError with the relevant field/type/range category</w:t>
+            </w:r>
+          </w:p>
+        </w:tc>
+      </w:tr>
+      <w:tr>
+        <w:tc>
+          <w:tcPr>
+            <w:tcW w:type="dxa" w:w="5112"/>
+          </w:tcPr>
+          <w:p>
+            <w:r>
+              <w:t>Valid output</w:t>
+            </w:r>
+          </w:p>
+        </w:tc>
+        <w:tc>
+          <w:tcPr>
+            <w:tcW w:type="dxa" w:w="5112"/>
+          </w:tcPr>
+          <w:p>
+            <w:r>
+              <w:t>A copied validated dictionary, not a booking or permission grant</w:t>
+            </w:r>
+          </w:p>
+        </w:tc>
+      </w:tr>
+    </w:tbl>
+    <w:p>
+      <w:pPr>
+        <w:pStyle w:val="Heading2"/>
+      </w:pPr>
+      <w:r>
+        <w:t>Name supplied and missing evidence</w:t>
+      </w:r>
+    </w:p>
+    <w:p>
+      <w:pPr>
+        <w:pStyle w:val="Heading3"/>
+      </w:pPr>
+      <w:r>
+        <w:t>List the given facts and one fact that is not supplied.</w:t>
+      </w:r>
+    </w:p>
+    <w:p>
+      <w:r>
+        <w:t>________________________________________________________________</w:t>
+      </w:r>
+    </w:p>
+    <w:p>
+      <w:r>
+        <w:t>________________________________________________________________</w:t>
+      </w:r>
+    </w:p>
+    <w:p>
+      <w:r>
+        <w:t>________________________________________________________________</w:t>
+      </w:r>
+    </w:p>
+    <w:p>
+      <w:pPr>
+        <w:pStyle w:val="Heading2"/>
+      </w:pPr>
+      <w:r>
+        <w:t>Earlier wording, alternatives and picture transcripts · reference / check after trying</w:t>
+      </w:r>
+    </w:p>
+    <w:p>
+      <w:pPr>
+        <w:spacing w:line="336" w:lineRule="auto" w:after="180"/>
+      </w:pPr>
+      <w:r>
+        <w:rPr>
+          <w:b w:val="0"/>
+        </w:rPr>
+        <w:t>Begin by writing the question the procedure is intended to answer. Identify the information already supplied, the information it will produce and the information still missing.</w:t>
+      </w:r>
+    </w:p>
+    <w:p>
+      <w:pPr>
+        <w:spacing w:line="336" w:lineRule="auto" w:after="180"/>
+      </w:pPr>
+      <w:r>
+        <w:rPr>
+          <w:b w:val="0"/>
+        </w:rPr>
+        <w:t>These are constructed classroom examples; they do not require live accounts, private records or an external service. Do not treat a plausible explanation as a measured outcome.</w:t>
+      </w:r>
+    </w:p>
+    <w:p>
+      <w:pPr>
+        <w:pStyle w:val="Heading1"/>
+      </w:pPr>
+      <w:r>
+        <w:t>03. Trace a Boolean through the correct gates</w:t>
+      </w:r>
+    </w:p>
+    <w:p>
+      <w:r>
+        <w:t>The declared contract, rather than a convenient conversion, decides acceptance.</w:t>
+      </w:r>
+    </w:p>
+    <w:p>
+      <w:pPr>
+        <w:pStyle w:val="Heading2"/>
+      </w:pPr>
+      <w:r>
+        <w:t>Original field rules</w:t>
+      </w:r>
+    </w:p>
+    <w:p>
+      <w:pPr>
+        <w:spacing w:line="336" w:lineRule="auto" w:after="180"/>
+      </w:pPr>
+      <w:r>
+        <w:rPr>
+          <w:b w:val="0"/>
+        </w:rPr>
+        <w:t xml:space="preserve">Accept exactly room_id as a nonempty string and requested_count as a nonnegative integer excluding bool. Reject extra fields, missing fields and wrong types before </w:t>
       </w:r>
       <w:r>
         <w:rPr>
           <w:b/>
         </w:rPr>
-        <w:t>evidence</w:t>
+        <w:t>process</w:t>
       </w:r>
       <w:r>
         <w:rPr>
           <w:b w:val="0"/>
         </w:rPr>
-        <w:t xml:space="preserve"> source before it can support a claim.</w:t>
+        <w:t>ing.</w:t>
+      </w:r>
+    </w:p>
+    <w:p>
+      <w:pPr>
+        <w:pStyle w:val="Heading2"/>
+      </w:pPr>
+      <w:r>
+        <w:t>Complete validation flow</w:t>
       </w:r>
     </w:p>
     <w:p>
@@ -280,30 +726,166 @@
         <w:pStyle w:val="Heading3"/>
       </w:pPr>
       <w:r>
-        <w:t>My starting explanation</w:t>
-      </w:r>
-    </w:p>
-    <w:p>
-      <w:r>
-        <w:t>________________________________________________________________</w:t>
-      </w:r>
-    </w:p>
-    <w:p>
-      <w:r>
-        <w:t>________________________________________________________________</w:t>
-      </w:r>
-    </w:p>
-    <w:p>
-      <w:r>
-        <w:t>________________________________________________________________</w:t>
-      </w:r>
-    </w:p>
-    <w:p>
-      <w:pPr>
-        <w:pStyle w:val="Heading3"/>
-      </w:pPr>
-      <w:r>
-        <w:t>This week’s end goal</w:t>
+        <w:t>Validate the outer structure before individual fields</w:t>
+      </w:r>
+    </w:p>
+    <w:tbl>
+      <w:tblPr>
+        <w:tblStyle w:val="LightShading-Accent1"/>
+        <w:tblW w:type="auto" w:w="0"/>
+        <w:tblLook w:firstColumn="1" w:firstRow="1" w:lastColumn="0" w:lastRow="0" w:noHBand="0" w:noVBand="1" w:val="04A0"/>
+      </w:tblPr>
+      <w:tblGrid>
+        <w:gridCol w:w="5112"/>
+        <w:gridCol w:w="5112"/>
+      </w:tblGrid>
+      <w:tr>
+        <w:trPr>
+          <w:tblHeader/>
+        </w:trPr>
+        <w:tc>
+          <w:tcPr>
+            <w:tcW w:type="dxa" w:w="5112"/>
+          </w:tcPr>
+          <w:p>
+            <w:r>
+              <w:t>Gate</w:t>
+            </w:r>
+          </w:p>
+        </w:tc>
+        <w:tc>
+          <w:tcPr>
+            <w:tcW w:type="dxa" w:w="5112"/>
+          </w:tcPr>
+          <w:p>
+            <w:r>
+              <w:t>Question and outcome</w:t>
+            </w:r>
+          </w:p>
+        </w:tc>
+      </w:tr>
+      <w:tr>
+        <w:tc>
+          <w:tcPr>
+            <w:tcW w:type="dxa" w:w="5112"/>
+          </w:tcPr>
+          <w:p>
+            <w:r>
+              <w:t>1. Object and exact keys</w:t>
+            </w:r>
+          </w:p>
+        </w:tc>
+        <w:tc>
+          <w:tcPr>
+            <w:tcW w:type="dxa" w:w="5112"/>
+          </w:tcPr>
+          <w:p>
+            <w:r>
+              <w:t>Is this exactly a dict with both required fields and no extras? Otherwise reject.</w:t>
+            </w:r>
+          </w:p>
+        </w:tc>
+      </w:tr>
+      <w:tr>
+        <w:tc>
+          <w:tcPr>
+            <w:tcW w:type="dxa" w:w="5112"/>
+          </w:tcPr>
+          <w:p>
+            <w:r>
+              <w:t>2. Room identifier</w:t>
+            </w:r>
+          </w:p>
+        </w:tc>
+        <w:tc>
+          <w:tcPr>
+            <w:tcW w:type="dxa" w:w="5112"/>
+          </w:tcPr>
+          <w:p>
+            <w:r>
+              <w:t>Is room_id a nonempty string? Otherwise reject.</w:t>
+            </w:r>
+          </w:p>
+        </w:tc>
+      </w:tr>
+      <w:tr>
+        <w:tc>
+          <w:tcPr>
+            <w:tcW w:type="dxa" w:w="5112"/>
+          </w:tcPr>
+          <w:p>
+            <w:r>
+              <w:t>3. Count type</w:t>
+            </w:r>
+          </w:p>
+        </w:tc>
+        <w:tc>
+          <w:tcPr>
+            <w:tcW w:type="dxa" w:w="5112"/>
+          </w:tcPr>
+          <w:p>
+            <w:r>
+              <w:t>Is type(requested_count) exactly int? Reject bool, strings and other types.</w:t>
+            </w:r>
+          </w:p>
+        </w:tc>
+      </w:tr>
+      <w:tr>
+        <w:tc>
+          <w:tcPr>
+            <w:tcW w:type="dxa" w:w="5112"/>
+          </w:tcPr>
+          <w:p>
+            <w:r>
+              <w:t>4. Count range</w:t>
+            </w:r>
+          </w:p>
+        </w:tc>
+        <w:tc>
+          <w:tcPr>
+            <w:tcW w:type="dxa" w:w="5112"/>
+          </w:tcPr>
+          <w:p>
+            <w:r>
+              <w:t>Is the integer at least zero? Otherwise reject.</w:t>
+            </w:r>
+          </w:p>
+        </w:tc>
+      </w:tr>
+      <w:tr>
+        <w:tc>
+          <w:tcPr>
+            <w:tcW w:type="dxa" w:w="5112"/>
+          </w:tcPr>
+          <w:p>
+            <w:r>
+              <w:t>5. Return validated copy</w:t>
+            </w:r>
+          </w:p>
+        </w:tc>
+        <w:tc>
+          <w:tcPr>
+            <w:tcW w:type="dxa" w:w="5112"/>
+          </w:tcPr>
+          <w:p>
+            <w:r>
+              <w:t>Proceed to later authorization and domain checks; none has happened yet.</w:t>
+            </w:r>
+          </w:p>
+        </w:tc>
+      </w:tr>
+    </w:tbl>
+    <w:p>
+      <w:r>
+        <w:t>Passing the shape check does not imply that a room exists, the count is accurate or the caller may act.</w:t>
+      </w:r>
+    </w:p>
+    <w:p>
+      <w:pPr>
+        <w:pStyle w:val="Heading2"/>
+      </w:pPr>
+      <w:r>
+        <w:t>Explain the Boolean subclass trap</w:t>
       </w:r>
     </w:p>
     <w:p>
@@ -314,32 +896,26 @@
         <w:rPr>
           <w:b w:val="0"/>
         </w:rPr>
-        <w:t xml:space="preserve">Explain typed contracts and </w:t>
-      </w:r>
-      <w:r>
-        <w:rPr>
-          <w:b/>
-        </w:rPr>
-        <w:t>schema</w:t>
-      </w:r>
+        <w:t>Python has a subtle detail: isinstance(True, int) is True because bool is an int subclass. Our contract deliberately excludes Booleans, so type(True) is int is False. For the main record {room_id: "B", requested_count: True}, the two required fields and room string pass, but the count fails the exact-type gate. Do not silently reinterpret True as a request for one place.</w:t>
+      </w:r>
+    </w:p>
+    <w:p>
+      <w:pPr>
+        <w:spacing w:line="336" w:lineRule="auto" w:after="180"/>
+      </w:pPr>
       <w:r>
         <w:rPr>
           <w:b w:val="0"/>
         </w:rPr>
-        <w:t>s using the deciding step in this fictional service.</w:t>
-      </w:r>
-    </w:p>
-    <w:p>
-      <w:pPr>
-        <w:pStyle w:val="Heading1"/>
-      </w:pPr>
-      <w:r>
-        <w:t>02. Notice the evidence</w:t>
-      </w:r>
-    </w:p>
-    <w:p>
-      <w:r>
-        <w:t>Investigate the supplied Typed contracts and schemas case. Separate observations, given facts and assumptions before choosing an explanation.</w:t>
+        <w:t>Python True corresponds to JSON true when decoding JSON.</w:t>
+      </w:r>
+    </w:p>
+    <w:p>
+      <w:pPr>
+        <w:pStyle w:val="Heading2"/>
+      </w:pPr>
+      <w:r>
+        <w:t>State the contract before tracing</w:t>
       </w:r>
     </w:p>
     <w:p>
@@ -350,7 +926,7 @@
         <w:rPr>
           <w:b w:val="0"/>
         </w:rPr>
-        <w:t xml:space="preserve">Typed contracts define values, required fields and failure outcomes. Runtime </w:t>
+        <w:t xml:space="preserve">Before applying the procedure, write its units, denominator or decision boundary where relevant. A partner should be able to repeat each step using the same </w:t>
       </w:r>
       <w:r>
         <w:rPr>
@@ -362,7 +938,7 @@
         <w:rPr>
           <w:b w:val="0"/>
         </w:rPr>
-        <w:t xml:space="preserve"> still needs validation even when program annotations exist.</w:t>
+        <w:t>s.</w:t>
       </w:r>
     </w:p>
     <w:p>
@@ -373,54 +949,27 @@
         <w:rPr>
           <w:b w:val="0"/>
         </w:rPr>
-        <w:t>Begin by writing the question the procedure is intended to answer. Identify the information already supplied, the information it will produce and the information still missing.</w:t>
-      </w:r>
-    </w:p>
-    <w:p>
-      <w:pPr>
-        <w:spacing w:line="336" w:lineRule="auto" w:after="180"/>
-      </w:pPr>
+        <w:t xml:space="preserve">If a required </w:t>
+      </w:r>
+      <w:r>
+        <w:rPr>
+          <w:b/>
+        </w:rPr>
+        <w:t>input</w:t>
+      </w:r>
       <w:r>
         <w:rPr>
           <w:b w:val="0"/>
         </w:rPr>
-        <w:t>These are constructed classroom examples; they do not require live accounts, private records or an external service. Do not treat a plausible explanation as a measured outcome.</w:t>
-      </w:r>
-    </w:p>
-    <w:p>
-      <w:pPr>
-        <w:pStyle w:val="Heading3"/>
-      </w:pPr>
-      <w:r>
-        <w:t>List the given facts and one fact that is not supplied.</w:t>
-      </w:r>
-    </w:p>
-    <w:p>
-      <w:r>
-        <w:t>________________________________________________________________</w:t>
-      </w:r>
-    </w:p>
-    <w:p>
-      <w:r>
-        <w:t>________________________________________________________________</w:t>
-      </w:r>
-    </w:p>
-    <w:p>
-      <w:r>
-        <w:t>________________________________________________________________</w:t>
-      </w:r>
-    </w:p>
-    <w:p>
-      <w:pPr>
-        <w:pStyle w:val="Heading1"/>
-      </w:pPr>
-      <w:r>
-        <w:t>03. See how it works</w:t>
-      </w:r>
-    </w:p>
-    <w:p>
-      <w:r>
-        <w:t>Follow the mechanism for Typed contracts and schemas. Connect each labelled input, deciding step and result.</w:t>
+        <w:t xml:space="preserve"> is absent or violates the stated contract, record that condition explicitly instead of quietly replacing it with a convenient value.</w:t>
+      </w:r>
+    </w:p>
+    <w:p>
+      <w:pPr>
+        <w:pStyle w:val="Heading2"/>
+      </w:pPr>
+      <w:r>
+        <w:t>Explain the visual</w:t>
       </w:r>
     </w:p>
     <w:p>
@@ -431,19 +980,27 @@
         <w:rPr>
           <w:b w:val="0"/>
         </w:rPr>
-        <w:t xml:space="preserve">Accept exactly room_id as a nonempty string and requested_count as a nonnegative integer excluding bool. Reject extra fields, missing fields and wrong types before </w:t>
+        <w:t xml:space="preserve">Point to the </w:t>
       </w:r>
       <w:r>
         <w:rPr>
           <w:b/>
         </w:rPr>
-        <w:t>process</w:t>
+        <w:t>input</w:t>
       </w:r>
       <w:r>
         <w:rPr>
           <w:b w:val="0"/>
         </w:rPr>
-        <w:t>ing.</w:t>
+        <w:t>, the deciding step and the result in this week’s visual. Explain the same step in ordinary words. A picture helps when you can say what each part represents.</w:t>
+      </w:r>
+    </w:p>
+    <w:p>
+      <w:pPr>
+        <w:pStyle w:val="Heading2"/>
+      </w:pPr>
+      <w:r>
+        <w:t>Earlier wording, alternatives and picture transcripts · reference / check after trying</w:t>
       </w:r>
     </w:p>
     <w:p>
@@ -540,13 +1097,228 @@
     </w:p>
     <w:p>
       <w:pPr>
+        <w:pStyle w:val="Heading3"/>
+      </w:pPr>
+      <w:r>
+        <w:t>Connect the picture and the explanation</w:t>
+      </w:r>
+    </w:p>
+    <w:p>
+      <w:pPr>
+        <w:pStyle w:val="Heading1"/>
+      </w:pPr>
+      <w:r>
+        <w:t>04. Change the type or value and predict the first failing gate</w:t>
+      </w:r>
+    </w:p>
+    <w:p>
+      <w:r>
+        <w:t>Keep the schema fixed when comparing inputs.</w:t>
+      </w:r>
+    </w:p>
+    <w:p>
+      <w:pPr>
+        <w:pStyle w:val="Heading2"/>
+      </w:pPr>
+      <w:r>
+        <w:t>Current task and response</w:t>
+      </w:r>
+    </w:p>
+    <w:p>
+      <w:pPr>
+        <w:pStyle w:val="ListBullet"/>
+      </w:pPr>
+      <w:r>
+        <w:t>Input room_id=B, requested_count=true passes a naive isinstance(value, int) check in Python. Show the intermediate steps and give the conclusion with its scope.</w:t>
+      </w:r>
+    </w:p>
+    <w:p>
+      <w:pPr>
+        <w:pStyle w:val="Heading3"/>
+      </w:pPr>
+      <w:r>
+        <w:t>Keep the procedure fixed. Explain what changed in the inputs and result.</w:t>
+      </w:r>
+    </w:p>
+    <w:p>
+      <w:r>
+        <w:t>________________________________________________________________</w:t>
+      </w:r>
+    </w:p>
+    <w:p>
+      <w:r>
+        <w:t>________________________________________________________________</w:t>
+      </w:r>
+    </w:p>
+    <w:p>
+      <w:r>
+        <w:t>________________________________________________________________</w:t>
+      </w:r>
+    </w:p>
+    <w:p>
+      <w:r>
+        <w:t>________________________________________________________________</w:t>
+      </w:r>
+    </w:p>
+    <w:p>
+      <w:r>
+        <w:t>________________________________________________________________</w:t>
+      </w:r>
+    </w:p>
+    <w:p>
+      <w:pPr>
+        <w:pStyle w:val="Heading2"/>
+      </w:pPr>
+      <w:r>
+        <w:t>Predict the negative-count picture</w:t>
+      </w:r>
+    </w:p>
+    <w:p>
+      <w:pPr>
+        <w:pStyle w:val="ListBullet"/>
+      </w:pPr>
+      <w:r>
+        <w:t>Change: Change A count to -1.</w:t>
+      </w:r>
+    </w:p>
+    <w:p>
+      <w:pPr>
+        <w:pStyle w:val="Heading2"/>
+      </w:pPr>
+      <w:r>
+        <w:t>Check after predicting · reference / check after trying</w:t>
+      </w:r>
+    </w:p>
+    <w:p>
+      <w:pPr>
         <w:spacing w:line="336" w:lineRule="auto" w:after="180"/>
       </w:pPr>
+      <w:r>
+        <w:rPr>
+          <w:b/>
+        </w:rPr>
+        <w:t>Prediction</w:t>
+      </w:r>
       <w:r>
         <w:rPr>
           <w:b w:val="0"/>
         </w:rPr>
-        <w:t xml:space="preserve">Before applying the procedure, write its units, denominator or decision boundary where relevant. A partner should be able to repeat each step using the same </w:t>
+        <w:t>: Reject A on the non-negative value rule.</w:t>
+      </w:r>
+    </w:p>
+    <w:p>
+      <w:pPr>
+        <w:spacing w:line="336" w:lineRule="auto" w:after="180"/>
+      </w:pPr>
+      <w:r>
+        <w:rPr>
+          <w:b w:val="0"/>
+        </w:rPr>
+        <w:t>Reason: The type is correct but the value is outside its accepted range.</w:t>
+      </w:r>
+    </w:p>
+    <w:p>
+      <w:pPr>
+        <w:pStyle w:val="Heading2"/>
+      </w:pPr>
+      <w:r>
+        <w:t>Earlier wording, alternatives and picture transcripts · reference / check after trying</w:t>
+      </w:r>
+    </w:p>
+    <w:p>
+      <w:pPr>
+        <w:pStyle w:val="Heading3"/>
+      </w:pPr>
+      <w:r>
+        <w:t>Compare a familiar case with a changed case</w:t>
+      </w:r>
+    </w:p>
+    <w:p>
+      <w:pPr>
+        <w:pStyle w:val="Heading3"/>
+      </w:pPr>
+      <w:r>
+        <w:t>Change one thing in the pictured case</w:t>
+      </w:r>
+    </w:p>
+    <w:p>
+      <w:pPr>
+        <w:pStyle w:val="Heading1"/>
+      </w:pPr>
+      <w:r>
+        <w:t>06. Separate a type failure from a value-range failure</w:t>
+      </w:r>
+    </w:p>
+    <w:p>
+      <w:r>
+        <w:t>Both stop processing, but their explanations differ.</w:t>
+      </w:r>
+    </w:p>
+    <w:p>
+      <w:pPr>
+        <w:pStyle w:val="Heading2"/>
+      </w:pPr>
+      <w:r>
+        <w:t>Main Boolean input and exact-type conclusion</w:t>
+      </w:r>
+    </w:p>
+    <w:p>
+      <w:pPr>
+        <w:spacing w:line="336" w:lineRule="auto" w:after="180"/>
+      </w:pPr>
+      <w:r>
+        <w:rPr>
+          <w:b/>
+        </w:rPr>
+        <w:t>Input</w:t>
+      </w:r>
+      <w:r>
+        <w:rPr>
+          <w:b w:val="0"/>
+        </w:rPr>
+        <w:t xml:space="preserve"> room_id=B, requested_count=true passes a naive isinstance(value, int) check in Python.</w:t>
+      </w:r>
+    </w:p>
+    <w:p>
+      <w:pPr>
+        <w:spacing w:line="336" w:lineRule="auto" w:after="180"/>
+      </w:pPr>
+      <w:r>
+        <w:rPr>
+          <w:b w:val="0"/>
+        </w:rPr>
+        <w:t>Boolean is an int subclass in Python but excluded by this contract; use type(value) is int and validate nonnegative range.</w:t>
+      </w:r>
+    </w:p>
+    <w:p>
+      <w:pPr>
+        <w:pStyle w:val="Heading2"/>
+      </w:pPr>
+      <w:r>
+        <w:t>Keep the trace’s scope</w:t>
+      </w:r>
+    </w:p>
+    <w:p>
+      <w:pPr>
+        <w:spacing w:line="336" w:lineRule="auto" w:after="180"/>
+      </w:pPr>
+      <w:r>
+        <w:rPr>
+          <w:b w:val="0"/>
+        </w:rPr>
+        <w:t xml:space="preserve">Compare the intermediate </w:t>
+      </w:r>
+      <w:r>
+        <w:rPr>
+          <w:b/>
+        </w:rPr>
+        <w:t>evidence</w:t>
+      </w:r>
+      <w:r>
+        <w:rPr>
+          <w:b w:val="0"/>
+        </w:rPr>
+        <w:t xml:space="preserve"> with the final statement. Explain why each number or decision follows from the stated </w:t>
       </w:r>
       <w:r>
         <w:rPr>
@@ -569,7 +1341,7 @@
         <w:rPr>
           <w:b w:val="0"/>
         </w:rPr>
-        <w:t xml:space="preserve">If a required </w:t>
+        <w:t xml:space="preserve">The conclusion belongs to this scenario and procedure; changing the </w:t>
       </w:r>
       <w:r>
         <w:rPr>
@@ -581,532 +1353,15 @@
         <w:rPr>
           <w:b w:val="0"/>
         </w:rPr>
-        <w:t xml:space="preserve"> is absent or violates the stated contract, record that condition explicitly instead of quietly replacing it with a convenient value.</w:t>
-      </w:r>
-    </w:p>
-    <w:p>
-      <w:pPr>
-        <w:pStyle w:val="Heading3"/>
-      </w:pPr>
-      <w:r>
-        <w:t>Connect the picture and the explanation</w:t>
-      </w:r>
-    </w:p>
-    <w:p>
-      <w:pPr>
-        <w:spacing w:line="336" w:lineRule="auto" w:after="180"/>
-      </w:pPr>
-      <w:r>
-        <w:rPr>
-          <w:b w:val="0"/>
-        </w:rPr>
-        <w:t xml:space="preserve">Point to the </w:t>
-      </w:r>
-      <w:r>
-        <w:rPr>
-          <w:b/>
-        </w:rPr>
-        <w:t>input</w:t>
-      </w:r>
-      <w:r>
-        <w:rPr>
-          <w:b w:val="0"/>
-        </w:rPr>
-        <w:t>, the deciding step and the result in this week’s visual. Explain the same step in ordinary words. A picture helps when you can say what each part represents.</w:t>
-      </w:r>
-    </w:p>
-    <w:p>
-      <w:pPr>
-        <w:pStyle w:val="Heading1"/>
-      </w:pPr>
-      <w:r>
-        <w:t>04. Compare the cases</w:t>
-      </w:r>
-    </w:p>
-    <w:p>
-      <w:r>
-        <w:t>Compare the supplied cases for Typed contracts and schemas. Identify the detail that changes the conclusion.</w:t>
-      </w:r>
-    </w:p>
-    <w:p>
-      <w:pPr>
-        <w:pStyle w:val="Heading3"/>
-      </w:pPr>
-      <w:r>
-        <w:t>Compare a familiar case with a changed case</w:t>
-      </w:r>
-    </w:p>
-    <w:p>
-      <w:pPr>
-        <w:spacing w:line="336" w:lineRule="auto" w:after="180"/>
-      </w:pPr>
-      <w:r>
-        <w:rPr>
-          <w:b/>
-        </w:rPr>
-        <w:t>Input</w:t>
-      </w:r>
-      <w:r>
-        <w:rPr>
-          <w:b w:val="0"/>
-        </w:rPr>
-        <w:t xml:space="preserve"> room_id=B, requested_count=true passes a naive isinstance(value, int) check in Python. Show the intermediate steps and give the conclusion with its scope.</w:t>
-      </w:r>
-    </w:p>
-    <w:p>
-      <w:pPr>
-        <w:pStyle w:val="Heading3"/>
-      </w:pPr>
-      <w:r>
-        <w:t>Keep the procedure fixed. Explain what changed in the inputs and result.</w:t>
-      </w:r>
-    </w:p>
-    <w:p>
-      <w:r>
-        <w:t>________________________________________________________________</w:t>
-      </w:r>
-    </w:p>
-    <w:p>
-      <w:r>
-        <w:t>________________________________________________________________</w:t>
-      </w:r>
-    </w:p>
-    <w:p>
-      <w:r>
-        <w:t>________________________________________________________________</w:t>
-      </w:r>
-    </w:p>
-    <w:p>
-      <w:r>
-        <w:t>________________________________________________________________</w:t>
-      </w:r>
-    </w:p>
-    <w:p>
-      <w:r>
-        <w:t>________________________________________________________________</w:t>
-      </w:r>
-    </w:p>
-    <w:p>
-      <w:pPr>
-        <w:pStyle w:val="Heading3"/>
-      </w:pPr>
-      <w:r>
-        <w:t>Change one thing in the pictured case</w:t>
-      </w:r>
-    </w:p>
-    <w:p>
-      <w:pPr>
-        <w:pStyle w:val="Heading3"/>
-      </w:pPr>
-      <w:r>
-        <w:t>Change one thing</w:t>
-      </w:r>
-    </w:p>
-    <w:p>
-      <w:pPr>
-        <w:spacing w:line="336" w:lineRule="auto" w:after="180"/>
-        <w:shd w:fill="F5F1FB"/>
-      </w:pPr>
-      <w:r>
-        <w:rPr>
-          <w:b w:val="0"/>
-        </w:rPr>
-        <w:t>Change: Change A count to -1.</w:t>
-      </w:r>
-    </w:p>
-    <w:p>
-      <w:pPr>
-        <w:pStyle w:val="Heading3"/>
-      </w:pPr>
-      <w:r>
-        <w:t>Predicted result</w:t>
-      </w:r>
-    </w:p>
-    <w:p>
-      <w:pPr>
-        <w:spacing w:line="336" w:lineRule="auto" w:after="180"/>
-        <w:shd w:fill="F1F6FC"/>
-      </w:pPr>
-      <w:r>
-        <w:rPr>
-          <w:b/>
-        </w:rPr>
-        <w:t>Prediction</w:t>
-      </w:r>
-      <w:r>
-        <w:rPr>
-          <w:b w:val="0"/>
-        </w:rPr>
-        <w:t>: Reject A on the non-negative value rule.</w:t>
-      </w:r>
-    </w:p>
-    <w:p>
-      <w:pPr>
-        <w:pStyle w:val="Heading3"/>
-      </w:pPr>
-      <w:r>
-        <w:t>Why the result follows</w:t>
-      </w:r>
-    </w:p>
-    <w:p>
-      <w:pPr>
-        <w:spacing w:line="336" w:lineRule="auto" w:after="180"/>
-        <w:shd w:fill="F1F6FC"/>
-      </w:pPr>
-      <w:r>
-        <w:rPr>
-          <w:b w:val="0"/>
-        </w:rPr>
-        <w:t>Reason: The type is correct but the value is outside its accepted range.</w:t>
-      </w:r>
-    </w:p>
-    <w:p>
-      <w:pPr>
-        <w:pStyle w:val="Heading1"/>
-      </w:pPr>
-      <w:r>
-        <w:t>05. Words that unlock the idea</w:t>
-      </w:r>
-    </w:p>
-    <w:p>
-      <w:r>
-        <w:t>Use the vocabulary of Typed contracts and schemas to explain a concrete decision, rather than only memorising definitions.</w:t>
-      </w:r>
-    </w:p>
-    <w:tbl>
-      <w:tblPr>
-        <w:tblStyle w:val="LightShading-Accent1"/>
-        <w:tblW w:type="auto" w:w="0"/>
-        <w:tblLook w:firstColumn="1" w:firstRow="1" w:lastColumn="0" w:lastRow="0" w:noHBand="0" w:noVBand="1" w:val="04A0"/>
-      </w:tblPr>
-      <w:tblGrid>
-        <w:gridCol w:w="5112"/>
-        <w:gridCol w:w="5112"/>
-      </w:tblGrid>
-      <w:tr>
-        <w:trPr>
-          <w:tblHeader/>
-        </w:trPr>
-        <w:tc>
-          <w:tcPr>
-            <w:tcW w:type="dxa" w:w="5112"/>
-          </w:tcPr>
-          <w:p>
-            <w:r>
-              <w:t>Word</w:t>
-            </w:r>
-          </w:p>
-        </w:tc>
-        <w:tc>
-          <w:tcPr>
-            <w:tcW w:type="dxa" w:w="5112"/>
-          </w:tcPr>
-          <w:p>
-            <w:r>
-              <w:t>Meaning</w:t>
-            </w:r>
-          </w:p>
-        </w:tc>
-      </w:tr>
-      <w:tr>
-        <w:tc>
-          <w:tcPr>
-            <w:tcW w:type="dxa" w:w="5112"/>
-          </w:tcPr>
-          <w:p>
-            <w:r>
-              <w:t>Schema</w:t>
-            </w:r>
-          </w:p>
-        </w:tc>
-        <w:tc>
-          <w:tcPr>
-            <w:tcW w:type="dxa" w:w="5112"/>
-          </w:tcPr>
-          <w:p>
-            <w:r>
-              <w:t>A contract for structure and types</w:t>
-            </w:r>
-          </w:p>
-        </w:tc>
-      </w:tr>
-      <w:tr>
-        <w:tc>
-          <w:tcPr>
-            <w:tcW w:type="dxa" w:w="5112"/>
-          </w:tcPr>
-          <w:p>
-            <w:r>
-              <w:t>Runtime validation</w:t>
-            </w:r>
-          </w:p>
-        </w:tc>
-        <w:tc>
-          <w:tcPr>
-            <w:tcW w:type="dxa" w:w="5112"/>
-          </w:tcPr>
-          <w:p>
-            <w:r>
-              <w:t>Checking actual incoming values</w:t>
-            </w:r>
-          </w:p>
-        </w:tc>
-      </w:tr>
-      <w:tr>
-        <w:tc>
-          <w:tcPr>
-            <w:tcW w:type="dxa" w:w="5112"/>
-          </w:tcPr>
-          <w:p>
-            <w:r>
-              <w:t>Closed object</w:t>
-            </w:r>
-          </w:p>
-        </w:tc>
-        <w:tc>
-          <w:tcPr>
-            <w:tcW w:type="dxa" w:w="5112"/>
-          </w:tcPr>
-          <w:p>
-            <w:r>
-              <w:t>An object rejecting unexpected fields</w:t>
-            </w:r>
-          </w:p>
-        </w:tc>
-      </w:tr>
-    </w:tbl>
-    <w:p>
-      <w:pPr>
-        <w:pStyle w:val="Heading3"/>
-      </w:pPr>
-      <w:r>
-        <w:t>Use two terms to explain a step in this week’s example.</w:t>
-      </w:r>
-    </w:p>
-    <w:p>
-      <w:r>
-        <w:t>________________________________________________________________</w:t>
-      </w:r>
-    </w:p>
-    <w:p>
-      <w:r>
-        <w:t>________________________________________________________________</w:t>
-      </w:r>
-    </w:p>
-    <w:p>
-      <w:r>
-        <w:t>________________________________________________________________</w:t>
-      </w:r>
-    </w:p>
-    <w:p>
-      <w:pPr>
-        <w:pStyle w:val="Heading1"/>
-      </w:pPr>
-      <w:r>
-        <w:t>06. Follow a worked example</w:t>
-      </w:r>
-    </w:p>
-    <w:p>
-      <w:r>
-        <w:t>Follow the worked trace for Typed contracts and schemas, predict a step, then compare with its explanation.</w:t>
-      </w:r>
-    </w:p>
-    <w:p>
-      <w:pPr>
-        <w:spacing w:line="336" w:lineRule="auto" w:after="180"/>
-      </w:pPr>
-      <w:r>
-        <w:rPr>
-          <w:b/>
-        </w:rPr>
-        <w:t>Input</w:t>
-      </w:r>
-      <w:r>
-        <w:rPr>
-          <w:b w:val="0"/>
-        </w:rPr>
-        <w:t xml:space="preserve"> room_id=B, requested_count=true passes a naive isinstance(value, int) check in Python.</w:t>
-      </w:r>
-    </w:p>
-    <w:p>
-      <w:pPr>
-        <w:spacing w:line="336" w:lineRule="auto" w:after="180"/>
-      </w:pPr>
-      <w:r>
-        <w:rPr>
-          <w:b w:val="0"/>
-        </w:rPr>
-        <w:t>Boolean is an int subclass in Python but excluded by this contract; use type(value) is int and validate nonnegative range.</w:t>
-      </w:r>
-    </w:p>
-    <w:p>
-      <w:pPr>
-        <w:pStyle w:val="Heading3"/>
-      </w:pPr>
-      <w:r>
-        <w:t>Worked explanation · Typed contracts and schemas</w:t>
-      </w:r>
-    </w:p>
-    <w:p>
-      <w:pPr>
-        <w:spacing w:line="336" w:lineRule="auto" w:after="180"/>
-        <w:shd w:fill="F1F6FC"/>
-      </w:pPr>
-      <w:r>
-        <w:rPr>
-          <w:b w:val="0"/>
-        </w:rPr>
-        <w:t xml:space="preserve">Compare the intermediate </w:t>
-      </w:r>
-      <w:r>
-        <w:rPr>
-          <w:b/>
-        </w:rPr>
-        <w:t>evidence</w:t>
-      </w:r>
-      <w:r>
-        <w:rPr>
-          <w:b w:val="0"/>
-        </w:rPr>
-        <w:t xml:space="preserve"> with the final statement. Explain why each number or decision follows from the stated </w:t>
-      </w:r>
-      <w:r>
-        <w:rPr>
-          <w:b/>
-        </w:rPr>
-        <w:t>input</w:t>
-      </w:r>
-      <w:r>
-        <w:rPr>
-          <w:b w:val="0"/>
-        </w:rPr>
-        <w:t>s.</w:t>
-      </w:r>
-    </w:p>
-    <w:p>
-      <w:pPr>
-        <w:spacing w:line="336" w:lineRule="auto" w:after="180"/>
-        <w:shd w:fill="F1F6FC"/>
-      </w:pPr>
-      <w:r>
-        <w:rPr>
-          <w:b w:val="0"/>
-        </w:rPr>
-        <w:t xml:space="preserve">The conclusion belongs to this scenario and procedure; changing the </w:t>
-      </w:r>
-      <w:r>
-        <w:rPr>
-          <w:b/>
-        </w:rPr>
-        <w:t>input</w:t>
-      </w:r>
-      <w:r>
-        <w:rPr>
-          <w:b w:val="0"/>
-        </w:rPr>
         <w:t>s, evaluation population or authority can change what it establishes. Retain the raw record so a later revision can be compared honestly.</w:t>
       </w:r>
     </w:p>
     <w:p>
       <w:pPr>
-        <w:pStyle w:val="Heading3"/>
-      </w:pPr>
-      <w:r>
-        <w:t>Worked explanation · Typed contracts and schemas</w:t>
-      </w:r>
-    </w:p>
-    <w:p>
-      <w:pPr>
-        <w:spacing w:line="336" w:lineRule="auto" w:after="180"/>
-        <w:shd w:fill="F1F6FC"/>
-      </w:pPr>
-      <w:r>
-        <w:rPr>
-          <w:b w:val="0"/>
-        </w:rPr>
-        <w:t xml:space="preserve">Optional local lab: predict the printed result before running this standalone Python 3 example. Change one relevant boundary </w:t>
-      </w:r>
-      <w:r>
-        <w:rPr>
-          <w:b/>
-        </w:rPr>
-        <w:t>input</w:t>
-      </w:r>
-      <w:r>
-        <w:rPr>
-          <w:b w:val="0"/>
-        </w:rPr>
-        <w:t>, record the outcome and state the contract or statistical assumptions.</w:t>
-      </w:r>
-    </w:p>
-    <w:p>
-      <w:pPr>
-        <w:spacing w:line="336" w:lineRule="auto" w:after="180"/>
-        <w:shd w:fill="F1F6FC"/>
-      </w:pPr>
-      <w:r>
-        <w:rPr>
-          <w:b w:val="0"/>
-        </w:rPr>
-        <w:t>The program uses fictional values and the Python standard library; it performs no external operations.</w:t>
-      </w:r>
-    </w:p>
-    <w:p>
-      <w:r>
-        <w:rPr>
-          <w:rFonts w:ascii="Courier New" w:hAnsi="Courier New"/>
-          <w:sz w:val="18"/>
-        </w:rPr>
-        <w:t>def nonnegative_integer(value):</w:t>
-        <w:br/>
-        <w:t xml:space="preserve">    return type(value) is int and value &gt;= 0</w:t>
-        <w:br/>
-        <w:br/>
-        <w:t>def validate_request(value):</w:t>
-        <w:br/>
-        <w:t xml:space="preserve">    if type(value) is not dict or set(value) != {'room_id', 'requested_count'}:</w:t>
-        <w:br/>
-        <w:t xml:space="preserve">        raise ValueError('request fields')</w:t>
-        <w:br/>
-        <w:t xml:space="preserve">    if type(value['room_id']) is not str or not value['room_id']:</w:t>
-        <w:br/>
-        <w:t xml:space="preserve">        raise ValueError('room ID')</w:t>
-        <w:br/>
-        <w:t xml:space="preserve">    if not nonnegative_integer(value['requested_count']):</w:t>
-        <w:br/>
-        <w:t xml:space="preserve">        raise ValueError('requested count')</w:t>
-        <w:br/>
-        <w:t xml:space="preserve">    return dict(value)</w:t>
-        <w:br/>
-        <w:br/>
-        <w:t>print(validate_request({"room_id": "A", "requested_count": 0}))</w:t>
-      </w:r>
-    </w:p>
-    <w:p>
-      <w:pPr>
-        <w:pStyle w:val="Heading3"/>
-      </w:pPr>
-      <w:r>
-        <w:t>Learn from the worked case</w:t>
-      </w:r>
-    </w:p>
-    <w:p>
-      <w:pPr>
-        <w:spacing w:line="336" w:lineRule="auto" w:after="180"/>
-      </w:pPr>
-      <w:r>
-        <w:rPr>
-          <w:b w:val="0"/>
-        </w:rPr>
-        <w:t>Cover the result before checking it. Say what is given, choose the procedure, and follow one step at a time. Then uncover the result and explain your first mismatch. Ask why a step is allowed, not only what number it produces.</w:t>
-      </w:r>
-    </w:p>
-    <w:p>
-      <w:pPr>
-        <w:pStyle w:val="Heading3"/>
-      </w:pPr>
-      <w:r>
-        <w:t>A pictorial worked case: Typed contracts and schemas</w:t>
+        <w:pStyle w:val="Heading2"/>
+      </w:pPr>
+      <w:r>
+        <w:t>Separate pictured sample records and full givens</w:t>
       </w:r>
     </w:p>
     <w:p>
@@ -1122,24 +1377,7 @@
     </w:p>
     <w:p>
       <w:pPr>
-        <w:pStyle w:val="Heading3"/>
-      </w:pPr>
-      <w:r>
-        <w:t>The facts we will use</w:t>
-      </w:r>
-    </w:p>
-    <w:p>
-      <w:pPr>
-        <w:pStyle w:val="Heading3"/>
-      </w:pPr>
-      <w:r>
-        <w:t>Supplied facts</w:t>
-      </w:r>
-    </w:p>
-    <w:p>
-      <w:pPr>
         <w:spacing w:line="336" w:lineRule="auto" w:after="180"/>
-        <w:shd w:fill="F1F6FC"/>
       </w:pPr>
       <w:r>
         <w:rPr>
@@ -1149,11 +1387,41 @@
       </w:r>
     </w:p>
     <w:p>
+      <w:pPr>
+        <w:spacing w:line="336" w:lineRule="auto" w:after="180"/>
+      </w:pPr>
+      <w:r>
+        <w:rPr>
+          <w:b w:val="0"/>
+        </w:rPr>
+        <w:t>The main room schema uses room_id and requested_count. The picture is a separate lab-sample schema using sample_id and count, with no conversion allowed. A has sample_id "jar -8" and integer count 4; B has "jar -9" and string count "4". A satisfies the pictured structure/type rules; B fails the count type. Changing A’s count to −1 keeps the integer type but fails the nonnegative value rule.</w:t>
+      </w:r>
+    </w:p>
+    <w:p>
+      <w:pPr>
+        <w:spacing w:line="336" w:lineRule="auto" w:after="180"/>
+      </w:pPr>
+      <w:r>
+        <w:rPr>
+          <w:b w:val="0"/>
+        </w:rPr>
+        <w:t>A structurally valid count is not evidence that anyone counted the sample correctly.</w:t>
+      </w:r>
+    </w:p>
+    <w:p>
+      <w:pPr>
+        <w:pStyle w:val="Heading2"/>
+      </w:pPr>
+      <w:r>
+        <w:t>Trace the integer/string distinction</w:t>
+      </w:r>
+    </w:p>
+    <w:p>
       <w:r>
         <w:drawing>
           <wp:inline xmlns:a="http://schemas.openxmlformats.org/drawingml/2006/main" xmlns:pic="http://schemas.openxmlformats.org/drawingml/2006/picture">
-            <wp:extent cx="5486400" cy="5145314"/>
-            <wp:docPr id="1" name="Picture 1" descr="Typed contracts and schemas. Inspect A: The fields and integer count satisfy the contract.. Inspect B: The quoted count is a string, so B fails the type check.. Return status: Accept A; reject B before running the lab operation."/>
+            <wp:extent cx="5486400" cy="3182112"/>
+            <wp:docPr id="1" name="Picture 1" descr="Inspect A: The fields and integer count satisfy the contract. → Inspect B: The quoted count is a string, so B fails the type check. → Return status: Accept A; reject B before running the lab operation."/>
             <wp:cNvGraphicFramePr>
               <a:graphicFrameLocks noChangeAspect="1"/>
             </wp:cNvGraphicFramePr>
@@ -1161,7 +1429,7 @@
               <a:graphicData uri="http://schemas.openxmlformats.org/drawingml/2006/picture">
                 <pic:pic>
                   <pic:nvPicPr>
-                    <pic:cNvPr id="0" name="academy-visual-ai-6-3.png"/>
+                    <pic:cNvPr id="0" name="academy-story-ai-6-3-02.png"/>
                     <pic:cNvPicPr/>
                   </pic:nvPicPr>
                   <pic:blipFill>
@@ -1173,7 +1441,7 @@
                   <pic:spPr>
                     <a:xfrm>
                       <a:off x="0" y="0"/>
-                      <a:ext cx="5486400" cy="5145314"/>
+                      <a:ext cx="5486400" cy="3182112"/>
                     </a:xfrm>
                     <a:prstGeom prst="rect"/>
                   </pic:spPr>
@@ -1301,24 +1569,7 @@
     </w:p>
     <w:p>
       <w:pPr>
-        <w:pStyle w:val="Heading3"/>
-      </w:pPr>
-      <w:r>
-        <w:t>Why this result follows</w:t>
-      </w:r>
-    </w:p>
-    <w:p>
-      <w:pPr>
-        <w:pStyle w:val="Heading3"/>
-      </w:pPr>
-      <w:r>
-        <w:t>Why the result follows</w:t>
-      </w:r>
-    </w:p>
-    <w:p>
-      <w:pPr>
         <w:spacing w:line="336" w:lineRule="auto" w:after="180"/>
-        <w:shd w:fill="F1F6FC"/>
       </w:pPr>
       <w:r>
         <w:rPr>
@@ -1341,70 +1592,254 @@
     </w:p>
     <w:p>
       <w:pPr>
-        <w:pStyle w:val="Heading3"/>
-      </w:pPr>
-      <w:r>
-        <w:t>What this example does not establish</w:t>
-      </w:r>
-    </w:p>
-    <w:p>
-      <w:pPr>
-        <w:pStyle w:val="Heading3"/>
-      </w:pPr>
-      <w:r>
-        <w:t>Keep the stated limit</w:t>
+        <w:pStyle w:val="Heading2"/>
+      </w:pPr>
+      <w:r>
+        <w:t>Predict the negative integer change</w:t>
+      </w:r>
+    </w:p>
+    <w:p>
+      <w:pPr>
+        <w:pStyle w:val="ListBullet"/>
+      </w:pPr>
+      <w:r>
+        <w:t>Change one thing: Change A count to -1. Predict the result before checking the explanation. What remains the same?</w:t>
+      </w:r>
+    </w:p>
+    <w:p>
+      <w:pPr>
+        <w:pStyle w:val="Heading2"/>
+      </w:pPr>
+      <w:r>
+        <w:t>Check after predicting · reference / check after trying</w:t>
+      </w:r>
+    </w:p>
+    <w:p>
+      <w:r>
+        <w:drawing>
+          <wp:inline xmlns:a="http://schemas.openxmlformats.org/drawingml/2006/main" xmlns:pic="http://schemas.openxmlformats.org/drawingml/2006/picture">
+            <wp:extent cx="5486400" cy="3026664"/>
+            <wp:docPr id="2" name="Picture 2" descr="Original case: Accept A; reject B before running the lab operation. Changed condition: Change A count to -1. Expected result: Reject A on the non-negative value rule. Reason: The type is correct but the value is outside its accepted range."/>
+            <wp:cNvGraphicFramePr>
+              <a:graphicFrameLocks noChangeAspect="1"/>
+            </wp:cNvGraphicFramePr>
+            <a:graphic>
+              <a:graphicData uri="http://schemas.openxmlformats.org/drawingml/2006/picture">
+                <pic:pic>
+                  <pic:nvPicPr>
+                    <pic:cNvPr id="0" name="academy-story-ai-6-3-04.png"/>
+                    <pic:cNvPicPr/>
+                  </pic:nvPicPr>
+                  <pic:blipFill>
+                    <a:blip r:embed="rId10"/>
+                    <a:stretch>
+                      <a:fillRect/>
+                    </a:stretch>
+                  </pic:blipFill>
+                  <pic:spPr>
+                    <a:xfrm>
+                      <a:off x="0" y="0"/>
+                      <a:ext cx="5486400" cy="3026664"/>
+                    </a:xfrm>
+                    <a:prstGeom prst="rect"/>
+                  </pic:spPr>
+                </pic:pic>
+              </a:graphicData>
+            </a:graphic>
+          </wp:inline>
+        </w:drawing>
+      </w:r>
+    </w:p>
+    <w:p>
+      <w:pPr>
+        <w:pStyle w:val="Heading2"/>
+      </w:pPr>
+      <w:r>
+        <w:t>Explain the failing gate and measurement limit</w:t>
+      </w:r>
+    </w:p>
+    <w:p>
+      <w:pPr>
+        <w:pStyle w:val="ListBullet"/>
+      </w:pPr>
+      <w:r>
+        <w:t>Valid structure does not establish that the reported count is accurate.</w:t>
+      </w:r>
+    </w:p>
+    <w:p>
+      <w:pPr>
+        <w:pStyle w:val="ListBullet"/>
+      </w:pPr>
+      <w:r>
+        <w:t>Read the labelled picture: Compare A’s count 4 with B’s count "4". Which record passes, which gate rejects B, and why does changing A’s count to -1 create a different failure?</w:t>
+      </w:r>
+    </w:p>
+    <w:p>
+      <w:pPr>
+        <w:pStyle w:val="Heading2"/>
+      </w:pPr>
+      <w:r>
+        <w:t>Reference: original optional local check · reference / check after trying</w:t>
       </w:r>
     </w:p>
     <w:p>
       <w:pPr>
         <w:spacing w:line="336" w:lineRule="auto" w:after="180"/>
-        <w:shd w:fill="FFF5E6"/>
       </w:pPr>
       <w:r>
         <w:rPr>
           <w:b w:val="0"/>
         </w:rPr>
-        <w:t>Valid structure does not establish that the reported count is accurate.</w:t>
-      </w:r>
-    </w:p>
-    <w:p>
-      <w:pPr>
-        <w:pStyle w:val="Heading3"/>
-      </w:pPr>
-      <w:r>
-        <w:t>Keep the stated limit</w:t>
-      </w:r>
-    </w:p>
-    <w:p>
-      <w:pPr>
-        <w:spacing w:line="336" w:lineRule="auto" w:after="180"/>
-        <w:shd w:fill="FFF5E6"/>
-      </w:pPr>
+        <w:t xml:space="preserve">Optional local lab: predict the printed result before running this standalone Python 3 example. Change one relevant boundary </w:t>
+      </w:r>
+      <w:r>
+        <w:rPr>
+          <w:b/>
+        </w:rPr>
+        <w:t>input</w:t>
+      </w:r>
       <w:r>
         <w:rPr>
           <w:b w:val="0"/>
         </w:rPr>
-        <w:t>Read the labelled picture: Compare A’s count 4 with B’s count "4". Which record passes, which gate rejects B, and why does changing A’s count to -1 create a different failure?</w:t>
-      </w:r>
-    </w:p>
-    <w:p>
-      <w:pPr>
-        <w:pStyle w:val="Heading3"/>
-      </w:pPr>
-      <w:r>
-        <w:t>Keep the stated limit</w:t>
+        <w:t>, record the outcome and state the contract or statistical assumptions.</w:t>
       </w:r>
     </w:p>
     <w:p>
       <w:pPr>
         <w:spacing w:line="336" w:lineRule="auto" w:after="180"/>
-        <w:shd w:fill="FFF5E6"/>
       </w:pPr>
       <w:r>
         <w:rPr>
           <w:b w:val="0"/>
         </w:rPr>
-        <w:t>Change one thing: Change A count to -1. Predict the result before checking the explanation. What remains the same?</w:t>
+        <w:t>The program uses fictional values and the Python standard library; it performs no external operations.</w:t>
+      </w:r>
+    </w:p>
+    <w:p>
+      <w:r>
+        <w:rPr>
+          <w:rFonts w:ascii="Courier New" w:hAnsi="Courier New"/>
+          <w:sz w:val="18"/>
+        </w:rPr>
+        <w:t>def nonnegative_integer(value):</w:t>
+        <w:br/>
+        <w:t xml:space="preserve">    return type(value) is int and value &gt;= 0</w:t>
+        <w:br/>
+        <w:br/>
+        <w:t>def validate_request(value):</w:t>
+        <w:br/>
+        <w:t xml:space="preserve">    if type(value) is not dict or set(value) != {'room_id', 'requested_count'}:</w:t>
+        <w:br/>
+        <w:t xml:space="preserve">        raise ValueError('request fields')</w:t>
+        <w:br/>
+        <w:t xml:space="preserve">    if type(value['room_id']) is not str or not value['room_id']:</w:t>
+        <w:br/>
+        <w:t xml:space="preserve">        raise ValueError('room ID')</w:t>
+        <w:br/>
+        <w:t xml:space="preserve">    if not nonnegative_integer(value['requested_count']):</w:t>
+        <w:br/>
+        <w:t xml:space="preserve">        raise ValueError('requested count')</w:t>
+        <w:br/>
+        <w:t xml:space="preserve">    return dict(value)</w:t>
+        <w:br/>
+        <w:br/>
+        <w:t>print(validate_request({"room_id": "A", "requested_count": 0}))</w:t>
+      </w:r>
+    </w:p>
+    <w:p>
+      <w:pPr>
+        <w:pStyle w:val="Heading2"/>
+      </w:pPr>
+      <w:r>
+        <w:t>Earlier wording, alternatives and picture transcripts · reference / check after trying</w:t>
+      </w:r>
+    </w:p>
+    <w:p>
+      <w:pPr>
+        <w:pStyle w:val="Heading3"/>
+      </w:pPr>
+      <w:r>
+        <w:t>Learn from the worked case</w:t>
+      </w:r>
+    </w:p>
+    <w:p>
+      <w:pPr>
+        <w:spacing w:line="336" w:lineRule="auto" w:after="180"/>
+      </w:pPr>
+      <w:r>
+        <w:rPr>
+          <w:b w:val="0"/>
+        </w:rPr>
+        <w:t>Cover the result before checking it. Say what is given, choose the procedure, and follow one step at a time. Then uncover the result and explain your first mismatch. Ask why a step is allowed, not only what number it produces.</w:t>
+      </w:r>
+    </w:p>
+    <w:p>
+      <w:pPr>
+        <w:pStyle w:val="Heading3"/>
+      </w:pPr>
+      <w:r>
+        <w:t>A pictorial worked case: Typed contracts and schemas</w:t>
+      </w:r>
+    </w:p>
+    <w:p>
+      <w:pPr>
+        <w:pStyle w:val="Heading3"/>
+      </w:pPr>
+      <w:r>
+        <w:t>The facts we will use</w:t>
+      </w:r>
+    </w:p>
+    <w:p>
+      <w:r>
+        <w:drawing>
+          <wp:inline xmlns:a="http://schemas.openxmlformats.org/drawingml/2006/main" xmlns:pic="http://schemas.openxmlformats.org/drawingml/2006/picture">
+            <wp:extent cx="5486400" cy="5145314"/>
+            <wp:docPr id="3" name="Picture 3" descr="Typed contracts and schemas. Inspect A: The fields and integer count satisfy the contract.. Inspect B: The quoted count is a string, so B fails the type check.. Return status: Accept A; reject B before running the lab operation."/>
+            <wp:cNvGraphicFramePr>
+              <a:graphicFrameLocks noChangeAspect="1"/>
+            </wp:cNvGraphicFramePr>
+            <a:graphic>
+              <a:graphicData uri="http://schemas.openxmlformats.org/drawingml/2006/picture">
+                <pic:pic>
+                  <pic:nvPicPr>
+                    <pic:cNvPr id="0" name="academy-visual-ai-6-3.png"/>
+                    <pic:cNvPicPr/>
+                  </pic:nvPicPr>
+                  <pic:blipFill>
+                    <a:blip r:embed="rId11"/>
+                    <a:stretch>
+                      <a:fillRect/>
+                    </a:stretch>
+                  </pic:blipFill>
+                  <pic:spPr>
+                    <a:xfrm>
+                      <a:off x="0" y="0"/>
+                      <a:ext cx="5486400" cy="5145314"/>
+                    </a:xfrm>
+                    <a:prstGeom prst="rect"/>
+                  </pic:spPr>
+                </pic:pic>
+              </a:graphicData>
+            </a:graphic>
+          </wp:inline>
+        </w:drawing>
+      </w:r>
+    </w:p>
+    <w:p>
+      <w:pPr>
+        <w:pStyle w:val="Heading3"/>
+      </w:pPr>
+      <w:r>
+        <w:t>Why this result follows</w:t>
+      </w:r>
+    </w:p>
+    <w:p>
+      <w:pPr>
+        <w:pStyle w:val="Heading3"/>
+      </w:pPr>
+      <w:r>
+        <w:t>What this example does not establish</w:t>
       </w:r>
     </w:p>
     <w:p>
@@ -1412,12 +1847,20 @@
         <w:pStyle w:val="Heading1"/>
       </w:pPr>
       <w:r>
-        <w:t>07. Find and repair a mistake</w:t>
-      </w:r>
-    </w:p>
-    <w:p>
-      <w:r>
-        <w:t>Find the unsupported step in the Typed contracts and schemas claim and explain a repair using the supplied evidence.</w:t>
+        <w:t>07. Do not ask a schema to prove more than its contract</w:t>
+      </w:r>
+    </w:p>
+    <w:p>
+      <w:r>
+        <w:t>Valid structure is a useful first gate, not the whole service decision.</w:t>
+      </w:r>
+    </w:p>
+    <w:p>
+      <w:pPr>
+        <w:pStyle w:val="Heading2"/>
+      </w:pPr>
+      <w:r>
+        <w:t>Core qualification and failure analysis</w:t>
       </w:r>
     </w:p>
     <w:p>
@@ -1451,16 +1894,7 @@
     </w:p>
     <w:p>
       <w:pPr>
-        <w:pStyle w:val="Heading3"/>
-      </w:pPr>
-      <w:r>
-        <w:t>Check the claim against the facts</w:t>
-      </w:r>
-    </w:p>
-    <w:p>
-      <w:pPr>
         <w:spacing w:line="336" w:lineRule="auto" w:after="180"/>
-        <w:shd w:fill="FFF5E6"/>
       </w:pPr>
       <w:r>
         <w:rPr>
@@ -1472,7 +1906,6 @@
     <w:p>
       <w:pPr>
         <w:spacing w:line="336" w:lineRule="auto" w:after="180"/>
-        <w:shd w:fill="FFF5E6"/>
       </w:pPr>
       <w:r>
         <w:rPr>
@@ -1495,6 +1928,212 @@
     </w:p>
     <w:p>
       <w:pPr>
+        <w:pStyle w:val="Heading2"/>
+      </w:pPr>
+      <w:r>
+        <w:t>Complete structure-versus-domain cases</w:t>
+      </w:r>
+    </w:p>
+    <w:tbl>
+      <w:tblPr>
+        <w:tblStyle w:val="LightShading-Accent1"/>
+        <w:tblW w:type="auto" w:w="0"/>
+        <w:tblLook w:firstColumn="1" w:firstRow="1" w:lastColumn="0" w:lastRow="0" w:noHBand="0" w:noVBand="1" w:val="04A0"/>
+      </w:tblPr>
+      <w:tblGrid>
+        <w:gridCol w:w="5112"/>
+        <w:gridCol w:w="5112"/>
+      </w:tblGrid>
+      <w:tr>
+        <w:trPr>
+          <w:tblHeader/>
+        </w:trPr>
+        <w:tc>
+          <w:tcPr>
+            <w:tcW w:type="dxa" w:w="5112"/>
+          </w:tcPr>
+          <w:p>
+            <w:r>
+              <w:t>What passes or fails?</w:t>
+            </w:r>
+          </w:p>
+        </w:tc>
+        <w:tc>
+          <w:tcPr>
+            <w:tcW w:type="dxa" w:w="5112"/>
+          </w:tcPr>
+          <w:p>
+            <w:r>
+              <w:t>What it establishes and what remains</w:t>
+            </w:r>
+          </w:p>
+        </w:tc>
+      </w:tr>
+      <w:tr>
+        <w:tc>
+          <w:tcPr>
+            <w:tcW w:type="dxa" w:w="5112"/>
+          </w:tcPr>
+          <w:p>
+            <w:r>
+              <w:t>Correct fields, room B, integer count 2</w:t>
+            </w:r>
+          </w:p>
+        </w:tc>
+        <w:tc>
+          <w:tcPr>
+            <w:tcW w:type="dxa" w:w="5112"/>
+          </w:tcPr>
+          <w:p>
+            <w:r>
+              <w:t>Schema-valid only; room existence/permission/capacity not checked</w:t>
+            </w:r>
+          </w:p>
+        </w:tc>
+      </w:tr>
+      <w:tr>
+        <w:tc>
+          <w:tcPr>
+            <w:tcW w:type="dxa" w:w="5112"/>
+          </w:tcPr>
+          <w:p>
+            <w:r>
+              <w:t>Unexpected book field</w:t>
+            </w:r>
+          </w:p>
+        </w:tc>
+        <w:tc>
+          <w:tcPr>
+            <w:tcW w:type="dxa" w:w="5112"/>
+          </w:tcPr>
+          <w:p>
+            <w:r>
+              <w:t>Reject extra field; do not ignore it or execute it</w:t>
+            </w:r>
+          </w:p>
+        </w:tc>
+      </w:tr>
+      <w:tr>
+        <w:tc>
+          <w:tcPr>
+            <w:tcW w:type="dxa" w:w="5112"/>
+          </w:tcPr>
+          <w:p>
+            <w:r>
+              <w:t>Missing requested_count</w:t>
+            </w:r>
+          </w:p>
+        </w:tc>
+        <w:tc>
+          <w:tcPr>
+            <w:tcW w:type="dxa" w:w="5112"/>
+          </w:tcPr>
+          <w:p>
+            <w:r>
+              <w:t>Reject incomplete structure; do not invent a default</w:t>
+            </w:r>
+          </w:p>
+        </w:tc>
+      </w:tr>
+      <w:tr>
+        <w:tc>
+          <w:tcPr>
+            <w:tcW w:type="dxa" w:w="5112"/>
+          </w:tcPr>
+          <w:p>
+            <w:r>
+              <w:t>Empty room_id string</w:t>
+            </w:r>
+          </w:p>
+        </w:tc>
+        <w:tc>
+          <w:tcPr>
+            <w:tcW w:type="dxa" w:w="5112"/>
+          </w:tcPr>
+          <w:p>
+            <w:r>
+              <w:t>Reject room ID under the nonempty rule</w:t>
+            </w:r>
+          </w:p>
+        </w:tc>
+      </w:tr>
+      <w:tr>
+        <w:tc>
+          <w:tcPr>
+            <w:tcW w:type="dxa" w:w="5112"/>
+          </w:tcPr>
+          <w:p>
+            <w:r>
+              <w:t>Whitespace-only room_id</w:t>
+            </w:r>
+          </w:p>
+        </w:tc>
+        <w:tc>
+          <w:tcPr>
+            <w:tcW w:type="dxa" w:w="5112"/>
+          </w:tcPr>
+          <w:p>
+            <w:r>
+              <w:t>Nonempty string passes this literal schema; format/domain checks are separate</w:t>
+            </w:r>
+          </w:p>
+        </w:tc>
+      </w:tr>
+      <w:tr>
+        <w:tc>
+          <w:tcPr>
+            <w:tcW w:type="dxa" w:w="5112"/>
+          </w:tcPr>
+          <w:p>
+            <w:r>
+              <w:t>A valid-looking count</w:t>
+            </w:r>
+          </w:p>
+        </w:tc>
+        <w:tc>
+          <w:tcPr>
+            <w:tcW w:type="dxa" w:w="5112"/>
+          </w:tcPr>
+          <w:p>
+            <w:r>
+              <w:t>Does not establish truthful measurements</w:t>
+            </w:r>
+          </w:p>
+        </w:tc>
+      </w:tr>
+      <w:tr>
+        <w:tc>
+          <w:tcPr>
+            <w:tcW w:type="dxa" w:w="5112"/>
+          </w:tcPr>
+          <w:p>
+            <w:r>
+              <w:t>A later authorization rule</w:t>
+            </w:r>
+          </w:p>
+        </w:tc>
+        <w:tc>
+          <w:tcPr>
+            <w:tcW w:type="dxa" w:w="5112"/>
+          </w:tcPr>
+          <w:p>
+            <w:r>
+              <w:t>Must still run after structure validation before any permitted operation</w:t>
+            </w:r>
+          </w:p>
+        </w:tc>
+      </w:tr>
+    </w:tbl>
+    <w:p>
+      <w:pPr>
+        <w:pStyle w:val="Heading2"/>
+      </w:pPr>
+      <w:r>
+        <w:t>Guided explanation and repair</w:t>
+      </w:r>
+    </w:p>
+    <w:p>
+      <w:pPr>
         <w:pStyle w:val="Heading3"/>
       </w:pPr>
       <w:r>
@@ -1528,56 +2167,93 @@
     </w:p>
     <w:p>
       <w:pPr>
+        <w:pStyle w:val="ListBullet"/>
+      </w:pPr>
+      <w:r>
+        <w:t>A report omits this qualification: Schema-valid input can still be unauthorised or semantically unsuitable; subsequent checks remain necessary. Explain how omitting it could change a reader's interpretation, and write an accurate replacement.</w:t>
+      </w:r>
+    </w:p>
+    <w:p>
+      <w:pPr>
         <w:pStyle w:val="Heading3"/>
       </w:pPr>
       <w:r>
+        <w:t>State one repair and the checks you would rerun.</w:t>
+      </w:r>
+    </w:p>
+    <w:p>
+      <w:r>
+        <w:t>________________________________________________________________</w:t>
+      </w:r>
+    </w:p>
+    <w:p>
+      <w:r>
+        <w:t>________________________________________________________________</w:t>
+      </w:r>
+    </w:p>
+    <w:p>
+      <w:r>
+        <w:t>________________________________________________________________</w:t>
+      </w:r>
+    </w:p>
+    <w:p>
+      <w:r>
+        <w:t>________________________________________________________________</w:t>
+      </w:r>
+    </w:p>
+    <w:p>
+      <w:r>
+        <w:t>________________________________________________________________</w:t>
+      </w:r>
+    </w:p>
+    <w:p>
+      <w:r>
+        <w:t>________________________________________________________________</w:t>
+      </w:r>
+    </w:p>
+    <w:p>
+      <w:pPr>
+        <w:pStyle w:val="Heading2"/>
+      </w:pPr>
+      <w:r>
+        <w:t>Earlier wording, alternatives and picture transcripts · reference / check after trying</w:t>
+      </w:r>
+    </w:p>
+    <w:p>
+      <w:pPr>
+        <w:pStyle w:val="Heading3"/>
+      </w:pPr>
+      <w:r>
         <w:t>Locate the earliest unsupported step</w:t>
       </w:r>
     </w:p>
     <w:p>
       <w:pPr>
-        <w:spacing w:line="336" w:lineRule="auto" w:after="180"/>
-      </w:pPr>
-      <w:r>
-        <w:rPr>
-          <w:b w:val="0"/>
-        </w:rPr>
-        <w:t xml:space="preserve">A report omits this qualification: </w:t>
-      </w:r>
-      <w:r>
-        <w:rPr>
-          <w:b/>
-        </w:rPr>
-        <w:t>Schema</w:t>
-      </w:r>
-      <w:r>
-        <w:rPr>
-          <w:b w:val="0"/>
-        </w:rPr>
-        <w:t xml:space="preserve">-valid </w:t>
-      </w:r>
-      <w:r>
-        <w:rPr>
-          <w:b/>
-        </w:rPr>
-        <w:t>input</w:t>
-      </w:r>
-      <w:r>
-        <w:rPr>
-          <w:b w:val="0"/>
-        </w:rPr>
-        <w:t xml:space="preserve"> can still be unauthorised or semantically unsuitable; subsequent checks remain necessary.</w:t>
-      </w:r>
-    </w:p>
-    <w:p>
-      <w:pPr>
-        <w:spacing w:line="336" w:lineRule="auto" w:after="180"/>
-      </w:pPr>
-      <w:r>
-        <w:rPr>
-          <w:b w:val="0"/>
-        </w:rPr>
-        <w:t>Explain how omitting it could change a reader's interpretation, and write an accurate replacement.</w:t>
+        <w:pStyle w:val="Heading1"/>
+      </w:pPr>
+      <w:r>
+        <w:t>08. Practise naming the first failed condition</w:t>
+      </w:r>
+    </w:p>
+    <w:p>
+      <w:r>
+        <w:t>Write field, type and range reasoning rather than only accept/reject.</w:t>
+      </w:r>
+    </w:p>
+    <w:p>
+      <w:pPr>
+        <w:pStyle w:val="Heading2"/>
+      </w:pPr>
+      <w:r>
+        <w:t>Current explanation and guided scope check</w:t>
+      </w:r>
+    </w:p>
+    <w:p>
+      <w:pPr>
+        <w:pStyle w:val="ListBullet"/>
+      </w:pPr>
+      <w:r>
+        <w:t>Explain the weekly mechanism in your own words. Use the worked scenario to name its input, decision rule and output.</w:t>
       </w:r>
     </w:p>
     <w:p>
@@ -1585,7 +2261,7 @@
         <w:pStyle w:val="Heading3"/>
       </w:pPr>
       <w:r>
-        <w:t>State one repair and the checks you would rerun.</w:t>
+        <w:t>Guided: restate the worked result, then name the assumption or limitation that prevents a broader conclusion.</w:t>
       </w:r>
     </w:p>
     <w:p>
@@ -1614,79 +2290,19 @@
       </w:r>
     </w:p>
     <w:p>
+      <w:pPr>
+        <w:pStyle w:val="Heading3"/>
+      </w:pPr>
+      <w:r>
+        <w:t>Explain your prediction to a partner before comparing results.</w:t>
+      </w:r>
+    </w:p>
+    <w:p>
       <w:r>
         <w:t>________________________________________________________________</w:t>
       </w:r>
     </w:p>
     <w:p>
-      <w:pPr>
-        <w:pStyle w:val="Heading1"/>
-      </w:pPr>
-      <w:r>
-        <w:t>08. Practise together</w:t>
-      </w:r>
-    </w:p>
-    <w:p>
-      <w:r>
-        <w:t>Practise Typed contracts and schemas with support, then explain the deciding step in your own words.</w:t>
-      </w:r>
-    </w:p>
-    <w:p>
-      <w:pPr>
-        <w:spacing w:line="336" w:lineRule="auto" w:after="180"/>
-      </w:pPr>
-      <w:r>
-        <w:rPr>
-          <w:b w:val="0"/>
-        </w:rPr>
-        <w:t xml:space="preserve">Explain the weekly </w:t>
-      </w:r>
-      <w:r>
-        <w:rPr>
-          <w:b/>
-        </w:rPr>
-        <w:t>mechanism</w:t>
-      </w:r>
-      <w:r>
-        <w:rPr>
-          <w:b w:val="0"/>
-        </w:rPr>
-        <w:t xml:space="preserve"> in your own words. Use the worked scenario to name its </w:t>
-      </w:r>
-      <w:r>
-        <w:rPr>
-          <w:b/>
-        </w:rPr>
-        <w:t>input</w:t>
-      </w:r>
-      <w:r>
-        <w:rPr>
-          <w:b w:val="0"/>
-        </w:rPr>
-        <w:t xml:space="preserve">, decision rule and </w:t>
-      </w:r>
-      <w:r>
-        <w:rPr>
-          <w:b/>
-        </w:rPr>
-        <w:t>output</w:t>
-      </w:r>
-      <w:r>
-        <w:rPr>
-          <w:b w:val="0"/>
-        </w:rPr>
-        <w:t>.</w:t>
-      </w:r>
-    </w:p>
-    <w:p>
-      <w:pPr>
-        <w:pStyle w:val="Heading3"/>
-      </w:pPr>
-      <w:r>
-        <w:t>Guided: restate the worked result, then name the assumption or limitation that prevents a broader conclusion.</w:t>
-      </w:r>
-    </w:p>
-    <w:p>
       <w:r>
         <w:t>________________________________________________________________</w:t>
       </w:r>
@@ -1702,49 +2318,11 @@
       </w:r>
     </w:p>
     <w:p>
-      <w:r>
-        <w:t>________________________________________________________________</w:t>
-      </w:r>
-    </w:p>
-    <w:p>
-      <w:r>
-        <w:t>________________________________________________________________</w:t>
-      </w:r>
-    </w:p>
-    <w:p>
-      <w:pPr>
-        <w:pStyle w:val="Heading3"/>
-      </w:pPr>
-      <w:r>
-        <w:t>Explain your prediction to a partner before comparing results.</w:t>
-      </w:r>
-    </w:p>
-    <w:p>
-      <w:r>
-        <w:t>________________________________________________________________</w:t>
-      </w:r>
-    </w:p>
-    <w:p>
-      <w:r>
-        <w:t>________________________________________________________________</w:t>
-      </w:r>
-    </w:p>
-    <w:p>
-      <w:r>
-        <w:t>________________________________________________________________</w:t>
-      </w:r>
-    </w:p>
-    <w:p>
-      <w:r>
-        <w:t>________________________________________________________________</w:t>
-      </w:r>
-    </w:p>
-    <w:p>
-      <w:pPr>
-        <w:pStyle w:val="Heading3"/>
-      </w:pPr>
-      <w:r>
-        <w:t>Practise with less help: Trace the worked case</w:t>
+      <w:pPr>
+        <w:pStyle w:val="Heading2"/>
+      </w:pPr>
+      <w:r>
+        <w:t>Supported W2 record</w:t>
       </w:r>
     </w:p>
     <w:p>
@@ -1874,82 +2452,49 @@
     </w:p>
     <w:p>
       <w:pPr>
+        <w:pStyle w:val="Heading2"/>
+      </w:pPr>
+      <w:r>
+        <w:t>Individual evidence-limit check</w:t>
+      </w:r>
+    </w:p>
+    <w:p>
+      <w:pPr>
+        <w:pStyle w:val="ListBullet"/>
+      </w:pPr>
+      <w:r>
+        <w:t>Use the worked case for Typed contracts and schemas. Proposed explanation: “The worked result establishes every future case”. Decide whether this explanation is supported. Point to the step or supplied fact that decides; explain your repair if needed.</w:t>
+      </w:r>
+    </w:p>
+    <w:p>
+      <w:pPr>
+        <w:pStyle w:val="ListBullet"/>
+      </w:pPr>
+      <w:r>
+        <w:t>Answer on your own before discussion. If you are unsure, say which step you need help with.</w:t>
+      </w:r>
+    </w:p>
+    <w:p>
+      <w:pPr>
+        <w:pStyle w:val="Heading2"/>
+      </w:pPr>
+      <w:r>
+        <w:t>Lab-sample picture response</w:t>
+      </w:r>
+    </w:p>
+    <w:p>
+      <w:pPr>
+        <w:pStyle w:val="ListBullet"/>
+      </w:pPr>
+      <w:r>
+        <w:t>Compare A’s count 4 with B’s count "4". Which record passes, which gate rejects B, and why does changing A’s count to -1 create a different failure?</w:t>
+      </w:r>
+    </w:p>
+    <w:p>
+      <w:pPr>
         <w:pStyle w:val="Heading3"/>
       </w:pPr>
       <w:r>
-        <w:t>Check your reasoning</w:t>
-      </w:r>
-    </w:p>
-    <w:p>
-      <w:pPr>
-        <w:spacing w:line="336" w:lineRule="auto" w:after="180"/>
-      </w:pPr>
-      <w:r>
-        <w:rPr>
-          <w:b w:val="0"/>
-        </w:rPr>
-        <w:t xml:space="preserve">Use the worked case for Typed contracts and </w:t>
-      </w:r>
-      <w:r>
-        <w:rPr>
-          <w:b/>
-        </w:rPr>
-        <w:t>schema</w:t>
-      </w:r>
-      <w:r>
-        <w:rPr>
-          <w:b w:val="0"/>
-        </w:rPr>
-        <w:t>s. Proposed explanation: “The worked result establishes every future case”. Decide whether this explanation is supported.</w:t>
-      </w:r>
-    </w:p>
-    <w:p>
-      <w:pPr>
-        <w:spacing w:line="336" w:lineRule="auto" w:after="180"/>
-      </w:pPr>
-      <w:r>
-        <w:rPr>
-          <w:b w:val="0"/>
-        </w:rPr>
-        <w:t>Point to the step or supplied fact that decides; explain your repair if needed.</w:t>
-      </w:r>
-    </w:p>
-    <w:p>
-      <w:pPr>
-        <w:spacing w:line="336" w:lineRule="auto" w:after="180"/>
-      </w:pPr>
-      <w:r>
-        <w:rPr>
-          <w:b w:val="0"/>
-        </w:rPr>
-        <w:t>Answer on your own before discussion. If you are unsure, say which step you need help with.</w:t>
-      </w:r>
-    </w:p>
-    <w:p>
-      <w:pPr>
-        <w:pStyle w:val="Heading3"/>
-      </w:pPr>
-      <w:r>
-        <w:t>Explain the picture</w:t>
-      </w:r>
-    </w:p>
-    <w:p>
-      <w:pPr>
-        <w:spacing w:line="336" w:lineRule="auto" w:after="180"/>
-        <w:shd w:fill="F5F1FB"/>
-      </w:pPr>
-      <w:r>
-        <w:rPr>
-          <w:b w:val="0"/>
-        </w:rPr>
-        <w:t>Compare A’s count 4 with B’s count "4". Which record passes, which gate rejects B, and why does changing A’s count to -1 create a different failure?</w:t>
-      </w:r>
-    </w:p>
-    <w:p>
-      <w:pPr>
-        <w:pStyle w:val="Heading3"/>
-      </w:pPr>
-      <w:r>
         <w:t>My explanation using a pictured step and the given facts</w:t>
       </w:r>
     </w:p>
@@ -1971,6 +2516,14 @@
     <w:p>
       <w:r>
         <w:t>________________________________________________________________</w:t>
+      </w:r>
+    </w:p>
+    <w:p>
+      <w:pPr>
+        <w:pStyle w:val="Heading2"/>
+      </w:pPr>
+      <w:r>
+        <w:t>Reserve the mixed independent count set</w:t>
       </w:r>
     </w:p>
     <w:p>
@@ -1986,23 +2539,55 @@
     </w:p>
     <w:p>
       <w:pPr>
+        <w:pStyle w:val="Heading2"/>
+      </w:pPr>
+      <w:r>
+        <w:t>Earlier wording, alternatives and picture transcripts · reference / check after trying</w:t>
+      </w:r>
+    </w:p>
+    <w:p>
+      <w:pPr>
+        <w:pStyle w:val="Heading3"/>
+      </w:pPr>
+      <w:r>
+        <w:t>Practise with less help: Trace the worked case</w:t>
+      </w:r>
+    </w:p>
+    <w:p>
+      <w:pPr>
+        <w:pStyle w:val="Heading3"/>
+      </w:pPr>
+      <w:r>
+        <w:t>Check your reasoning</w:t>
+      </w:r>
+    </w:p>
+    <w:p>
+      <w:pPr>
+        <w:pStyle w:val="Heading3"/>
+      </w:pPr>
+      <w:r>
+        <w:t>Explain the picture</w:t>
+      </w:r>
+    </w:p>
+    <w:p>
+      <w:pPr>
         <w:pStyle w:val="Heading1"/>
       </w:pPr>
       <w:r>
-        <w:t>09. Run the investigation</w:t>
-      </w:r>
-    </w:p>
-    <w:p>
-      <w:r>
-        <w:t>Investigate Typed contracts and schemas. Record the prediction, actual observation or labelled paper trace, explanation and next test separately.</w:t>
-      </w:r>
-    </w:p>
-    <w:p>
-      <w:pPr>
-        <w:pStyle w:val="Heading3"/>
-      </w:pPr>
-      <w:r>
-        <w:t>Predict, investigate and preserve the evidence</w:t>
+        <w:t>09. Run a complete schema audit before any domain operation</w:t>
+      </w:r>
+    </w:p>
+    <w:p>
+      <w:r>
+        <w:t>Preserve the exact input and first failing condition.</w:t>
+      </w:r>
+    </w:p>
+    <w:p>
+      <w:pPr>
+        <w:pStyle w:val="Heading2"/>
+      </w:pPr>
+      <w:r>
+        <w:t>Current Boolean-trap investigation</w:t>
       </w:r>
     </w:p>
     <w:p>
@@ -2023,11 +2608,21 @@
       </w:r>
     </w:p>
     <w:p>
+      <w:pPr>
+        <w:pStyle w:val="Heading2"/>
+      </w:pPr>
+      <w:r>
+        <w:t>Complete executable validation and probe audit</w:t>
+      </w:r>
+    </w:p>
+    <w:p>
       <w:r>
         <w:rPr>
           <w:rFonts w:ascii="Courier New" w:hAnsi="Courier New"/>
           <w:sz w:val="18"/>
         </w:rPr>
+        <w:t>"""Closed-object validation; no coercion, room lookup or booking."""</w:t>
+        <w:br/>
         <w:t>def nonnegative_integer(value):</w:t>
         <w:br/>
         <w:t xml:space="preserve">    return type(value) is int and value &gt;= 0</w:t>
@@ -2035,7 +2630,7 @@
         <w:br/>
         <w:t>def validate_request(value):</w:t>
         <w:br/>
-        <w:t xml:space="preserve">    if type(value) is not dict or set(value) != {'room_id', 'requested_count'}:</w:t>
+        <w:t xml:space="preserve">    if type(value) is not dict or set(value)!={'room_id','requested_count'}:</w:t>
         <w:br/>
         <w:t xml:space="preserve">        raise ValueError('request fields')</w:t>
         <w:br/>
@@ -2050,7 +2645,84 @@
         <w:t xml:space="preserve">    return dict(value)</w:t>
         <w:br/>
         <w:br/>
-        <w:t>print(validate_request({"room_id": "A", "requested_count": 0}))</w:t>
+        <w:t>probes=[('valid',{'room_id':'B','requested_count':2}),</w:t>
+        <w:br/>
+        <w:t xml:space="preserve">        ('Boolean',{'room_id':'B','requested_count':True}),</w:t>
+        <w:br/>
+        <w:t xml:space="preserve">        ('string',{'room_id':'B','requested_count':'2'}),</w:t>
+        <w:br/>
+        <w:t xml:space="preserve">        ('negative',{'room_id':'B','requested_count':-2}),</w:t>
+        <w:br/>
+        <w:t xml:space="preserve">        ('extra field',{'room_id':'B','requested_count':2,'book':True}),</w:t>
+        <w:br/>
+        <w:t xml:space="preserve">        ('missing count',{'room_id':'B'}),</w:t>
+        <w:br/>
+        <w:t xml:space="preserve">        ('empty ID',{'room_id':'','requested_count':2}),</w:t>
+        <w:br/>
+        <w:t xml:space="preserve">        ('nonobject',['B',2])]</w:t>
+        <w:br/>
+        <w:t>results=[]</w:t>
+        <w:br/>
+        <w:t>for name,value in probes:</w:t>
+        <w:br/>
+        <w:t xml:space="preserve">    try:</w:t>
+        <w:br/>
+        <w:t xml:space="preserve">        output=validate_request(value)</w:t>
+        <w:br/>
+        <w:t xml:space="preserve">        results.append((name,'valid',output))</w:t>
+        <w:br/>
+        <w:t xml:space="preserve">    except ValueError as error:</w:t>
+        <w:br/>
+        <w:t xml:space="preserve">        results.append((name,'invalid',str(error)))</w:t>
+        <w:br/>
+        <w:t>print('Python isinstance(True,int):',isinstance(True,int))</w:t>
+        <w:br/>
+        <w:t>print('Contract exact type(True) is int:',type(True) is int)</w:t>
+        <w:br/>
+        <w:t>for result in results:print(result)</w:t>
+        <w:br/>
+        <w:t>assert results[0][1]=='valid' and all(r[1]=='invalid' for r in results[1:])</w:t>
+        <w:br/>
+        <w:t>original={'room_id':'B','requested_count':2}</w:t>
+        <w:br/>
+        <w:t>validated=validate_request(original)</w:t>
+        <w:br/>
+        <w:t>assert validated==original and validated is not original</w:t>
+        <w:br/>
+        <w:t># A nonempty string is all this contract requires: whitespace also passes.</w:t>
+        <w:br/>
+        <w:t>assert validate_request({'room_id':' ','requested_count':2})['room_id']==' '</w:t>
+        <w:br/>
+        <w:t># Whether that ID exists, is authorized, or has room capacity is not checked here.</w:t>
+        <w:br/>
+        <w:t># Do not silently add trimming, numeric conversion, or a room-ID format rule.</w:t>
+        <w:br/>
+        <w:t>print('Schema-valid does not establish room existence, authority, capacity, or count truth.')</w:t>
+        <w:br/>
+      </w:r>
+    </w:p>
+    <w:p>
+      <w:pPr>
+        <w:pStyle w:val="Heading2"/>
+      </w:pPr>
+      <w:r>
+        <w:t>Expected gates, nonempty-ID scope and assessment distinction</w:t>
+      </w:r>
+    </w:p>
+    <w:p>
+      <w:pPr>
+        <w:pStyle w:val="ListNumber"/>
+      </w:pPr>
+      <w:r>
+        <w:t>Predict the first failed gate for every record before running or tracing. The complete program contrasts a valid count 2 with True, a quoted count, a negative integer, extra/missing fields, an empty room ID and a nonobject. It copies valid input rather than mutating it. It also makes the literal nonempty-ID rule explicit: whitespace is not empty, so this schema alone does not reject it. A stricter room-ID format would need a declared contract revision. The original zero-count example is available as reference; treat that familiar boundary as recall in the later mixed set, and require independent explanations for its other types. No lookup, authorization, capacity check or booking occurs here.</w:t>
+      </w:r>
+    </w:p>
+    <w:p>
+      <w:pPr>
+        <w:pStyle w:val="Heading2"/>
+      </w:pPr>
+      <w:r>
+        <w:t>Evidence ledger and reflection</w:t>
       </w:r>
     </w:p>
     <w:tbl>
@@ -2202,14 +2874,6 @@
     </w:p>
     <w:p>
       <w:pPr>
-        <w:pStyle w:val="Heading3"/>
-      </w:pPr>
-      <w:r>
-        <w:t>Plan → try → check</w:t>
-      </w:r>
-    </w:p>
-    <w:p>
-      <w:pPr>
         <w:spacing w:line="336" w:lineRule="auto" w:after="180"/>
       </w:pPr>
       <w:r>
@@ -2221,23 +2885,86 @@
     </w:p>
     <w:p>
       <w:pPr>
+        <w:pStyle w:val="Heading2"/>
+      </w:pPr>
+      <w:r>
+        <w:t>Reference: original validation snippet · reference / check after trying</w:t>
+      </w:r>
+    </w:p>
+    <w:p>
+      <w:r>
+        <w:rPr>
+          <w:rFonts w:ascii="Courier New" w:hAnsi="Courier New"/>
+          <w:sz w:val="18"/>
+        </w:rPr>
+        <w:t>def nonnegative_integer(value):</w:t>
+        <w:br/>
+        <w:t xml:space="preserve">    return type(value) is int and value &gt;= 0</w:t>
+        <w:br/>
+        <w:br/>
+        <w:t>def validate_request(value):</w:t>
+        <w:br/>
+        <w:t xml:space="preserve">    if type(value) is not dict or set(value) != {'room_id', 'requested_count'}:</w:t>
+        <w:br/>
+        <w:t xml:space="preserve">        raise ValueError('request fields')</w:t>
+        <w:br/>
+        <w:t xml:space="preserve">    if type(value['room_id']) is not str or not value['room_id']:</w:t>
+        <w:br/>
+        <w:t xml:space="preserve">        raise ValueError('room ID')</w:t>
+        <w:br/>
+        <w:t xml:space="preserve">    if not nonnegative_integer(value['requested_count']):</w:t>
+        <w:br/>
+        <w:t xml:space="preserve">        raise ValueError('requested count')</w:t>
+        <w:br/>
+        <w:t xml:space="preserve">    return dict(value)</w:t>
+        <w:br/>
+        <w:br/>
+        <w:t>print(validate_request({"room_id": "A", "requested_count": 0}))</w:t>
+      </w:r>
+    </w:p>
+    <w:p>
+      <w:pPr>
+        <w:pStyle w:val="Heading2"/>
+      </w:pPr>
+      <w:r>
+        <w:t>Earlier wording, alternatives and picture transcripts · reference / check after trying</w:t>
+      </w:r>
+    </w:p>
+    <w:p>
+      <w:pPr>
+        <w:pStyle w:val="Heading3"/>
+      </w:pPr>
+      <w:r>
+        <w:t>Predict, investigate and preserve the evidence</w:t>
+      </w:r>
+    </w:p>
+    <w:p>
+      <w:pPr>
+        <w:pStyle w:val="Heading3"/>
+      </w:pPr>
+      <w:r>
+        <w:t>Plan → try → check</w:t>
+      </w:r>
+    </w:p>
+    <w:p>
+      <w:pPr>
         <w:pStyle w:val="Heading1"/>
       </w:pPr>
       <w:r>
-        <w:t>10. Build your understanding</w:t>
-      </w:r>
-    </w:p>
-    <w:p>
-      <w:r>
-        <w:t>Move from recall to tracing, diagnosis and transfer in Typed contracts and schemas. Explain why each step is justified.</w:t>
-      </w:r>
-    </w:p>
-    <w:p>
-      <w:pPr>
-        <w:pStyle w:val="Heading3"/>
-      </w:pPr>
-      <w:r>
-        <w:t>Explain → apply → challenge</w:t>
+        <w:t>14. Try alone: explain a mixed set of count values</w:t>
+      </w:r>
+    </w:p>
+    <w:p>
+      <w:r>
+        <w:t>Apply the fixed exact-type and nonnegative rules; name why each result follows.</w:t>
+      </w:r>
+    </w:p>
+    <w:p>
+      <w:pPr>
+        <w:pStyle w:val="Heading2"/>
+      </w:pPr>
+      <w:r>
+        <w:t>Complete count classification task</w:t>
       </w:r>
     </w:p>
     <w:p>
@@ -2248,43 +2975,123 @@
         <w:rPr>
           <w:b w:val="0"/>
         </w:rPr>
-        <w:t xml:space="preserve">Explain the weekly </w:t>
-      </w:r>
-      <w:r>
-        <w:rPr>
-          <w:b/>
-        </w:rPr>
-        <w:t>mechanism</w:t>
-      </w:r>
+        <w:t>Classify counts 0, -1, "3", False under the stated contract.</w:t>
+      </w:r>
+    </w:p>
+    <w:p>
+      <w:pPr>
+        <w:pStyle w:val="Heading2"/>
+      </w:pPr>
+      <w:r>
+        <w:t>First attempt and support record</w:t>
+      </w:r>
+    </w:p>
+    <w:p>
+      <w:pPr>
+        <w:pStyle w:val="Heading3"/>
+      </w:pPr>
+      <w:r>
+        <w:t>My independent explanation, trace and limits</w:t>
+      </w:r>
+    </w:p>
+    <w:p>
+      <w:r>
+        <w:t>________________________________________________________________</w:t>
+      </w:r>
+    </w:p>
+    <w:p>
+      <w:r>
+        <w:t>________________________________________________________________</w:t>
+      </w:r>
+    </w:p>
+    <w:p>
+      <w:r>
+        <w:t>________________________________________________________________</w:t>
+      </w:r>
+    </w:p>
+    <w:p>
+      <w:r>
+        <w:t>________________________________________________________________</w:t>
+      </w:r>
+    </w:p>
+    <w:p>
+      <w:r>
+        <w:t>________________________________________________________________</w:t>
+      </w:r>
+    </w:p>
+    <w:p>
+      <w:r>
+        <w:t>________________________________________________________________</w:t>
+      </w:r>
+    </w:p>
+    <w:p>
+      <w:r>
+        <w:t>________________________________________________________________</w:t>
+      </w:r>
+    </w:p>
+    <w:p>
+      <w:pPr>
+        <w:spacing w:line="336" w:lineRule="auto" w:after="180"/>
+      </w:pPr>
       <w:r>
         <w:rPr>
           <w:b w:val="0"/>
         </w:rPr>
-        <w:t xml:space="preserve"> in your own words. Use the worked scenario to name its </w:t>
-      </w:r>
-      <w:r>
-        <w:rPr>
-          <w:b/>
-        </w:rPr>
-        <w:t>input</w:t>
-      </w:r>
+        <w:t>Attempt this case before feedback. Record any help. Earlier examples below are further practice; a case already practised with feedback cannot establish fresh transfer.</w:t>
+      </w:r>
+    </w:p>
+    <w:p>
+      <w:pPr>
+        <w:pStyle w:val="Heading2"/>
+      </w:pPr>
+      <w:r>
+        <w:t>Feedback after trying</w:t>
+      </w:r>
+    </w:p>
+    <w:p>
+      <w:pPr>
+        <w:spacing w:line="336" w:lineRule="auto" w:after="180"/>
+      </w:pPr>
       <w:r>
         <w:rPr>
           <w:b w:val="0"/>
         </w:rPr>
-        <w:t xml:space="preserve">, decision rule and </w:t>
-      </w:r>
-      <w:r>
-        <w:rPr>
-          <w:b/>
-        </w:rPr>
-        <w:t>output</w:t>
-      </w:r>
+        <w:t>Attempt the independent case before hints. Record whether you worked alone, used a hint or followed a model. After feedback, fix the first unsupported step and explain why it changed.</w:t>
+      </w:r>
+    </w:p>
+    <w:p>
+      <w:pPr>
+        <w:spacing w:line="336" w:lineRule="auto" w:after="180"/>
+      </w:pPr>
       <w:r>
         <w:rPr>
           <w:b w:val="0"/>
         </w:rPr>
-        <w:t>.</w:t>
+        <w:t>A later check uses a changed case, not a copied answer.</w:t>
+      </w:r>
+    </w:p>
+    <w:p>
+      <w:pPr>
+        <w:pStyle w:val="Heading2"/>
+      </w:pPr>
+      <w:r>
+        <w:t>Earlier wording, alternatives and picture transcripts · reference / check after trying</w:t>
+      </w:r>
+    </w:p>
+    <w:p>
+      <w:pPr>
+        <w:pStyle w:val="Heading3"/>
+      </w:pPr>
+      <w:r>
+        <w:t>Independent case: Apply a new case independently</w:t>
+      </w:r>
+    </w:p>
+    <w:p>
+      <w:pPr>
+        <w:pStyle w:val="Heading3"/>
+      </w:pPr>
+      <w:r>
+        <w:t>Attempt this without hints</w:t>
       </w:r>
     </w:p>
     <w:p>
@@ -2295,64 +3102,66 @@
         <w:rPr>
           <w:b w:val="0"/>
         </w:rPr>
-        <w:t xml:space="preserve">A report omits this qualification: </w:t>
-      </w:r>
-      <w:r>
-        <w:rPr>
-          <w:b/>
-        </w:rPr>
-        <w:t>Schema</w:t>
-      </w:r>
+        <w:t>Classify counts 0, -1, "3", False under the stated contract.</w:t>
+      </w:r>
+    </w:p>
+    <w:p>
+      <w:pPr>
+        <w:pStyle w:val="Heading3"/>
+      </w:pPr>
+      <w:r>
+        <w:t>My independent procedure, result and limitation</w:t>
+      </w:r>
+    </w:p>
+    <w:p>
+      <w:r>
+        <w:t>________________________________________________________________</w:t>
+      </w:r>
+    </w:p>
+    <w:p>
+      <w:r>
+        <w:t>________________________________________________________________</w:t>
+      </w:r>
+    </w:p>
+    <w:p>
+      <w:r>
+        <w:t>________________________________________________________________</w:t>
+      </w:r>
+    </w:p>
+    <w:p>
+      <w:r>
+        <w:t>________________________________________________________________</w:t>
+      </w:r>
+    </w:p>
+    <w:p>
+      <w:r>
+        <w:t>________________________________________________________________</w:t>
+      </w:r>
+    </w:p>
+    <w:p>
+      <w:r>
+        <w:t>________________________________________________________________</w:t>
+      </w:r>
+    </w:p>
+    <w:p>
+      <w:r>
+        <w:t>________________________________________________________________</w:t>
+      </w:r>
+    </w:p>
+    <w:p>
+      <w:r>
+        <w:t>________________________________________________________________</w:t>
+      </w:r>
+    </w:p>
+    <w:p>
+      <w:pPr>
+        <w:spacing w:line="336" w:lineRule="auto" w:after="180"/>
+      </w:pPr>
       <w:r>
         <w:rPr>
           <w:b w:val="0"/>
         </w:rPr>
-        <w:t xml:space="preserve">-valid </w:t>
-      </w:r>
-      <w:r>
-        <w:rPr>
-          <w:b/>
-        </w:rPr>
-        <w:t>input</w:t>
-      </w:r>
-      <w:r>
-        <w:rPr>
-          <w:b w:val="0"/>
-        </w:rPr>
-        <w:t xml:space="preserve"> can still be unauthorised or semantically unsuitable; subsequent checks remain necessary.</w:t>
-      </w:r>
-    </w:p>
-    <w:p>
-      <w:pPr>
-        <w:spacing w:line="336" w:lineRule="auto" w:after="180"/>
-      </w:pPr>
-      <w:r>
-        <w:rPr>
-          <w:b w:val="0"/>
-        </w:rPr>
-        <w:t>Explain how omitting it could change a reader's interpretation, and write an accurate replacement.</w:t>
-      </w:r>
-    </w:p>
-    <w:p>
-      <w:pPr>
-        <w:spacing w:line="336" w:lineRule="auto" w:after="180"/>
-      </w:pPr>
-      <w:r>
-        <w:rPr>
-          <w:b w:val="0"/>
-        </w:rPr>
-        <w:t>For the worked scenario, propose one additional case that could reveal a failure, describe its expected outcome before running it, and explain what would need to remain fixed for a fair comparison.</w:t>
-      </w:r>
-    </w:p>
-    <w:p>
-      <w:pPr>
-        <w:spacing w:line="336" w:lineRule="auto" w:after="180"/>
-      </w:pPr>
-      <w:r>
-        <w:rPr>
-          <w:b w:val="0"/>
-        </w:rPr>
-        <w:t>Do not reuse W4 as a new final test after receiving feedback.</w:t>
+        <w:t>Record support used: none, hint or teacher explanation. After feedback, a different case is needed to demonstrate independence.</w:t>
       </w:r>
     </w:p>
     <w:p>
@@ -2360,32 +3169,7 @@
         <w:pStyle w:val="Heading3"/>
       </w:pPr>
       <w:r>
-        <w:t>Explain which evidence supports your conclusion and which claim remains unproved.</w:t>
-      </w:r>
-    </w:p>
-    <w:p>
-      <w:r>
-        <w:t>________________________________________________________________</w:t>
-      </w:r>
-    </w:p>
-    <w:p>
-      <w:r>
-        <w:t>________________________________________________________________</w:t>
-      </w:r>
-    </w:p>
-    <w:p>
-      <w:r>
-        <w:t>________________________________________________________________</w:t>
-      </w:r>
-    </w:p>
-    <w:p>
-      <w:r>
-        <w:t>________________________________________________________________</w:t>
-      </w:r>
-    </w:p>
-    <w:p>
-      <w:r>
-        <w:t>________________________________________________________________</w:t>
+        <w:t>Use feedback to improve</w:t>
       </w:r>
     </w:p>
     <w:p>
@@ -2393,12 +3177,20 @@
         <w:pStyle w:val="Heading1"/>
       </w:pPr>
       <w:r>
-        <w:t>11. Connect your project</w:t>
-      </w:r>
-    </w:p>
-    <w:p>
-      <w:r>
-        <w:t>Apply this week’s idea to Grounded Learning Service. Keep an annotated decision and the evidence supporting it.</w:t>
+        <w:t>11. Save the schema alongside accepted and rejected examples</w:t>
+      </w:r>
+    </w:p>
+    <w:p>
+      <w:r>
+        <w:t>Keep versioned field rules and expected failure categories.</w:t>
+      </w:r>
+    </w:p>
+    <w:p>
+      <w:pPr>
+        <w:pStyle w:val="Heading2"/>
+      </w:pPr>
+      <w:r>
+        <w:t>Project task and artifact</w:t>
       </w:r>
     </w:p>
     <w:p>
@@ -2613,10 +3405,10 @@
     </w:tbl>
     <w:p>
       <w:pPr>
-        <w:pStyle w:val="Heading3"/>
-      </w:pPr>
-      <w:r>
-        <w:t>Evidence for your project</w:t>
+        <w:pStyle w:val="Heading2"/>
+      </w:pPr>
+      <w:r>
+        <w:t>Actual run or trace and limitations</w:t>
       </w:r>
     </w:p>
     <w:p>
@@ -2644,15 +3436,88 @@
     </w:p>
     <w:p>
       <w:pPr>
+        <w:pStyle w:val="Heading2"/>
+      </w:pPr>
+      <w:r>
+        <w:t>Earlier wording, alternatives and picture transcripts · reference / check after trying</w:t>
+      </w:r>
+    </w:p>
+    <w:p>
+      <w:pPr>
+        <w:pStyle w:val="Heading3"/>
+      </w:pPr>
+      <w:r>
+        <w:t>Evidence for your project</w:t>
+      </w:r>
+    </w:p>
+    <w:p>
+      <w:pPr>
         <w:pStyle w:val="Heading1"/>
       </w:pPr>
       <w:r>
-        <w:t>12. Show what you know</w:t>
-      </w:r>
-    </w:p>
-    <w:p>
-      <w:r>
-        <w:t>Use a genuinely new case for independent evidence. Previously discussed examples remain practice; use the separately named independent case before feedback.</w:t>
+        <w:t>16. Finish with a precise gate and an honest limit</w:t>
+      </w:r>
+    </w:p>
+    <w:p>
+      <w:r>
+        <w:t>Schema-valid does not mean authorized, accurate or suitable for the task.</w:t>
+      </w:r>
+    </w:p>
+    <w:p>
+      <w:pPr>
+        <w:pStyle w:val="Heading2"/>
+      </w:pPr>
+      <w:r>
+        <w:t>Retrieve and explain</w:t>
+      </w:r>
+    </w:p>
+    <w:p>
+      <w:pPr>
+        <w:pStyle w:val="ListBullet"/>
+      </w:pPr>
+      <w:r>
+        <w:t>Close your notes. Explain this goal in your own words: Explain the mechanism and terminology of typed contracts and schemas</w:t>
+      </w:r>
+    </w:p>
+    <w:p>
+      <w:pPr>
+        <w:pStyle w:val="Heading3"/>
+      </w:pPr>
+      <w:r>
+        <w:t>My deciding step, evidence and one remaining question</w:t>
+      </w:r>
+    </w:p>
+    <w:p>
+      <w:r>
+        <w:t>________________________________________________________________</w:t>
+      </w:r>
+    </w:p>
+    <w:p>
+      <w:r>
+        <w:t>________________________________________________________________</w:t>
+      </w:r>
+    </w:p>
+    <w:p>
+      <w:r>
+        <w:t>________________________________________________________________</w:t>
+      </w:r>
+    </w:p>
+    <w:p>
+      <w:r>
+        <w:t>________________________________________________________________</w:t>
+      </w:r>
+    </w:p>
+    <w:p>
+      <w:r>
+        <w:t>________________________________________________________________</w:t>
+      </w:r>
+    </w:p>
+    <w:p>
+      <w:pPr>
+        <w:pStyle w:val="Heading2"/>
+      </w:pPr>
+      <w:r>
+        <w:t>Plan a changed-case return</w:t>
       </w:r>
     </w:p>
     <w:p>
@@ -2663,62 +3528,31 @@
         <w:rPr>
           <w:b w:val="0"/>
         </w:rPr>
-        <w:t>Complete the supported workbook tasks before attempting W4 independently. Record any hints or help used. After feedback, use the teacher's fresh retry rather than copying the earlier answer.</w:t>
-      </w:r>
-    </w:p>
-    <w:p>
-      <w:pPr>
-        <w:spacing w:line="336" w:lineRule="auto" w:after="180"/>
-      </w:pPr>
+        <w:t xml:space="preserve">If you are unsure, return to the worked picture and explain one arrow. If you are ready, change an </w:t>
+      </w:r>
+      <w:r>
+        <w:rPr>
+          <w:b/>
+        </w:rPr>
+        <w:t>input</w:t>
+      </w:r>
       <w:r>
         <w:rPr>
           <w:b w:val="0"/>
         </w:rPr>
-        <w:t>For a project, select a relevant new case, predict the outcome from the declared rule and preserve the result alongside any revision.</w:t>
-      </w:r>
-    </w:p>
-    <w:p>
-      <w:pPr>
-        <w:pStyle w:val="Heading3"/>
-      </w:pPr>
-      <w:r>
-        <w:t>Exit: propose one revealing change to the worked scenario. State the expected outcome and the evidence that would make you revise your explanation.</w:t>
-      </w:r>
-    </w:p>
-    <w:p>
-      <w:r>
-        <w:t>________________________________________________________________</w:t>
-      </w:r>
-    </w:p>
-    <w:p>
-      <w:r>
-        <w:t>________________________________________________________________</w:t>
-      </w:r>
-    </w:p>
-    <w:p>
-      <w:r>
-        <w:t>________________________________________________________________</w:t>
-      </w:r>
-    </w:p>
-    <w:p>
-      <w:r>
-        <w:t>________________________________________________________________</w:t>
-      </w:r>
-    </w:p>
-    <w:p>
-      <w:r>
-        <w:t>________________________________________________________________</w:t>
-      </w:r>
-    </w:p>
-    <w:p>
-      <w:pPr>
-        <w:spacing w:line="336" w:lineRule="auto" w:after="180"/>
-      </w:pPr>
+        <w:t xml:space="preserve"> or assumption and justify your </w:t>
+      </w:r>
+      <w:r>
+        <w:rPr>
+          <w:b/>
+        </w:rPr>
+        <w:t>prediction</w:t>
+      </w:r>
       <w:r>
         <w:rPr>
           <w:b w:val="0"/>
         </w:rPr>
-        <w:t>For the worked scenario, propose one additional case that could reveal a failure, describe its expected outcome before running it, and explain what would need to remain fixed for a fair comparison.</w:t>
+        <w:t>.</w:t>
       </w:r>
     </w:p>
     <w:p>
@@ -2729,14 +3563,336 @@
         <w:rPr>
           <w:b w:val="0"/>
         </w:rPr>
-        <w:t>Do not reuse W4 as a new final test after receiving feedback.</w:t>
-      </w:r>
-    </w:p>
+        <w:t xml:space="preserve">Save your workbook </w:t>
+      </w:r>
+      <w:r>
+        <w:rPr>
+          <w:b/>
+        </w:rPr>
+        <w:t>evidence</w:t>
+      </w:r>
+      <w:r>
+        <w:rPr>
+          <w:b w:val="0"/>
+        </w:rPr>
+        <w:t>. At the next review, try a different case before opening your old answer.</w:t>
+      </w:r>
+    </w:p>
+    <w:p>
+      <w:pPr>
+        <w:pStyle w:val="Heading1"/>
+      </w:pPr>
+      <w:r>
+        <w:t>Reference bank and extra practice</w:t>
+      </w:r>
+    </w:p>
+    <w:p>
+      <w:pPr>
+        <w:pStyle w:val="Heading1"/>
+      </w:pPr>
+      <w:r>
+        <w:t>05. Reference · Use service vocabulary precisely</w:t>
+      </w:r>
+    </w:p>
+    <w:p>
+      <w:r>
+        <w:t>Connect each term to an input, operation, evidence source or outcome.</w:t>
+      </w:r>
+    </w:p>
+    <w:p>
+      <w:pPr>
+        <w:pStyle w:val="Heading2"/>
+      </w:pPr>
+      <w:r>
+        <w:t>Vocabulary and your explanation</w:t>
+      </w:r>
+    </w:p>
+    <w:tbl>
+      <w:tblPr>
+        <w:tblStyle w:val="LightShading-Accent1"/>
+        <w:tblW w:type="auto" w:w="0"/>
+        <w:tblLook w:firstColumn="1" w:firstRow="1" w:lastColumn="0" w:lastRow="0" w:noHBand="0" w:noVBand="1" w:val="04A0"/>
+      </w:tblPr>
+      <w:tblGrid>
+        <w:gridCol w:w="5112"/>
+        <w:gridCol w:w="5112"/>
+      </w:tblGrid>
+      <w:tr>
+        <w:trPr>
+          <w:tblHeader/>
+        </w:trPr>
+        <w:tc>
+          <w:tcPr>
+            <w:tcW w:type="dxa" w:w="5112"/>
+          </w:tcPr>
+          <w:p>
+            <w:r>
+              <w:t>Word</w:t>
+            </w:r>
+          </w:p>
+        </w:tc>
+        <w:tc>
+          <w:tcPr>
+            <w:tcW w:type="dxa" w:w="5112"/>
+          </w:tcPr>
+          <w:p>
+            <w:r>
+              <w:t>Meaning</w:t>
+            </w:r>
+          </w:p>
+        </w:tc>
+      </w:tr>
+      <w:tr>
+        <w:tc>
+          <w:tcPr>
+            <w:tcW w:type="dxa" w:w="5112"/>
+          </w:tcPr>
+          <w:p>
+            <w:r>
+              <w:t>Schema</w:t>
+            </w:r>
+          </w:p>
+        </w:tc>
+        <w:tc>
+          <w:tcPr>
+            <w:tcW w:type="dxa" w:w="5112"/>
+          </w:tcPr>
+          <w:p>
+            <w:r>
+              <w:t>A contract for structure and types</w:t>
+            </w:r>
+          </w:p>
+        </w:tc>
+      </w:tr>
+      <w:tr>
+        <w:tc>
+          <w:tcPr>
+            <w:tcW w:type="dxa" w:w="5112"/>
+          </w:tcPr>
+          <w:p>
+            <w:r>
+              <w:t>Runtime validation</w:t>
+            </w:r>
+          </w:p>
+        </w:tc>
+        <w:tc>
+          <w:tcPr>
+            <w:tcW w:type="dxa" w:w="5112"/>
+          </w:tcPr>
+          <w:p>
+            <w:r>
+              <w:t>Checking actual incoming values</w:t>
+            </w:r>
+          </w:p>
+        </w:tc>
+      </w:tr>
+      <w:tr>
+        <w:tc>
+          <w:tcPr>
+            <w:tcW w:type="dxa" w:w="5112"/>
+          </w:tcPr>
+          <w:p>
+            <w:r>
+              <w:t>Closed object</w:t>
+            </w:r>
+          </w:p>
+        </w:tc>
+        <w:tc>
+          <w:tcPr>
+            <w:tcW w:type="dxa" w:w="5112"/>
+          </w:tcPr>
+          <w:p>
+            <w:r>
+              <w:t>An object rejecting unexpected fields</w:t>
+            </w:r>
+          </w:p>
+        </w:tc>
+      </w:tr>
+    </w:tbl>
     <w:p>
       <w:pPr>
         <w:pStyle w:val="Heading3"/>
       </w:pPr>
       <w:r>
+        <w:t>Use two terms to explain a step in this week’s example.</w:t>
+      </w:r>
+    </w:p>
+    <w:p>
+      <w:r>
+        <w:t>________________________________________________________________</w:t>
+      </w:r>
+    </w:p>
+    <w:p>
+      <w:r>
+        <w:t>________________________________________________________________</w:t>
+      </w:r>
+    </w:p>
+    <w:p>
+      <w:r>
+        <w:t>________________________________________________________________</w:t>
+      </w:r>
+    </w:p>
+    <w:p>
+      <w:pPr>
+        <w:pStyle w:val="Heading1"/>
+      </w:pPr>
+      <w:r>
+        <w:t>10. Extra challenge · Explain a stronger case</w:t>
+      </w:r>
+    </w:p>
+    <w:p>
+      <w:r>
+        <w:t>Choose the next challenge after the main route.</w:t>
+      </w:r>
+    </w:p>
+    <w:p>
+      <w:pPr>
+        <w:pStyle w:val="Heading2"/>
+      </w:pPr>
+      <w:r>
+        <w:t>Explain,repair and extend</w:t>
+      </w:r>
+    </w:p>
+    <w:p>
+      <w:pPr>
+        <w:pStyle w:val="Heading3"/>
+      </w:pPr>
+      <w:r>
+        <w:t>Explain → apply → challenge</w:t>
+      </w:r>
+    </w:p>
+    <w:p>
+      <w:pPr>
+        <w:pStyle w:val="ListBullet"/>
+      </w:pPr>
+      <w:r>
+        <w:t>Explain the weekly mechanism in your own words. Use the worked scenario to name its input, decision rule and output.</w:t>
+      </w:r>
+    </w:p>
+    <w:p>
+      <w:pPr>
+        <w:pStyle w:val="ListBullet"/>
+      </w:pPr>
+      <w:r>
+        <w:t>A report omits this qualification: Schema-valid input can still be unauthorised or semantically unsuitable; subsequent checks remain necessary. Explain how omitting it could change a reader's interpretation, and write an accurate replacement.</w:t>
+      </w:r>
+    </w:p>
+    <w:p>
+      <w:pPr>
+        <w:pStyle w:val="ListBullet"/>
+      </w:pPr>
+      <w:r>
+        <w:t>For the worked scenario, propose one additional case that could reveal a failure, describe its expected outcome before running it, and explain what would need to remain fixed for a fair comparison. Do not reuse W4 as a new final test after receiving feedback.</w:t>
+      </w:r>
+    </w:p>
+    <w:p>
+      <w:pPr>
+        <w:pStyle w:val="Heading3"/>
+      </w:pPr>
+      <w:r>
+        <w:t>Explain which evidence supports your conclusion and which claim remains unproved.</w:t>
+      </w:r>
+    </w:p>
+    <w:p>
+      <w:r>
+        <w:t>________________________________________________________________</w:t>
+      </w:r>
+    </w:p>
+    <w:p>
+      <w:r>
+        <w:t>________________________________________________________________</w:t>
+      </w:r>
+    </w:p>
+    <w:p>
+      <w:r>
+        <w:t>________________________________________________________________</w:t>
+      </w:r>
+    </w:p>
+    <w:p>
+      <w:r>
+        <w:t>________________________________________________________________</w:t>
+      </w:r>
+    </w:p>
+    <w:p>
+      <w:r>
+        <w:t>________________________________________________________________</w:t>
+      </w:r>
+    </w:p>
+    <w:p>
+      <w:pPr>
+        <w:pStyle w:val="Heading1"/>
+      </w:pPr>
+      <w:r>
+        <w:t>12. Reference · Check the service reasoning and its limits</w:t>
+      </w:r>
+    </w:p>
+    <w:p>
+      <w:r>
+        <w:t>Use after practice; keep the selected independent case for its first attempt.</w:t>
+      </w:r>
+    </w:p>
+    <w:p>
+      <w:pPr>
+        <w:pStyle w:val="Heading2"/>
+      </w:pPr>
+      <w:r>
+        <w:t>Current explanation and response</w:t>
+      </w:r>
+    </w:p>
+    <w:p>
+      <w:pPr>
+        <w:pStyle w:val="ListBullet"/>
+      </w:pPr>
+      <w:r>
+        <w:t>Complete the supported workbook tasks before attempting W4 independently. Record any hints or help used. After feedback, use the teacher's fresh retry rather than copying the earlier answer. For a project, select a relevant new case, predict the outcome from the declared rule and preserve the result alongside any revision.</w:t>
+      </w:r>
+    </w:p>
+    <w:p>
+      <w:pPr>
+        <w:pStyle w:val="Heading3"/>
+      </w:pPr>
+      <w:r>
+        <w:t>Exit: propose one revealing change to the worked scenario. State the expected outcome and the evidence that would make you revise your explanation.</w:t>
+      </w:r>
+    </w:p>
+    <w:p>
+      <w:r>
+        <w:t>________________________________________________________________</w:t>
+      </w:r>
+    </w:p>
+    <w:p>
+      <w:r>
+        <w:t>________________________________________________________________</w:t>
+      </w:r>
+    </w:p>
+    <w:p>
+      <w:r>
+        <w:t>________________________________________________________________</w:t>
+      </w:r>
+    </w:p>
+    <w:p>
+      <w:r>
+        <w:t>________________________________________________________________</w:t>
+      </w:r>
+    </w:p>
+    <w:p>
+      <w:r>
+        <w:t>________________________________________________________________</w:t>
+      </w:r>
+    </w:p>
+    <w:p>
+      <w:pPr>
+        <w:pStyle w:val="ListBullet"/>
+      </w:pPr>
+      <w:r>
+        <w:t>For the worked scenario, propose one additional case that could reveal a failure, describe its expected outcome before running it, and explain what would need to remain fixed for a fair comparison. Do not reuse W4 as a new final test after receiving feedback.</w:t>
+      </w:r>
+    </w:p>
+    <w:p>
+      <w:pPr>
+        <w:pStyle w:val="Heading3"/>
+      </w:pPr>
+      <w:r>
         <w:t>My limited claim and a useful next check</w:t>
       </w:r>
     </w:p>
@@ -2765,12 +3921,20 @@
         <w:pStyle w:val="Heading1"/>
       </w:pPr>
       <w:r>
-        <w:t>13. Study a complete case</w:t>
-      </w:r>
-    </w:p>
-    <w:p>
-      <w:r>
-        <w:t>Revisit the complete Typed contracts and schemas case for supported practice. Repeated examples do not become fresh assessments.</w:t>
+        <w:t>13. Extra practice · Revisit the complete trace</w:t>
+      </w:r>
+    </w:p>
+    <w:p>
+      <w:r>
+        <w:t>Predict before reading the supplied steps.</w:t>
+      </w:r>
+    </w:p>
+    <w:p>
+      <w:pPr>
+        <w:pStyle w:val="Heading2"/>
+      </w:pPr>
+      <w:r>
+        <w:t>Complete trace and evidence</w:t>
       </w:r>
     </w:p>
     <w:p>
@@ -2939,206 +4103,20 @@
         <w:pStyle w:val="Heading1"/>
       </w:pPr>
       <w:r>
-        <w:t>14. Try a new case independently</w:t>
-      </w:r>
-    </w:p>
-    <w:p>
-      <w:r>
-        <w:t>Attempt the reserved new case before feedback. Record support; the earlier examples below remain additional practice.</w:t>
-      </w:r>
-    </w:p>
-    <w:p>
-      <w:pPr>
-        <w:pStyle w:val="Heading3"/>
-      </w:pPr>
-      <w:r>
-        <w:t>Independent case: Apply a new case independently</w:t>
-      </w:r>
-    </w:p>
-    <w:p>
-      <w:pPr>
-        <w:spacing w:line="336" w:lineRule="auto" w:after="180"/>
-      </w:pPr>
-      <w:r>
-        <w:rPr>
-          <w:b w:val="0"/>
-        </w:rPr>
-        <w:t>Classify counts 0, -1, "3", False under the stated contract.</w:t>
-      </w:r>
-    </w:p>
-    <w:p>
-      <w:pPr>
-        <w:pStyle w:val="Heading3"/>
-      </w:pPr>
-      <w:r>
-        <w:t>My independent explanation, trace and limits</w:t>
-      </w:r>
-    </w:p>
-    <w:p>
-      <w:r>
-        <w:t>________________________________________________________________</w:t>
-      </w:r>
-    </w:p>
-    <w:p>
-      <w:r>
-        <w:t>________________________________________________________________</w:t>
-      </w:r>
-    </w:p>
-    <w:p>
-      <w:r>
-        <w:t>________________________________________________________________</w:t>
-      </w:r>
-    </w:p>
-    <w:p>
-      <w:r>
-        <w:t>________________________________________________________________</w:t>
-      </w:r>
-    </w:p>
-    <w:p>
-      <w:r>
-        <w:t>________________________________________________________________</w:t>
-      </w:r>
-    </w:p>
-    <w:p>
-      <w:r>
-        <w:t>________________________________________________________________</w:t>
-      </w:r>
-    </w:p>
-    <w:p>
-      <w:r>
-        <w:t>________________________________________________________________</w:t>
-      </w:r>
-    </w:p>
-    <w:p>
-      <w:pPr>
-        <w:spacing w:line="336" w:lineRule="auto" w:after="180"/>
-      </w:pPr>
-      <w:r>
-        <w:rPr>
-          <w:b w:val="0"/>
-        </w:rPr>
-        <w:t>Attempt this case before feedback. Record any help. Earlier examples below are further practice; a case already practised with feedback cannot establish fresh transfer.</w:t>
-      </w:r>
-    </w:p>
-    <w:p>
-      <w:pPr>
-        <w:pStyle w:val="Heading3"/>
-      </w:pPr>
-      <w:r>
-        <w:t>Attempt this without hints</w:t>
-      </w:r>
-    </w:p>
-    <w:p>
-      <w:pPr>
-        <w:spacing w:line="336" w:lineRule="auto" w:after="180"/>
-      </w:pPr>
-      <w:r>
-        <w:rPr>
-          <w:b w:val="0"/>
-        </w:rPr>
-        <w:t>Classify counts 0, -1, "3", False under the stated contract.</w:t>
-      </w:r>
-    </w:p>
-    <w:p>
-      <w:pPr>
-        <w:pStyle w:val="Heading3"/>
-      </w:pPr>
-      <w:r>
-        <w:t>My independent procedure, result and limitation</w:t>
-      </w:r>
-    </w:p>
-    <w:p>
-      <w:r>
-        <w:t>________________________________________________________________</w:t>
-      </w:r>
-    </w:p>
-    <w:p>
-      <w:r>
-        <w:t>________________________________________________________________</w:t>
-      </w:r>
-    </w:p>
-    <w:p>
-      <w:r>
-        <w:t>________________________________________________________________</w:t>
-      </w:r>
-    </w:p>
-    <w:p>
-      <w:r>
-        <w:t>________________________________________________________________</w:t>
-      </w:r>
-    </w:p>
-    <w:p>
-      <w:r>
-        <w:t>________________________________________________________________</w:t>
-      </w:r>
-    </w:p>
-    <w:p>
-      <w:r>
-        <w:t>________________________________________________________________</w:t>
-      </w:r>
-    </w:p>
-    <w:p>
-      <w:r>
-        <w:t>________________________________________________________________</w:t>
-      </w:r>
-    </w:p>
-    <w:p>
-      <w:r>
-        <w:t>________________________________________________________________</w:t>
-      </w:r>
-    </w:p>
-    <w:p>
-      <w:pPr>
-        <w:spacing w:line="336" w:lineRule="auto" w:after="180"/>
-      </w:pPr>
-      <w:r>
-        <w:rPr>
-          <w:b w:val="0"/>
-        </w:rPr>
-        <w:t>Record support used: none, hint or teacher explanation. After feedback, a different case is needed to demonstrate independence.</w:t>
-      </w:r>
-    </w:p>
-    <w:p>
-      <w:pPr>
-        <w:pStyle w:val="Heading3"/>
-      </w:pPr>
-      <w:r>
-        <w:t>Use feedback to improve</w:t>
-      </w:r>
-    </w:p>
-    <w:p>
-      <w:pPr>
-        <w:spacing w:line="336" w:lineRule="auto" w:after="180"/>
-      </w:pPr>
-      <w:r>
-        <w:rPr>
-          <w:b w:val="0"/>
-        </w:rPr>
-        <w:t>Attempt the independent case before hints. Record whether you worked alone, used a hint or followed a model. After feedback, fix the first unsupported step and explain why it changed.</w:t>
-      </w:r>
-    </w:p>
-    <w:p>
-      <w:pPr>
-        <w:spacing w:line="336" w:lineRule="auto" w:after="180"/>
-      </w:pPr>
-      <w:r>
-        <w:rPr>
-          <w:b w:val="0"/>
-        </w:rPr>
-        <w:t>A later check uses a changed case, not a copied answer.</w:t>
-      </w:r>
-    </w:p>
-    <w:p>
-      <w:pPr>
-        <w:pStyle w:val="Heading1"/>
-      </w:pPr>
-      <w:r>
-        <w:t>15. Your lesson route</w:t>
-      </w:r>
-    </w:p>
-    <w:p>
-      <w:r>
-        <w:t>Use this map to navigate Typed contracts and schemas, connect the goals to tasks and keep one evidence record for each attempt.</w:t>
+        <w:t>15. Reference · The earlier route checklist</w:t>
+      </w:r>
+    </w:p>
+    <w:p>
+      <w:r>
+        <w:t>Use one main route rather than repeating the lesson.</w:t>
+      </w:r>
+    </w:p>
+    <w:p>
+      <w:pPr>
+        <w:pStyle w:val="Heading2"/>
+      </w:pPr>
+      <w:r>
+        <w:t>Targets,route and first prediction</w:t>
       </w:r>
     </w:p>
     <w:p>
@@ -3317,12 +4295,117 @@
         <w:pStyle w:val="Heading1"/>
       </w:pPr>
       <w:r>
-        <w:t>16. Finish and return</w:t>
-      </w:r>
-    </w:p>
-    <w:p>
-      <w:r>
-        <w:t>Explain Typed contracts and schemas without notes, identify a remaining question and plan a later check with a changed case.</w:t>
+        <w:t>17. Extra practice · Predict,check and repair</w:t>
+      </w:r>
+    </w:p>
+    <w:p>
+      <w:r>
+        <w:t>Keep supported feedback separate from the independent case.</w:t>
+      </w:r>
+    </w:p>
+    <w:p>
+      <w:pPr>
+        <w:pStyle w:val="Heading2"/>
+      </w:pPr>
+      <w:r>
+        <w:t>First supported question and optional hint</w:t>
+      </w:r>
+    </w:p>
+    <w:p>
+      <w:pPr>
+        <w:pStyle w:val="ListBullet"/>
+      </w:pPr>
+      <w:r>
+        <w:t>A labelled sample record. A lab tool accepts a string sample_id and an integer count of at least zero.</w:t>
+      </w:r>
+    </w:p>
+    <w:p>
+      <w:pPr>
+        <w:pStyle w:val="Heading3"/>
+      </w:pPr>
+      <w:r>
+        <w:t>Practice 1: explain the deciding evidence</w:t>
+      </w:r>
+    </w:p>
+    <w:p>
+      <w:pPr>
+        <w:pStyle w:val="ListBullet"/>
+      </w:pPr>
+      <w:r>
+        <w:t>Which labelled step matches this detail? Accept A; reject B before running the lab operation.</w:t>
+      </w:r>
+    </w:p>
+    <w:p>
+      <w:pPr>
+        <w:pStyle w:val="ListBullet"/>
+      </w:pPr>
+      <w:r>
+        <w:t>1. Inspect A</w:t>
+      </w:r>
+    </w:p>
+    <w:p>
+      <w:pPr>
+        <w:pStyle w:val="ListBullet"/>
+      </w:pPr>
+      <w:r>
+        <w:t>2. Inspect B</w:t>
+      </w:r>
+    </w:p>
+    <w:p>
+      <w:pPr>
+        <w:pStyle w:val="ListBullet"/>
+      </w:pPr>
+      <w:r>
+        <w:t>3. Return status</w:t>
+      </w:r>
+    </w:p>
+    <w:p>
+      <w:pPr>
+        <w:pStyle w:val="Heading3"/>
+      </w:pPr>
+      <w:r>
+        <w:t>My selected conclusion, deciding fact and explanation</w:t>
+      </w:r>
+    </w:p>
+    <w:p>
+      <w:r>
+        <w:t>________________________________________________________________</w:t>
+      </w:r>
+    </w:p>
+    <w:p>
+      <w:r>
+        <w:t>________________________________________________________________</w:t>
+      </w:r>
+    </w:p>
+    <w:p>
+      <w:r>
+        <w:t>________________________________________________________________</w:t>
+      </w:r>
+    </w:p>
+    <w:p>
+      <w:r>
+        <w:t>________________________________________________________________</w:t>
+      </w:r>
+    </w:p>
+    <w:p>
+      <w:r>
+        <w:t>________________________________________________________________</w:t>
+      </w:r>
+    </w:p>
+    <w:p>
+      <w:pPr>
+        <w:pStyle w:val="ListBullet"/>
+      </w:pPr>
+      <w:r>
+        <w:t>Hint if needed: Read the steps in the pictorial case. Match the supplied detail to the stage that performs or records it.</w:t>
+      </w:r>
+    </w:p>
+    <w:p>
+      <w:pPr>
+        <w:pStyle w:val="Heading2"/>
+      </w:pPr>
+      <w:r>
+        <w:t>Check after the first attempt · reference / check after trying</w:t>
       </w:r>
     </w:p>
     <w:p>
@@ -3333,7 +4416,157 @@
         <w:rPr>
           <w:b w:val="0"/>
         </w:rPr>
-        <w:t xml:space="preserve">Close your notes. Explain this goal in your own words: Explain the </w:t>
+        <w:t xml:space="preserve">After your attempt, compare with the supported explanation: Return status Accept A; reject B before running the lab operation. A </w:t>
+      </w:r>
+      <w:r>
+        <w:rPr>
+          <w:b/>
+        </w:rPr>
+        <w:t>schema</w:t>
+      </w:r>
+      <w:r>
+        <w:rPr>
+          <w:b w:val="0"/>
+        </w:rPr>
+        <w:t xml:space="preserve"> checks declared structure.</w:t>
+      </w:r>
+    </w:p>
+    <w:p>
+      <w:pPr>
+        <w:spacing w:line="336" w:lineRule="auto" w:after="180"/>
+      </w:pPr>
+      <w:r>
+        <w:rPr>
+          <w:b w:val="0"/>
+        </w:rPr>
+        <w:t>Looking like a number is different from having the required numeric type.</w:t>
+      </w:r>
+    </w:p>
+    <w:p>
+      <w:pPr>
+        <w:pStyle w:val="Heading2"/>
+      </w:pPr>
+      <w:r>
+        <w:t>Changed-case question and optional hint</w:t>
+      </w:r>
+    </w:p>
+    <w:p>
+      <w:pPr>
+        <w:pStyle w:val="Heading3"/>
+      </w:pPr>
+      <w:r>
+        <w:t>Practice 2: explain the deciding evidence</w:t>
+      </w:r>
+    </w:p>
+    <w:p>
+      <w:pPr>
+        <w:pStyle w:val="ListBullet"/>
+      </w:pPr>
+      <w:r>
+        <w:t>Changed-case practice: Change A count to -1. Which conclusion is supported by the supplied facts?</w:t>
+      </w:r>
+    </w:p>
+    <w:p>
+      <w:pPr>
+        <w:pStyle w:val="ListBullet"/>
+      </w:pPr>
+      <w:r>
+        <w:t>1. This one example guarantees correct results for every future input.</w:t>
+      </w:r>
+    </w:p>
+    <w:p>
+      <w:pPr>
+        <w:pStyle w:val="ListBullet"/>
+      </w:pPr>
+      <w:r>
+        <w:t>2. Reject A on the non-negative value rule.</w:t>
+      </w:r>
+    </w:p>
+    <w:p>
+      <w:pPr>
+        <w:pStyle w:val="ListBullet"/>
+      </w:pPr>
+      <w:r>
+        <w:t>3. We can decide the result without examining the changed input or the procedure.</w:t>
+      </w:r>
+    </w:p>
+    <w:p>
+      <w:pPr>
+        <w:pStyle w:val="Heading3"/>
+      </w:pPr>
+      <w:r>
+        <w:t>My selected conclusion, deciding fact and explanation</w:t>
+      </w:r>
+    </w:p>
+    <w:p>
+      <w:r>
+        <w:t>________________________________________________________________</w:t>
+      </w:r>
+    </w:p>
+    <w:p>
+      <w:r>
+        <w:t>________________________________________________________________</w:t>
+      </w:r>
+    </w:p>
+    <w:p>
+      <w:r>
+        <w:t>________________________________________________________________</w:t>
+      </w:r>
+    </w:p>
+    <w:p>
+      <w:r>
+        <w:t>________________________________________________________________</w:t>
+      </w:r>
+    </w:p>
+    <w:p>
+      <w:r>
+        <w:t>________________________________________________________________</w:t>
+      </w:r>
+    </w:p>
+    <w:p>
+      <w:pPr>
+        <w:pStyle w:val="ListBullet"/>
+      </w:pPr>
+      <w:r>
+        <w:t>Hint if needed: Use the changed condition and the deciding step in the pictorial trace. The answer must say what follows from those facts.</w:t>
+      </w:r>
+    </w:p>
+    <w:p>
+      <w:pPr>
+        <w:pStyle w:val="Heading2"/>
+      </w:pPr>
+      <w:r>
+        <w:t>Check after the changed attempt · reference / check after trying</w:t>
+      </w:r>
+    </w:p>
+    <w:p>
+      <w:pPr>
+        <w:spacing w:line="336" w:lineRule="auto" w:after="180"/>
+      </w:pPr>
+      <w:r>
+        <w:rPr>
+          <w:b w:val="0"/>
+        </w:rPr>
+        <w:t>After your attempt, compare with the supported explanation: Reject A on the non-negative value rule. The type is correct but the value is outside its accepted range.</w:t>
+      </w:r>
+    </w:p>
+    <w:p>
+      <w:pPr>
+        <w:pStyle w:val="Heading2"/>
+      </w:pPr>
+      <w:r>
+        <w:t>Repair and retain the record</w:t>
+      </w:r>
+    </w:p>
+    <w:p>
+      <w:pPr>
+        <w:spacing w:line="336" w:lineRule="auto" w:after="180"/>
+      </w:pPr>
+      <w:r>
+        <w:rPr>
+          <w:b w:val="0"/>
+        </w:rPr>
+        <w:t xml:space="preserve">Review Architecture and data flow (ai-6/2). Goal: Explain the </w:t>
       </w:r>
       <w:r>
         <w:rPr>
@@ -3345,63 +4578,41 @@
         <w:rPr>
           <w:b w:val="0"/>
         </w:rPr>
-        <w:t xml:space="preserve"> and terminology of typed contracts and </w:t>
+        <w:t xml:space="preserve"> and terminology of architecture and data flow. Short practice: Label what moves along the library request, retrieval and drafting arrows.</w:t>
+      </w:r>
+    </w:p>
+    <w:p>
+      <w:pPr>
+        <w:spacing w:line="336" w:lineRule="auto" w:after="180"/>
+      </w:pPr>
+      <w:r>
+        <w:rPr>
+          <w:b w:val="0"/>
+        </w:rPr>
+        <w:t>Where does 17:30 come from, and why must the service stop if the retrieval arrow is disconnected?. Return to this week and explain what you changed.</w:t>
+      </w:r>
+    </w:p>
+    <w:p>
+      <w:pPr>
+        <w:spacing w:line="336" w:lineRule="auto" w:after="180"/>
+      </w:pPr>
+      <w:r>
+        <w:rPr>
+          <w:b w:val="0"/>
+        </w:rPr>
+        <w:t xml:space="preserve">The browser lab lets you edit the supported Python examples already included in this lesson. Predict first, run, inspect the actual </w:t>
       </w:r>
       <w:r>
         <w:rPr>
           <w:b/>
         </w:rPr>
-        <w:t>schema</w:t>
+        <w:t>output</w:t>
       </w:r>
       <w:r>
         <w:rPr>
           <w:b w:val="0"/>
         </w:rPr>
-        <w:t>s</w:t>
-      </w:r>
-    </w:p>
-    <w:p>
-      <w:pPr>
-        <w:pStyle w:val="Heading3"/>
-      </w:pPr>
-      <w:r>
-        <w:t>My deciding step, evidence and one remaining question</w:t>
-      </w:r>
-    </w:p>
-    <w:p>
-      <w:r>
-        <w:t>________________________________________________________________</w:t>
-      </w:r>
-    </w:p>
-    <w:p>
-      <w:r>
-        <w:t>________________________________________________________________</w:t>
-      </w:r>
-    </w:p>
-    <w:p>
-      <w:r>
-        <w:t>________________________________________________________________</w:t>
-      </w:r>
-    </w:p>
-    <w:p>
-      <w:r>
-        <w:t>________________________________________________________________</w:t>
-      </w:r>
-    </w:p>
-    <w:p>
-      <w:r>
-        <w:t>________________________________________________________________</w:t>
-      </w:r>
-    </w:p>
-    <w:p>
-      <w:pPr>
-        <w:spacing w:line="336" w:lineRule="auto" w:after="180"/>
-      </w:pPr>
-      <w:r>
-        <w:rPr>
-          <w:b w:val="0"/>
-        </w:rPr>
-        <w:t xml:space="preserve">If you are unsure, return to the worked picture and explain one arrow. If you are ready, change an </w:t>
+        <w:t xml:space="preserve"> or error, change one </w:t>
       </w:r>
       <w:r>
         <w:rPr>
@@ -3413,7 +4624,18 @@
         <w:rPr>
           <w:b w:val="0"/>
         </w:rPr>
-        <w:t xml:space="preserve"> or assumption and justify your </w:t>
+        <w:t>, then run again.</w:t>
+      </w:r>
+    </w:p>
+    <w:p>
+      <w:pPr>
+        <w:spacing w:line="336" w:lineRule="auto" w:after="180"/>
+      </w:pPr>
+      <w:r>
+        <w:rPr>
+          <w:b w:val="0"/>
+        </w:rPr>
+        <w:t xml:space="preserve">Keep code, </w:t>
       </w:r>
       <w:r>
         <w:rPr>
@@ -3425,7 +4647,7 @@
         <w:rPr>
           <w:b w:val="0"/>
         </w:rPr>
-        <w:t>.</w:t>
+        <w:t>s, actual results and a reasoned revision together. On paper, label your result as a trace rather than an execution.</w:t>
       </w:r>
     </w:p>
     <w:p>
@@ -3436,7 +4658,7 @@
         <w:rPr>
           <w:b w:val="0"/>
         </w:rPr>
-        <w:t xml:space="preserve">Save your workbook </w:t>
+        <w:t xml:space="preserve">Use Download completed work in the hosted lesson to export your answers, reflections, practice feedback and code-run </w:t>
       </w:r>
       <w:r>
         <w:rPr>
@@ -3448,20 +4670,26 @@
         <w:rPr>
           <w:b w:val="0"/>
         </w:rPr>
-        <w:t>. At the next review, try a different case before opening your old answer.</w:t>
-      </w:r>
-    </w:p>
-    <w:p>
-      <w:pPr>
-        <w:pStyle w:val="Heading1"/>
-      </w:pPr>
-      <w:r>
-        <w:t>17. Supported practice, repair and portfolio</w:t>
-      </w:r>
-    </w:p>
-    <w:p>
-      <w:r>
-        <w:t>Attempt supported questions before using hints or feedback. Review a missing building block, then keep the completed work.</w:t>
+        <w:t>. Open the HTML copy to read or print it.</w:t>
+      </w:r>
+    </w:p>
+    <w:p>
+      <w:pPr>
+        <w:spacing w:line="336" w:lineRule="auto" w:after="180"/>
+      </w:pPr>
+      <w:r>
+        <w:rPr>
+          <w:b w:val="0"/>
+        </w:rPr>
+        <w:t>Drafts stay in this browser when storage is available; clear drafts on a shared device.</w:t>
+      </w:r>
+    </w:p>
+    <w:p>
+      <w:pPr>
+        <w:pStyle w:val="Heading2"/>
+      </w:pPr>
+      <w:r>
+        <w:t>Earlier wording, alternatives and picture transcripts · reference / check after trying</w:t>
       </w:r>
     </w:p>
     <w:p>
@@ -3477,68 +4705,10 @@
     </w:p>
     <w:p>
       <w:pPr>
-        <w:spacing w:line="336" w:lineRule="auto" w:after="180"/>
-      </w:pPr>
-      <w:r>
-        <w:rPr>
-          <w:b w:val="0"/>
-        </w:rPr>
-        <w:t>A labelled sample record. A lab tool accepts a string sample_id and an integer count of at least zero.</w:t>
-      </w:r>
-    </w:p>
-    <w:p>
-      <w:pPr>
         <w:pStyle w:val="Heading3"/>
       </w:pPr>
       <w:r>
-        <w:t>Practice 1: explain the deciding evidence</w:t>
-      </w:r>
-    </w:p>
-    <w:p>
-      <w:pPr>
-        <w:spacing w:line="336" w:lineRule="auto" w:after="180"/>
-      </w:pPr>
-      <w:r>
-        <w:rPr>
-          <w:b w:val="0"/>
-        </w:rPr>
-        <w:t>Which labelled step matches this detail? Accept A; reject B before running the lab operation.</w:t>
-      </w:r>
-    </w:p>
-    <w:p>
-      <w:pPr>
-        <w:spacing w:line="336" w:lineRule="auto" w:after="180"/>
-        <w:shd w:fill="F4F9FC"/>
-      </w:pPr>
-      <w:r>
-        <w:rPr>
-          <w:b w:val="0"/>
-        </w:rPr>
-        <w:t>1. Inspect A</w:t>
-      </w:r>
-    </w:p>
-    <w:p>
-      <w:pPr>
-        <w:spacing w:line="336" w:lineRule="auto" w:after="180"/>
-        <w:shd w:fill="F4F9FC"/>
-      </w:pPr>
-      <w:r>
-        <w:rPr>
-          <w:b w:val="0"/>
-        </w:rPr>
-        <w:t>2. Inspect B</w:t>
-      </w:r>
-    </w:p>
-    <w:p>
-      <w:pPr>
-        <w:spacing w:line="336" w:lineRule="auto" w:after="180"/>
-        <w:shd w:fill="F4F9FC"/>
-      </w:pPr>
-      <w:r>
-        <w:rPr>
-          <w:b w:val="0"/>
-        </w:rPr>
-        <w:t>3. Return status</w:t>
+        <w:t>Repair a missing building block</w:t>
       </w:r>
     </w:p>
     <w:p>
@@ -3546,32 +4716,7 @@
         <w:pStyle w:val="Heading3"/>
       </w:pPr>
       <w:r>
-        <w:t>My selected conclusion, deciding fact and explanation</w:t>
-      </w:r>
-    </w:p>
-    <w:p>
-      <w:r>
-        <w:t>________________________________________________________________</w:t>
-      </w:r>
-    </w:p>
-    <w:p>
-      <w:r>
-        <w:t>________________________________________________________________</w:t>
-      </w:r>
-    </w:p>
-    <w:p>
-      <w:r>
-        <w:t>________________________________________________________________</w:t>
-      </w:r>
-    </w:p>
-    <w:p>
-      <w:r>
-        <w:t>________________________________________________________________</w:t>
-      </w:r>
-    </w:p>
-    <w:p>
-      <w:r>
-        <w:t>________________________________________________________________</w:t>
+        <w:t>Predict, run and debug</w:t>
       </w:r>
     </w:p>
     <w:p>
@@ -3579,392 +4724,25 @@
         <w:pStyle w:val="Heading3"/>
       </w:pPr>
       <w:r>
-        <w:t>Hint · try first</w:t>
-      </w:r>
-    </w:p>
-    <w:p>
-      <w:pPr>
-        <w:spacing w:line="336" w:lineRule="auto" w:after="180"/>
-        <w:shd w:fill="F1F6F8"/>
-      </w:pPr>
-      <w:r>
-        <w:rPr>
-          <w:b w:val="0"/>
-        </w:rPr>
-        <w:t>Hint if needed: Read the steps in the pictorial case. Match the supplied detail to the stage that performs or records it.</w:t>
-      </w:r>
-    </w:p>
-    <w:p>
-      <w:pPr>
-        <w:pStyle w:val="Heading3"/>
-      </w:pPr>
-      <w:r>
-        <w:t>Feedback · compare after trying</w:t>
-      </w:r>
-    </w:p>
-    <w:p>
-      <w:pPr>
-        <w:spacing w:line="336" w:lineRule="auto" w:after="180"/>
-        <w:shd w:fill="F1F6FC"/>
-      </w:pPr>
-      <w:r>
-        <w:rPr>
-          <w:b w:val="0"/>
-        </w:rPr>
-        <w:t xml:space="preserve">After your attempt, compare with the supported explanation: Return status Accept A; reject B before running the lab operation. A </w:t>
-      </w:r>
-      <w:r>
-        <w:rPr>
-          <w:b/>
-        </w:rPr>
-        <w:t>schema</w:t>
-      </w:r>
-      <w:r>
-        <w:rPr>
-          <w:b w:val="0"/>
-        </w:rPr>
-        <w:t xml:space="preserve"> checks declared structure.</w:t>
-      </w:r>
-    </w:p>
-    <w:p>
-      <w:pPr>
-        <w:spacing w:line="336" w:lineRule="auto" w:after="180"/>
-        <w:shd w:fill="F1F6FC"/>
-      </w:pPr>
-      <w:r>
-        <w:rPr>
-          <w:b w:val="0"/>
-        </w:rPr>
-        <w:t>Looking like a number is different from having the required numeric type.</w:t>
-      </w:r>
-    </w:p>
-    <w:p>
-      <w:pPr>
-        <w:pStyle w:val="Heading3"/>
-      </w:pPr>
-      <w:r>
-        <w:t>Practice 2: explain the deciding evidence</w:t>
-      </w:r>
-    </w:p>
-    <w:p>
-      <w:pPr>
-        <w:pStyle w:val="Heading3"/>
-      </w:pPr>
-      <w:r>
-        <w:t>Changed case · predict first</w:t>
-      </w:r>
-    </w:p>
-    <w:p>
-      <w:pPr>
-        <w:spacing w:line="336" w:lineRule="auto" w:after="180"/>
-        <w:shd w:fill="F5F1FB"/>
-      </w:pPr>
-      <w:r>
-        <w:rPr>
-          <w:b w:val="0"/>
-        </w:rPr>
-        <w:t>Changed-case practice: Change A count to -1. Which conclusion is supported by the supplied facts?</w:t>
-      </w:r>
-    </w:p>
-    <w:p>
-      <w:pPr>
-        <w:spacing w:line="336" w:lineRule="auto" w:after="180"/>
-        <w:shd w:fill="F4F9FC"/>
-      </w:pPr>
-      <w:r>
-        <w:rPr>
-          <w:b w:val="0"/>
-        </w:rPr>
-        <w:t xml:space="preserve">1. This one example guarantees correct results for every future </w:t>
-      </w:r>
-      <w:r>
-        <w:rPr>
-          <w:b/>
-        </w:rPr>
-        <w:t>input</w:t>
-      </w:r>
-      <w:r>
-        <w:rPr>
-          <w:b w:val="0"/>
-        </w:rPr>
-        <w:t>.</w:t>
-      </w:r>
-    </w:p>
-    <w:p>
-      <w:pPr>
-        <w:spacing w:line="336" w:lineRule="auto" w:after="180"/>
-        <w:shd w:fill="F4F9FC"/>
-      </w:pPr>
-      <w:r>
-        <w:rPr>
-          <w:b w:val="0"/>
-        </w:rPr>
-        <w:t>2. Reject A on the non-negative value rule.</w:t>
-      </w:r>
-    </w:p>
-    <w:p>
-      <w:pPr>
-        <w:spacing w:line="336" w:lineRule="auto" w:after="180"/>
-        <w:shd w:fill="F4F9FC"/>
-      </w:pPr>
-      <w:r>
-        <w:rPr>
-          <w:b w:val="0"/>
-        </w:rPr>
-        <w:t xml:space="preserve">3. We can decide the result without examining the changed </w:t>
-      </w:r>
-      <w:r>
-        <w:rPr>
-          <w:b/>
-        </w:rPr>
-        <w:t>input</w:t>
-      </w:r>
-      <w:r>
-        <w:rPr>
-          <w:b w:val="0"/>
-        </w:rPr>
-        <w:t xml:space="preserve"> or the procedure.</w:t>
-      </w:r>
-    </w:p>
-    <w:p>
-      <w:pPr>
-        <w:pStyle w:val="Heading3"/>
-      </w:pPr>
-      <w:r>
-        <w:t>My selected conclusion, deciding fact and explanation</w:t>
-      </w:r>
-    </w:p>
-    <w:p>
-      <w:r>
-        <w:t>________________________________________________________________</w:t>
-      </w:r>
-    </w:p>
-    <w:p>
-      <w:r>
-        <w:t>________________________________________________________________</w:t>
-      </w:r>
-    </w:p>
-    <w:p>
-      <w:r>
-        <w:t>________________________________________________________________</w:t>
-      </w:r>
-    </w:p>
-    <w:p>
-      <w:r>
-        <w:t>________________________________________________________________</w:t>
-      </w:r>
-    </w:p>
-    <w:p>
-      <w:r>
-        <w:t>________________________________________________________________</w:t>
-      </w:r>
-    </w:p>
-    <w:p>
-      <w:pPr>
-        <w:pStyle w:val="Heading3"/>
-      </w:pPr>
-      <w:r>
-        <w:t>Hint · try first</w:t>
-      </w:r>
-    </w:p>
-    <w:p>
-      <w:pPr>
-        <w:spacing w:line="336" w:lineRule="auto" w:after="180"/>
-        <w:shd w:fill="F1F6F8"/>
-      </w:pPr>
-      <w:r>
-        <w:rPr>
-          <w:b w:val="0"/>
-        </w:rPr>
-        <w:t>Hint if needed: Use the changed condition and the deciding step in the pictorial trace. The answer must say what follows from those facts.</w:t>
-      </w:r>
-    </w:p>
-    <w:p>
-      <w:pPr>
-        <w:pStyle w:val="Heading3"/>
-      </w:pPr>
-      <w:r>
-        <w:t>Feedback · compare after trying</w:t>
-      </w:r>
-    </w:p>
-    <w:p>
-      <w:pPr>
-        <w:spacing w:line="336" w:lineRule="auto" w:after="180"/>
-        <w:shd w:fill="F1F6FC"/>
-      </w:pPr>
-      <w:r>
-        <w:rPr>
-          <w:b w:val="0"/>
-        </w:rPr>
-        <w:t>After your attempt, compare with the supported explanation: Reject A on the non-negative value rule. The type is correct but the value is outside its accepted range.</w:t>
-      </w:r>
-    </w:p>
-    <w:p>
-      <w:pPr>
-        <w:pStyle w:val="Heading3"/>
-      </w:pPr>
-      <w:r>
-        <w:t>Repair a missing building block</w:t>
-      </w:r>
-    </w:p>
-    <w:p>
-      <w:pPr>
-        <w:spacing w:line="336" w:lineRule="auto" w:after="180"/>
-      </w:pPr>
-      <w:r>
-        <w:rPr>
-          <w:b w:val="0"/>
-        </w:rPr>
-        <w:t xml:space="preserve">Review Architecture and data flow (ai-6/2). Goal: Explain the </w:t>
-      </w:r>
-      <w:r>
-        <w:rPr>
-          <w:b/>
-        </w:rPr>
-        <w:t>mechanism</w:t>
-      </w:r>
-      <w:r>
-        <w:rPr>
-          <w:b w:val="0"/>
-        </w:rPr>
-        <w:t xml:space="preserve"> and terminology of architecture and data flow. Short practice: Label what moves along the library request, retrieval and drafting arrows.</w:t>
-      </w:r>
-    </w:p>
-    <w:p>
-      <w:pPr>
-        <w:spacing w:line="336" w:lineRule="auto" w:after="180"/>
-      </w:pPr>
-      <w:r>
-        <w:rPr>
-          <w:b w:val="0"/>
-        </w:rPr>
-        <w:t>Where does 17:30 come from, and why must the service stop if the retrieval arrow is disconnected?. Return to this week and explain what you changed.</w:t>
-      </w:r>
-    </w:p>
-    <w:p>
-      <w:pPr>
-        <w:pStyle w:val="Heading3"/>
-      </w:pPr>
-      <w:r>
-        <w:t>Predict, run and debug</w:t>
-      </w:r>
-    </w:p>
-    <w:p>
-      <w:pPr>
-        <w:spacing w:line="336" w:lineRule="auto" w:after="180"/>
-      </w:pPr>
-      <w:r>
-        <w:rPr>
-          <w:b w:val="0"/>
-        </w:rPr>
-        <w:t xml:space="preserve">The browser lab lets you edit the supported Python examples already included in this lesson. Predict first, run, inspect the actual </w:t>
-      </w:r>
-      <w:r>
-        <w:rPr>
-          <w:b/>
-        </w:rPr>
-        <w:t>output</w:t>
-      </w:r>
-      <w:r>
-        <w:rPr>
-          <w:b w:val="0"/>
-        </w:rPr>
-        <w:t xml:space="preserve"> or error, change one </w:t>
-      </w:r>
-      <w:r>
-        <w:rPr>
-          <w:b/>
-        </w:rPr>
-        <w:t>input</w:t>
-      </w:r>
-      <w:r>
-        <w:rPr>
-          <w:b w:val="0"/>
-        </w:rPr>
-        <w:t>, then run again.</w:t>
-      </w:r>
-    </w:p>
-    <w:p>
-      <w:pPr>
-        <w:spacing w:line="336" w:lineRule="auto" w:after="180"/>
-      </w:pPr>
-      <w:r>
-        <w:rPr>
-          <w:b w:val="0"/>
-        </w:rPr>
-        <w:t xml:space="preserve">Keep code, </w:t>
-      </w:r>
-      <w:r>
-        <w:rPr>
-          <w:b/>
-        </w:rPr>
-        <w:t>prediction</w:t>
-      </w:r>
-      <w:r>
-        <w:rPr>
-          <w:b w:val="0"/>
-        </w:rPr>
-        <w:t>s, actual results and a reasoned revision together. On paper, label your result as a trace rather than an execution.</w:t>
-      </w:r>
-    </w:p>
-    <w:p>
-      <w:pPr>
-        <w:pStyle w:val="Heading3"/>
-      </w:pPr>
-      <w:r>
         <w:t>Keep your completed work</w:t>
       </w:r>
     </w:p>
     <w:p>
       <w:pPr>
-        <w:spacing w:line="336" w:lineRule="auto" w:after="180"/>
-      </w:pPr>
-      <w:r>
-        <w:rPr>
-          <w:b w:val="0"/>
-        </w:rPr>
-        <w:t xml:space="preserve">Use Download completed work in the hosted lesson to export your answers, reflections, practice feedback and code-run </w:t>
-      </w:r>
-      <w:r>
-        <w:rPr>
-          <w:b/>
-        </w:rPr>
-        <w:t>evidence</w:t>
-      </w:r>
-      <w:r>
-        <w:rPr>
-          <w:b w:val="0"/>
-        </w:rPr>
-        <w:t>. Open the HTML copy to read or print it.</w:t>
-      </w:r>
-    </w:p>
-    <w:p>
-      <w:pPr>
-        <w:spacing w:line="336" w:lineRule="auto" w:after="180"/>
-      </w:pPr>
-      <w:r>
-        <w:rPr>
-          <w:b w:val="0"/>
-        </w:rPr>
-        <w:t>Drafts stay in this browser when storage is available; clear drafts on a shared device.</w:t>
-      </w:r>
-    </w:p>
-    <w:p>
-      <w:pPr>
         <w:pStyle w:val="Heading1"/>
       </w:pPr>
       <w:r>
-        <w:t>18. Visual concept journey</w:t>
-      </w:r>
-    </w:p>
-    <w:p>
-      <w:r>
-        <w:t>Explain each Typed contracts and schemas graphic using its labels, deciding evidence and relevant limitation.</w:t>
-      </w:r>
-    </w:p>
-    <w:p>
-      <w:pPr>
-        <w:pStyle w:val="Heading3"/>
+        <w:t>18. Reference · Six-picture concept journey</w:t>
+      </w:r>
+    </w:p>
+    <w:p>
+      <w:r>
+        <w:t>Choose the picture that supports the current explanation.</w:t>
+      </w:r>
+    </w:p>
+    <w:p>
+      <w:pPr>
+        <w:pStyle w:val="Heading2"/>
       </w:pPr>
       <w:r>
         <w:t>01. Typed contracts and schemas: the case</w:t>
@@ -3975,7 +4753,7 @@
         <w:drawing>
           <wp:inline xmlns:a="http://schemas.openxmlformats.org/drawingml/2006/main" xmlns:pic="http://schemas.openxmlformats.org/drawingml/2006/picture">
             <wp:extent cx="5486400" cy="2834640"/>
-            <wp:docPr id="2" name="Picture 2" descr="A labelled sample record. A lab tool accepts a string sample_id and an integer count of at least zero. Supplied facts: A={sample_id:&quot;jar -8&quot;,count:4}; B={sample_id:&quot;jar -9&quot;,count:&quot;4&quot;}. No type conversion is allowed."/>
+            <wp:docPr id="4" name="Picture 4" descr="A labelled sample record. A lab tool accepts a string sample_id and an integer count of at least zero. Supplied facts: A={sample_id:&quot;jar -8&quot;,count:4}; B={sample_id:&quot;jar -9&quot;,count:&quot;4&quot;}. No type conversion is allowed."/>
             <wp:cNvGraphicFramePr>
               <a:graphicFrameLocks noChangeAspect="1"/>
             </wp:cNvGraphicFramePr>
@@ -3987,7 +4765,7 @@
                     <pic:cNvPicPr/>
                   </pic:nvPicPr>
                   <pic:blipFill>
-                    <a:blip r:embed="rId10"/>
+                    <a:blip r:embed="rId12"/>
                     <a:stretch>
                       <a:fillRect/>
                     </a:stretch>
@@ -4020,7 +4798,6 @@
     <w:p>
       <w:pPr>
         <w:spacing w:line="336" w:lineRule="auto" w:after="180"/>
-        <w:shd w:fill="F5F1FB"/>
       </w:pPr>
       <w:r>
         <w:rPr>
@@ -4031,7 +4808,7 @@
     </w:p>
     <w:p>
       <w:pPr>
-        <w:pStyle w:val="Heading3"/>
+        <w:pStyle w:val="Heading2"/>
       </w:pPr>
       <w:r>
         <w:t>02. Follow the deciding steps</w:t>
@@ -4042,7 +4819,7 @@
         <w:drawing>
           <wp:inline xmlns:a="http://schemas.openxmlformats.org/drawingml/2006/main" xmlns:pic="http://schemas.openxmlformats.org/drawingml/2006/picture">
             <wp:extent cx="5486400" cy="3182112"/>
-            <wp:docPr id="3" name="Picture 3" descr="Inspect A: The fields and integer count satisfy the contract. → Inspect B: The quoted count is a string, so B fails the type check. → Return status: Accept A; reject B before running the lab operation."/>
+            <wp:docPr id="5" name="Picture 5" descr="Inspect A: The fields and integer count satisfy the contract. → Inspect B: The quoted count is a string, so B fails the type check. → Return status: Accept A; reject B before running the lab operation."/>
             <wp:cNvGraphicFramePr>
               <a:graphicFrameLocks noChangeAspect="1"/>
             </wp:cNvGraphicFramePr>
@@ -4054,7 +4831,7 @@
                     <pic:cNvPicPr/>
                   </pic:nvPicPr>
                   <pic:blipFill>
-                    <a:blip r:embed="rId11"/>
+                    <a:blip r:embed="rId9"/>
                     <a:stretch>
                       <a:fillRect/>
                     </a:stretch>
@@ -4087,7 +4864,6 @@
     <w:p>
       <w:pPr>
         <w:spacing w:line="336" w:lineRule="auto" w:after="180"/>
-        <w:shd w:fill="F5F1FB"/>
       </w:pPr>
       <w:r>
         <w:rPr>
@@ -4110,7 +4886,7 @@
     </w:p>
     <w:p>
       <w:pPr>
-        <w:pStyle w:val="Heading3"/>
+        <w:pStyle w:val="Heading2"/>
       </w:pPr>
       <w:r>
         <w:t>03. Typed contracts and schemas — evidence trace</w:t>
@@ -4121,7 +4897,7 @@
         <w:drawing>
           <wp:inline xmlns:a="http://schemas.openxmlformats.org/drawingml/2006/main" xmlns:pic="http://schemas.openxmlformats.org/drawingml/2006/picture">
             <wp:extent cx="5486400" cy="2996184"/>
-            <wp:docPr id="4" name="Picture 4" descr="Typed contracts and schemas — evidence trace. Input room_id=B, requested_count=true passes a naive isinstance(value, int) check in Python. | Accept exactly room_id as a nonempty string and requested_count as a nonnegative integer excluding bool. Reject extra fields, missing fields and wrong types before processing. | Boolean is an int subclass in Python but excluded by this contract; use type(value) is int and validate nonnegative range."/>
+            <wp:docPr id="6" name="Picture 6" descr="Typed contracts and schemas — evidence trace. Input room_id=B, requested_count=true passes a naive isinstance(value, int) check in Python. | Accept exactly room_id as a nonempty string and requested_count as a nonnegative integer excluding bool. Reject extra fields, missing fields and wrong types before processing. | Boolean is an int subclass in Python but excluded by this contract; use type(value) is int and validate nonnegative range."/>
             <wp:cNvGraphicFramePr>
               <a:graphicFrameLocks noChangeAspect="1"/>
             </wp:cNvGraphicFramePr>
@@ -4133,7 +4909,7 @@
                     <pic:cNvPicPr/>
                   </pic:nvPicPr>
                   <pic:blipFill>
-                    <a:blip r:embed="rId12"/>
+                    <a:blip r:embed="rId13"/>
                     <a:stretch>
                       <a:fillRect/>
                     </a:stretch>
@@ -4230,7 +5006,6 @@
     <w:p>
       <w:pPr>
         <w:spacing w:line="336" w:lineRule="auto" w:after="180"/>
-        <w:shd w:fill="F5F1FB"/>
       </w:pPr>
       <w:r>
         <w:rPr>
@@ -4241,7 +5016,7 @@
     </w:p>
     <w:p>
       <w:pPr>
-        <w:pStyle w:val="Heading3"/>
+        <w:pStyle w:val="Heading2"/>
       </w:pPr>
       <w:r>
         <w:t>04. Change one thing. Trace what follows.</w:t>
@@ -4252,7 +5027,7 @@
         <w:drawing>
           <wp:inline xmlns:a="http://schemas.openxmlformats.org/drawingml/2006/main" xmlns:pic="http://schemas.openxmlformats.org/drawingml/2006/picture">
             <wp:extent cx="5486400" cy="3026664"/>
-            <wp:docPr id="5" name="Picture 5" descr="Original case: Accept A; reject B before running the lab operation. Changed condition: Change A count to -1. Expected result: Reject A on the non-negative value rule. Reason: The type is correct but the value is outside its accepted range."/>
+            <wp:docPr id="7" name="Picture 7" descr="Original case: Accept A; reject B before running the lab operation. Changed condition: Change A count to -1. Expected result: Reject A on the non-negative value rule. Reason: The type is correct but the value is outside its accepted range."/>
             <wp:cNvGraphicFramePr>
               <a:graphicFrameLocks noChangeAspect="1"/>
             </wp:cNvGraphicFramePr>
@@ -4264,7 +5039,7 @@
                     <pic:cNvPicPr/>
                   </pic:nvPicPr>
                   <pic:blipFill>
-                    <a:blip r:embed="rId13"/>
+                    <a:blip r:embed="rId10"/>
                     <a:stretch>
                       <a:fillRect/>
                     </a:stretch>
@@ -4308,7 +5083,6 @@
     <w:p>
       <w:pPr>
         <w:spacing w:line="336" w:lineRule="auto" w:after="180"/>
-        <w:shd w:fill="F5F1FB"/>
       </w:pPr>
       <w:r>
         <w:rPr>
@@ -4319,7 +5093,7 @@
     </w:p>
     <w:p>
       <w:pPr>
-        <w:pStyle w:val="Heading3"/>
+        <w:pStyle w:val="Heading2"/>
       </w:pPr>
       <w:r>
         <w:t>05. Connect the explanation to its limit</w:t>
@@ -4330,7 +5104,7 @@
         <w:drawing>
           <wp:inline xmlns:a="http://schemas.openxmlformats.org/drawingml/2006/main" xmlns:pic="http://schemas.openxmlformats.org/drawingml/2006/picture">
             <wp:extent cx="5486400" cy="2834640"/>
-            <wp:docPr id="6" name="Picture 6" descr="A schema checks declared structure. Looking like a number is different from having the required numeric type. Limit: Valid structure does not establish that the reported count is accurate."/>
+            <wp:docPr id="8" name="Picture 8" descr="A schema checks declared structure. Looking like a number is different from having the required numeric type. Limit: Valid structure does not establish that the reported count is accurate."/>
             <wp:cNvGraphicFramePr>
               <a:graphicFrameLocks noChangeAspect="1"/>
             </wp:cNvGraphicFramePr>
@@ -4387,7 +5161,6 @@
     <w:p>
       <w:pPr>
         <w:spacing w:line="336" w:lineRule="auto" w:after="180"/>
-        <w:shd w:fill="F5F1FB"/>
       </w:pPr>
       <w:r>
         <w:rPr>
@@ -4398,7 +5171,7 @@
     </w:p>
     <w:p>
       <w:pPr>
-        <w:pStyle w:val="Heading3"/>
+        <w:pStyle w:val="Heading2"/>
       </w:pPr>
       <w:r>
         <w:t>06. Make the idea visible in your project</w:t>
@@ -4409,7 +5182,7 @@
         <w:drawing>
           <wp:inline xmlns:a="http://schemas.openxmlformats.org/drawingml/2006/main" xmlns:pic="http://schemas.openxmlformats.org/drawingml/2006/picture">
             <wp:extent cx="5486400" cy="3529584"/>
-            <wp:docPr id="7" name="Picture 7" descr="For the Grounded Learning Service, retain an annotated trace and the changed-case result. Name the contract or evidence that makes the deciding step valid, so another team can review it. Draw your input, deciding step, result and limit. Supported question: Compare A’s count 4 with B’s count &quot;4&quot;. Which record passes, which gate rejects B, and why does changing A’s count to -1 create a different failure?"/>
+            <wp:docPr id="9" name="Picture 9" descr="For the Grounded Learning Service, retain an annotated trace and the changed-case result. Name the contract or evidence that makes the deciding step valid, so another team can review it. Draw your input, deciding step, result and limit. Supported question: Compare A’s count 4 with B’s count &quot;4&quot;. Which record passes, which gate rejects B, and why does changing A’s count to -1 create a different failure?"/>
             <wp:cNvGraphicFramePr>
               <a:graphicFrameLocks noChangeAspect="1"/>
             </wp:cNvGraphicFramePr>
@@ -4489,7 +5262,6 @@
     <w:p>
       <w:pPr>
         <w:spacing w:line="336" w:lineRule="auto" w:after="180"/>
-        <w:shd w:fill="F5F1FB"/>
       </w:pPr>
       <w:r>
         <w:rPr>
@@ -4508,6 +5280,62 @@
           <w:b w:val="0"/>
         </w:rPr>
         <w:t>.</w:t>
+      </w:r>
+    </w:p>
+    <w:p>
+      <w:pPr>
+        <w:pStyle w:val="Heading2"/>
+      </w:pPr>
+      <w:r>
+        <w:t>Earlier wording, alternatives and picture transcripts · reference / check after trying</w:t>
+      </w:r>
+    </w:p>
+    <w:p>
+      <w:pPr>
+        <w:pStyle w:val="Heading3"/>
+      </w:pPr>
+      <w:r>
+        <w:t>01. Typed contracts and schemas: the case</w:t>
+      </w:r>
+    </w:p>
+    <w:p>
+      <w:pPr>
+        <w:pStyle w:val="Heading3"/>
+      </w:pPr>
+      <w:r>
+        <w:t>02. Follow the deciding steps</w:t>
+      </w:r>
+    </w:p>
+    <w:p>
+      <w:pPr>
+        <w:pStyle w:val="Heading3"/>
+      </w:pPr>
+      <w:r>
+        <w:t>03. Typed contracts and schemas — evidence trace</w:t>
+      </w:r>
+    </w:p>
+    <w:p>
+      <w:pPr>
+        <w:pStyle w:val="Heading3"/>
+      </w:pPr>
+      <w:r>
+        <w:t>04. Change one thing. Trace what follows.</w:t>
+      </w:r>
+    </w:p>
+    <w:p>
+      <w:pPr>
+        <w:pStyle w:val="Heading3"/>
+      </w:pPr>
+      <w:r>
+        <w:t>05. Connect the explanation to its limit</w:t>
+      </w:r>
+    </w:p>
+    <w:p>
+      <w:pPr>
+        <w:pStyle w:val="Heading3"/>
+      </w:pPr>
+      <w:r>
+        <w:t>06. Make the idea visible in your project</w:t>
       </w:r>
     </w:p>
     <w:sectPr>
